--- a/Thesis Documents/BPL-LIEO - Manuscript - Rojean - 09-01-26.docx
+++ b/Thesis Documents/BPL-LIEO - Manuscript - Rojean - 09-01-26.docx
@@ -1,6 +1,6 @@
 
 <file path=word/document.xml><?xml version="1.0" encoding="utf-8"?>
-<w:document xmlns:wpc="http://schemas.microsoft.com/office/word/2010/wordprocessingCanvas" xmlns:cx="http://schemas.microsoft.com/office/drawing/2014/chartex" xmlns:cx1="http://schemas.microsoft.com/office/drawing/2015/9/8/chartex" xmlns:cx2="http://schemas.microsoft.com/office/drawing/2015/10/21/chartex" xmlns:cx3="http://schemas.microsoft.com/office/drawing/2016/5/9/chartex" xmlns:cx4="http://schemas.microsoft.com/office/drawing/2016/5/10/chartex" xmlns:cx5="http://schemas.microsoft.com/office/drawing/2016/5/11/chartex" xmlns:cx6="http://schemas.microsoft.com/office/drawing/2016/5/12/chartex" xmlns:cx7="http://schemas.microsoft.com/office/drawing/2016/5/13/chartex" xmlns:cx8="http://schemas.microsoft.com/office/drawing/2016/5/14/chartex" xmlns:mc="http://schemas.openxmlformats.org/markup-compatibility/2006" xmlns:m="http://schemas.openxmlformats.org/officeDocument/2006/math" xmlns:aink="http://schemas.microsoft.com/office/drawing/2016/ink" xmlns:am3d="http://schemas.microsoft.com/office/drawing/2017/model3d" xmlns:oel="http://schemas.microsoft.com/office/2019/extlst" xmlns:r="http://schemas.openxmlformats.org/officeDocument/2006/relationships" xmlns:wp14="http://schemas.microsoft.com/office/word/2010/wordprocessingDrawing" xmlns:wp="http://schemas.openxmlformats.org/drawingml/2006/wordprocessingDrawing" xmlns:wpg="http://schemas.microsoft.com/office/word/2010/wordprocessingGroup" xmlns:wpi="http://schemas.microsoft.com/office/word/2010/wordprocessingInk" xmlns:wps="http://schemas.microsoft.com/office/word/2010/wordprocessingShape" xmlns:o="urn:schemas-microsoft-com:office:office" xmlns:v="urn:schemas-microsoft-com:vml" xmlns:w10="urn:schemas-microsoft-com:office:word" xmlns:w="http://schemas.openxmlformats.org/wordprocessingml/2006/main" xmlns:w14="http://schemas.microsoft.com/office/word/2010/wordml" xmlns:w15="http://schemas.microsoft.com/office/word/2012/wordml" xmlns:w16cex="http://schemas.microsoft.com/office/word/2018/wordml/cex" xmlns:w16cid="http://schemas.microsoft.com/office/word/2016/wordml/cid" xmlns:w16="http://schemas.microsoft.com/office/word/2018/wordml" xmlns:w16sdtdh="http://schemas.microsoft.com/office/word/2020/wordml/sdtdatahash" xmlns:w16sdtfl="http://schemas.microsoft.com/office/word/2024/wordml/sdtformatlock" xmlns:w16se="http://schemas.microsoft.com/office/word/2015/wordml/symex" xmlns:w16du="http://schemas.microsoft.com/office/word/2023/wordml/word16du" xmlns:wne="http://schemas.microsoft.com/office/word/2006/wordml" mc:Ignorable="w14 w15 w16se w16cid w16 w16cex w16sdtdh w16sdtfl w16du wp14">
+<w:document xmlns:wpc="http://schemas.microsoft.com/office/word/2010/wordprocessingCanvas" xmlns:cx="http://schemas.microsoft.com/office/drawing/2014/chartex" xmlns:cx1="http://schemas.microsoft.com/office/drawing/2015/9/8/chartex" xmlns:cx2="http://schemas.microsoft.com/office/drawing/2015/10/21/chartex" xmlns:cx3="http://schemas.microsoft.com/office/drawing/2016/5/9/chartex" xmlns:cx4="http://schemas.microsoft.com/office/drawing/2016/5/10/chartex" xmlns:cx5="http://schemas.microsoft.com/office/drawing/2016/5/11/chartex" xmlns:cx6="http://schemas.microsoft.com/office/drawing/2016/5/12/chartex" xmlns:cx7="http://schemas.microsoft.com/office/drawing/2016/5/13/chartex" xmlns:cx8="http://schemas.microsoft.com/office/drawing/2016/5/14/chartex" xmlns:mc="http://schemas.openxmlformats.org/markup-compatibility/2006" xmlns:aink="http://schemas.microsoft.com/office/drawing/2016/ink" xmlns:am3d="http://schemas.microsoft.com/office/drawing/2017/model3d" xmlns:o="urn:schemas-microsoft-com:office:office" xmlns:oel="http://schemas.microsoft.com/office/2019/extlst" xmlns:r="http://schemas.openxmlformats.org/officeDocument/2006/relationships" xmlns:m="http://schemas.openxmlformats.org/officeDocument/2006/math" xmlns:v="urn:schemas-microsoft-com:vml" xmlns:wp14="http://schemas.microsoft.com/office/word/2010/wordprocessingDrawing" xmlns:wp="http://schemas.openxmlformats.org/drawingml/2006/wordprocessingDrawing" xmlns:w10="urn:schemas-microsoft-com:office:word" xmlns:w="http://schemas.openxmlformats.org/wordprocessingml/2006/main" xmlns:w14="http://schemas.microsoft.com/office/word/2010/wordml" xmlns:w15="http://schemas.microsoft.com/office/word/2012/wordml" xmlns:w16cex="http://schemas.microsoft.com/office/word/2018/wordml/cex" xmlns:w16cid="http://schemas.microsoft.com/office/word/2016/wordml/cid" xmlns:w16="http://schemas.microsoft.com/office/word/2018/wordml" xmlns:w16du="http://schemas.microsoft.com/office/word/2023/wordml/word16du" xmlns:w16sdtdh="http://schemas.microsoft.com/office/word/2020/wordml/sdtdatahash" xmlns:w16sdtfl="http://schemas.microsoft.com/office/word/2024/wordml/sdtformatlock" xmlns:w16se="http://schemas.microsoft.com/office/word/2015/wordml/symex" xmlns:wpg="http://schemas.microsoft.com/office/word/2010/wordprocessingGroup" xmlns:wpi="http://schemas.microsoft.com/office/word/2010/wordprocessingInk" xmlns:wne="http://schemas.microsoft.com/office/word/2006/wordml" xmlns:wps="http://schemas.microsoft.com/office/word/2010/wordprocessingShape" mc:Ignorable="w14 w15 w16se w16cid w16 w16cex w16sdtdh w16sdtfl w16du wp14">
   <w:body>
     <w:p>
       <w:pPr>
@@ -4951,25 +4951,7 @@
           <w:sz w:val="24"/>
           <w:szCs w:val="24"/>
         </w:rPr>
-        <w:t xml:space="preserve">Bachelor of Science in Computer Science. Don Mariano Marcos Memorial State University South La Union Campus, College of Computer Science, </w:t>
-      </w:r>
-      <w:proofErr w:type="spellStart"/>
-      <w:r>
-        <w:rPr>
-          <w:rFonts w:ascii="Times New Roman" w:hAnsi="Times New Roman" w:cs="Times New Roman"/>
-          <w:sz w:val="24"/>
-          <w:szCs w:val="24"/>
-        </w:rPr>
-        <w:t>Agoo</w:t>
-      </w:r>
-      <w:proofErr w:type="spellEnd"/>
-      <w:r>
-        <w:rPr>
-          <w:rFonts w:ascii="Times New Roman" w:hAnsi="Times New Roman" w:cs="Times New Roman"/>
-          <w:sz w:val="24"/>
-          <w:szCs w:val="24"/>
-        </w:rPr>
-        <w:t>, La Union.</w:t>
+        <w:t>Bachelor of Science in Computer Science. Don Mariano Marcos Memorial State University South La Union Campus, College of Computer Science, Agoo, La Union.</w:t>
       </w:r>
     </w:p>
     <w:p>
@@ -5503,67 +5485,7 @@
           <w:sz w:val="24"/>
           <w:szCs w:val="24"/>
         </w:rPr>
-        <w:t xml:space="preserve">Queue management has been studied as an important component of service systems because the way clients are assigned to available service personnel can directly affect waiting time and service efficiency. </w:t>
-      </w:r>
-      <w:proofErr w:type="spellStart"/>
-      <w:r>
-        <w:rPr>
-          <w:rFonts w:ascii="Times New Roman" w:eastAsia="Times New Roman" w:hAnsi="Times New Roman" w:cs="Times New Roman"/>
-          <w:bCs/>
-          <w:sz w:val="24"/>
-          <w:szCs w:val="24"/>
-        </w:rPr>
-        <w:t>Ainbinder</w:t>
-      </w:r>
-      <w:proofErr w:type="spellEnd"/>
-      <w:r>
-        <w:rPr>
-          <w:rFonts w:ascii="Times New Roman" w:eastAsia="Times New Roman" w:hAnsi="Times New Roman" w:cs="Times New Roman"/>
-          <w:bCs/>
-          <w:sz w:val="24"/>
-          <w:szCs w:val="24"/>
-        </w:rPr>
-        <w:t xml:space="preserve">, </w:t>
-      </w:r>
-      <w:proofErr w:type="spellStart"/>
-      <w:r>
-        <w:rPr>
-          <w:rFonts w:ascii="Times New Roman" w:eastAsia="Times New Roman" w:hAnsi="Times New Roman" w:cs="Times New Roman"/>
-          <w:bCs/>
-          <w:sz w:val="24"/>
-          <w:szCs w:val="24"/>
-        </w:rPr>
-        <w:t>Temnikov</w:t>
-      </w:r>
-      <w:proofErr w:type="spellEnd"/>
-      <w:r>
-        <w:rPr>
-          <w:rFonts w:ascii="Times New Roman" w:eastAsia="Times New Roman" w:hAnsi="Times New Roman" w:cs="Times New Roman"/>
-          <w:bCs/>
-          <w:sz w:val="24"/>
-          <w:szCs w:val="24"/>
-        </w:rPr>
-        <w:t xml:space="preserve">, and </w:t>
-      </w:r>
-      <w:proofErr w:type="spellStart"/>
-      <w:r>
-        <w:rPr>
-          <w:rFonts w:ascii="Times New Roman" w:eastAsia="Times New Roman" w:hAnsi="Times New Roman" w:cs="Times New Roman"/>
-          <w:bCs/>
-          <w:sz w:val="24"/>
-          <w:szCs w:val="24"/>
-        </w:rPr>
-        <w:t>Allalouf</w:t>
-      </w:r>
-      <w:proofErr w:type="spellEnd"/>
-      <w:r>
-        <w:rPr>
-          <w:rFonts w:ascii="Times New Roman" w:eastAsia="Times New Roman" w:hAnsi="Times New Roman" w:cs="Times New Roman"/>
-          <w:bCs/>
-          <w:sz w:val="24"/>
-          <w:szCs w:val="24"/>
-        </w:rPr>
-        <w:t xml:space="preserve"> (2024) compared global and local queue structures in systems with workers having different processing rates. </w:t>
+        <w:t xml:space="preserve">Queue management has been studied as an important component of service systems because the way clients are assigned to available service personnel can directly affect waiting time and service efficiency. Ainbinder, Temnikov, and Allalouf (2024) compared global and local queue structures in systems with workers having different processing rates. </w:t>
       </w:r>
       <w:r>
         <w:rPr>
@@ -5756,47 +5678,7 @@
           <w:sz w:val="24"/>
           <w:szCs w:val="24"/>
         </w:rPr>
-        <w:t xml:space="preserve">In Asia, queue management has also been applied through web-based and real-time technologies. </w:t>
-      </w:r>
-      <w:proofErr w:type="spellStart"/>
-      <w:r>
-        <w:rPr>
-          <w:rFonts w:ascii="Times New Roman" w:eastAsia="Times New Roman" w:hAnsi="Times New Roman" w:cs="Times New Roman"/>
-          <w:bCs/>
-          <w:sz w:val="24"/>
-          <w:szCs w:val="24"/>
-        </w:rPr>
-        <w:t>Chantima</w:t>
-      </w:r>
-      <w:proofErr w:type="spellEnd"/>
-      <w:r>
-        <w:rPr>
-          <w:rFonts w:ascii="Times New Roman" w:eastAsia="Times New Roman" w:hAnsi="Times New Roman" w:cs="Times New Roman"/>
-          <w:bCs/>
-          <w:sz w:val="24"/>
-          <w:szCs w:val="24"/>
-        </w:rPr>
-        <w:t xml:space="preserve"> and </w:t>
-      </w:r>
-      <w:proofErr w:type="spellStart"/>
-      <w:r>
-        <w:rPr>
-          <w:rFonts w:ascii="Times New Roman" w:eastAsia="Times New Roman" w:hAnsi="Times New Roman" w:cs="Times New Roman"/>
-          <w:bCs/>
-          <w:sz w:val="24"/>
-          <w:szCs w:val="24"/>
-        </w:rPr>
-        <w:t>Pochan</w:t>
-      </w:r>
-      <w:proofErr w:type="spellEnd"/>
-      <w:r>
-        <w:rPr>
-          <w:rFonts w:ascii="Times New Roman" w:eastAsia="Times New Roman" w:hAnsi="Times New Roman" w:cs="Times New Roman"/>
-          <w:bCs/>
-          <w:sz w:val="24"/>
-          <w:szCs w:val="24"/>
-        </w:rPr>
-        <w:t xml:space="preserve"> (2023), from Naresuan University in Thailand, </w:t>
+        <w:t xml:space="preserve">In Asia, queue management has also been applied through web-based and real-time technologies. Chantima and Pochan (2023), from Naresuan University in Thailand, </w:t>
       </w:r>
       <w:r>
         <w:rPr>
@@ -5893,87 +5775,7 @@
           <w:sz w:val="24"/>
           <w:szCs w:val="24"/>
         </w:rPr>
-        <w:t xml:space="preserve">Santoso et al. (2024), from </w:t>
-      </w:r>
-      <w:proofErr w:type="spellStart"/>
-      <w:r>
-        <w:rPr>
-          <w:rFonts w:ascii="Times New Roman" w:eastAsia="Times New Roman" w:hAnsi="Times New Roman" w:cs="Times New Roman"/>
-          <w:bCs/>
-          <w:sz w:val="24"/>
-          <w:szCs w:val="24"/>
-        </w:rPr>
-        <w:t>Politeknik</w:t>
-      </w:r>
-      <w:proofErr w:type="spellEnd"/>
-      <w:r>
-        <w:rPr>
-          <w:rFonts w:ascii="Times New Roman" w:eastAsia="Times New Roman" w:hAnsi="Times New Roman" w:cs="Times New Roman"/>
-          <w:bCs/>
-          <w:sz w:val="24"/>
-          <w:szCs w:val="24"/>
-        </w:rPr>
-        <w:t xml:space="preserve"> Caltex </w:t>
-      </w:r>
-      <w:proofErr w:type="spellStart"/>
-      <w:r>
-        <w:rPr>
-          <w:rFonts w:ascii="Times New Roman" w:eastAsia="Times New Roman" w:hAnsi="Times New Roman" w:cs="Times New Roman"/>
-          <w:bCs/>
-          <w:sz w:val="24"/>
-          <w:szCs w:val="24"/>
-        </w:rPr>
-        <w:t>Riau</w:t>
-      </w:r>
-      <w:proofErr w:type="spellEnd"/>
-      <w:r>
-        <w:rPr>
-          <w:rFonts w:ascii="Times New Roman" w:eastAsia="Times New Roman" w:hAnsi="Times New Roman" w:cs="Times New Roman"/>
-          <w:bCs/>
-          <w:sz w:val="24"/>
-          <w:szCs w:val="24"/>
-        </w:rPr>
-        <w:t xml:space="preserve"> in Indonesia, developed a queue management system for </w:t>
-      </w:r>
-      <w:proofErr w:type="spellStart"/>
-      <w:r>
-        <w:rPr>
-          <w:rFonts w:ascii="Times New Roman" w:eastAsia="Times New Roman" w:hAnsi="Times New Roman" w:cs="Times New Roman"/>
-          <w:bCs/>
-          <w:sz w:val="24"/>
-          <w:szCs w:val="24"/>
-        </w:rPr>
-        <w:t>Puskesmas</w:t>
-      </w:r>
-      <w:proofErr w:type="spellEnd"/>
-      <w:r>
-        <w:rPr>
-          <w:rFonts w:ascii="Times New Roman" w:eastAsia="Times New Roman" w:hAnsi="Times New Roman" w:cs="Times New Roman"/>
-          <w:bCs/>
-          <w:sz w:val="24"/>
-          <w:szCs w:val="24"/>
-        </w:rPr>
-        <w:t xml:space="preserve"> </w:t>
-      </w:r>
-      <w:proofErr w:type="spellStart"/>
-      <w:r>
-        <w:rPr>
-          <w:rFonts w:ascii="Times New Roman" w:eastAsia="Times New Roman" w:hAnsi="Times New Roman" w:cs="Times New Roman"/>
-          <w:bCs/>
-          <w:sz w:val="24"/>
-          <w:szCs w:val="24"/>
-        </w:rPr>
-        <w:t>Umban</w:t>
-      </w:r>
-      <w:proofErr w:type="spellEnd"/>
-      <w:r>
-        <w:rPr>
-          <w:rFonts w:ascii="Times New Roman" w:eastAsia="Times New Roman" w:hAnsi="Times New Roman" w:cs="Times New Roman"/>
-          <w:bCs/>
-          <w:sz w:val="24"/>
-          <w:szCs w:val="24"/>
-        </w:rPr>
-        <w:t xml:space="preserve"> Sari. The system was designed as an Android- and website-based online queueing system to address difficulties in managing patient queues. </w:t>
+        <w:t xml:space="preserve">Santoso et al. (2024), from Politeknik Caltex Riau in Indonesia, developed a queue management system for Puskesmas Umban Sari. The system was designed as an Android- and website-based online queueing system to address difficulties in managing patient queues. </w:t>
       </w:r>
       <w:r>
         <w:rPr>
@@ -6031,27 +5833,7 @@
           <w:sz w:val="24"/>
           <w:szCs w:val="24"/>
         </w:rPr>
-        <w:t xml:space="preserve">Fauzi and Suhaimi (2026) developed and evaluated </w:t>
-      </w:r>
-      <w:proofErr w:type="spellStart"/>
-      <w:r>
-        <w:rPr>
-          <w:rFonts w:ascii="Times New Roman" w:eastAsia="Times New Roman" w:hAnsi="Times New Roman" w:cs="Times New Roman"/>
-          <w:bCs/>
-          <w:sz w:val="24"/>
-          <w:szCs w:val="24"/>
-        </w:rPr>
-        <w:t>QKlinik</w:t>
-      </w:r>
-      <w:proofErr w:type="spellEnd"/>
-      <w:r>
-        <w:rPr>
-          <w:rFonts w:ascii="Times New Roman" w:eastAsia="Times New Roman" w:hAnsi="Times New Roman" w:cs="Times New Roman"/>
-          <w:bCs/>
-          <w:sz w:val="24"/>
-          <w:szCs w:val="24"/>
-        </w:rPr>
-        <w:t xml:space="preserve">, a web-based queue management system for outpatient clinics in Malaysia. The system incorporated online queue-number reservation, QR-code access, real-time waiting-status tracking, and an integrated interface for clinic-related services. The study addressed the need for greater </w:t>
+        <w:t xml:space="preserve">Fauzi and Suhaimi (2026) developed and evaluated QKlinik, a web-based queue management system for outpatient clinics in Malaysia. The system incorporated online queue-number reservation, QR-code access, real-time waiting-status tracking, and an integrated interface for clinic-related services. The study addressed the need for greater </w:t>
       </w:r>
       <w:r>
         <w:rPr>
@@ -6177,27 +5959,7 @@
           <w:sz w:val="24"/>
           <w:szCs w:val="24"/>
         </w:rPr>
-        <w:t xml:space="preserve">Dela Merced, </w:t>
-      </w:r>
-      <w:proofErr w:type="spellStart"/>
-      <w:r>
-        <w:rPr>
-          <w:rFonts w:ascii="Times New Roman" w:eastAsia="Times New Roman" w:hAnsi="Times New Roman" w:cs="Times New Roman"/>
-          <w:bCs/>
-          <w:sz w:val="24"/>
-          <w:szCs w:val="24"/>
-        </w:rPr>
-        <w:t>Balmeo</w:t>
-      </w:r>
-      <w:proofErr w:type="spellEnd"/>
-      <w:r>
-        <w:rPr>
-          <w:rFonts w:ascii="Times New Roman" w:eastAsia="Times New Roman" w:hAnsi="Times New Roman" w:cs="Times New Roman"/>
-          <w:bCs/>
-          <w:sz w:val="24"/>
-          <w:szCs w:val="24"/>
-        </w:rPr>
-        <w:t xml:space="preserve">, and De Castro (2024) examined the client perspective of the Electronic Business One-Stop Shop (eBOSS) among small and medium enterprises in Quezon City. Their study investigated the relationship between the implementation of eBOSS and client satisfaction and identified opportunities for improving the electronic platform. This study is useful to the present research because it demonstrates that digital business permitting should be examined not only from the perspective of government personnel but also from the perspective of clients who use the service. The present study similarly considers both clients and </w:t>
+        <w:t xml:space="preserve">Dela Merced, Balmeo, and De Castro (2024) examined the client perspective of the Electronic Business One-Stop Shop (eBOSS) among small and medium enterprises in Quezon City. Their study investigated the relationship between the implementation of eBOSS and client satisfaction and identified opportunities for improving the electronic platform. This study is useful to the present research because it demonstrates that digital business permitting should be examined not only from the perspective of government personnel but also from the perspective of clients who use the service. The present study similarly considers both clients and </w:t>
       </w:r>
       <w:r>
         <w:rPr>
@@ -6252,7 +6014,6 @@
           <w:szCs w:val="24"/>
         </w:rPr>
       </w:pPr>
-      <w:proofErr w:type="spellStart"/>
       <w:r>
         <w:rPr>
           <w:rFonts w:ascii="Times New Roman" w:eastAsia="Times New Roman" w:hAnsi="Times New Roman" w:cs="Times New Roman"/>
@@ -6261,37 +6022,7 @@
           <w:szCs w:val="24"/>
         </w:rPr>
         <w:lastRenderedPageBreak/>
-        <w:t>Alegado</w:t>
-      </w:r>
-      <w:proofErr w:type="spellEnd"/>
-      <w:r>
-        <w:rPr>
-          <w:rFonts w:ascii="Times New Roman" w:eastAsia="Times New Roman" w:hAnsi="Times New Roman" w:cs="Times New Roman"/>
-          <w:bCs/>
-          <w:sz w:val="24"/>
-          <w:szCs w:val="24"/>
-        </w:rPr>
-        <w:t xml:space="preserve"> and </w:t>
-      </w:r>
-      <w:proofErr w:type="spellStart"/>
-      <w:r>
-        <w:rPr>
-          <w:rFonts w:ascii="Times New Roman" w:eastAsia="Times New Roman" w:hAnsi="Times New Roman" w:cs="Times New Roman"/>
-          <w:bCs/>
-          <w:sz w:val="24"/>
-          <w:szCs w:val="24"/>
-        </w:rPr>
-        <w:t>Himo</w:t>
-      </w:r>
-      <w:proofErr w:type="spellEnd"/>
-      <w:r>
-        <w:rPr>
-          <w:rFonts w:ascii="Times New Roman" w:eastAsia="Times New Roman" w:hAnsi="Times New Roman" w:cs="Times New Roman"/>
-          <w:bCs/>
-          <w:sz w:val="24"/>
-          <w:szCs w:val="24"/>
-        </w:rPr>
-        <w:t xml:space="preserve"> (2022) developed a Community Request Queue Management System for the Local Government Unit of Cabanatuan City. The study addressed difficulties involving manual storage of information, retrieval of records, and service arrangements within a local government setting. The system followed the stages of requirements analysis, system design, development, testing, deployment, and maintenance. This study is particularly relevant because it demonstrates the application of a computerized queue and records-management approach in a Philippine local government environment. The present study extends this concept by focusing specifically on business permit-related transactions and real-time staff-controlled queue operations.</w:t>
+        <w:t>Alegado and Himo (2022) developed a Community Request Queue Management System for the Local Government Unit of Cabanatuan City. The study addressed difficulties involving manual storage of information, retrieval of records, and service arrangements within a local government setting. The system followed the stages of requirements analysis, system design, development, testing, deployment, and maintenance. This study is particularly relevant because it demonstrates the application of a computerized queue and records-management approach in a Philippine local government environment. The present study extends this concept by focusing specifically on business permit-related transactions and real-time staff-controlled queue operations.</w:t>
       </w:r>
     </w:p>
     <w:p>
@@ -6425,47 +6156,7 @@
           <w:sz w:val="24"/>
           <w:szCs w:val="24"/>
         </w:rPr>
-        <w:t xml:space="preserve">Regional government developments show continuing digitalization of business permit services. In 2024, the Anti-Red Tape Authority recognized </w:t>
-      </w:r>
-      <w:proofErr w:type="spellStart"/>
-      <w:r>
-        <w:rPr>
-          <w:rFonts w:ascii="Times New Roman" w:eastAsia="Times New Roman" w:hAnsi="Times New Roman" w:cs="Times New Roman"/>
-          <w:bCs/>
-          <w:sz w:val="24"/>
-          <w:szCs w:val="24"/>
-        </w:rPr>
-        <w:t>Bacnotan</w:t>
-      </w:r>
-      <w:proofErr w:type="spellEnd"/>
-      <w:r>
-        <w:rPr>
-          <w:rFonts w:ascii="Times New Roman" w:eastAsia="Times New Roman" w:hAnsi="Times New Roman" w:cs="Times New Roman"/>
-          <w:bCs/>
-          <w:sz w:val="24"/>
-          <w:szCs w:val="24"/>
-        </w:rPr>
-        <w:t xml:space="preserve">, La Union for fully complying with the eBOSS system. The municipality was reported as the second LGU in the </w:t>
-      </w:r>
-      <w:proofErr w:type="spellStart"/>
-      <w:r>
-        <w:rPr>
-          <w:rFonts w:ascii="Times New Roman" w:eastAsia="Times New Roman" w:hAnsi="Times New Roman" w:cs="Times New Roman"/>
-          <w:bCs/>
-          <w:sz w:val="24"/>
-          <w:szCs w:val="24"/>
-        </w:rPr>
-        <w:t>Ilocos</w:t>
-      </w:r>
-      <w:proofErr w:type="spellEnd"/>
-      <w:r>
-        <w:rPr>
-          <w:rFonts w:ascii="Times New Roman" w:eastAsia="Times New Roman" w:hAnsi="Times New Roman" w:cs="Times New Roman"/>
-          <w:bCs/>
-          <w:sz w:val="24"/>
-          <w:szCs w:val="24"/>
-        </w:rPr>
-        <w:t xml:space="preserve"> Region, after the City of San Fernando, La Union, to pass ARTA's assessment of fully streamlined and digitalized business permit application-to-issuance processes. The eBOSS implementation included a unified application form, electronic tax bills or orders of payment, online uploading of requirements, electronic permits, </w:t>
+        <w:t xml:space="preserve">Regional government developments show continuing digitalization of business permit services. In 2024, the Anti-Red Tape Authority recognized Bacnotan, La Union for fully complying with the eBOSS system. The municipality was reported as the second LGU in the Ilocos Region, after the City of San Fernando, La Union, to pass ARTA's assessment of fully streamlined and digitalized business permit application-to-issuance processes. The eBOSS implementation included a unified application form, electronic tax bills or orders of payment, online uploading of requirements, electronic permits, </w:t>
       </w:r>
       <w:r>
         <w:rPr>
@@ -6554,47 +6245,7 @@
           <w:sz w:val="24"/>
           <w:szCs w:val="24"/>
         </w:rPr>
-        <w:t xml:space="preserve">Within La Union, local government units have implemented different approaches to business permit processing. In </w:t>
-      </w:r>
-      <w:proofErr w:type="spellStart"/>
-      <w:r>
-        <w:rPr>
-          <w:rFonts w:ascii="Times New Roman" w:eastAsia="Times New Roman" w:hAnsi="Times New Roman" w:cs="Times New Roman"/>
-          <w:bCs/>
-          <w:sz w:val="24"/>
-          <w:szCs w:val="24"/>
-        </w:rPr>
-        <w:t>Agoo</w:t>
-      </w:r>
-      <w:proofErr w:type="spellEnd"/>
-      <w:r>
-        <w:rPr>
-          <w:rFonts w:ascii="Times New Roman" w:eastAsia="Times New Roman" w:hAnsi="Times New Roman" w:cs="Times New Roman"/>
-          <w:bCs/>
-          <w:sz w:val="24"/>
-          <w:szCs w:val="24"/>
-        </w:rPr>
-        <w:t xml:space="preserve">, La Union, the Municipal Government organized its 2025 Business One-Stop Shop through the Municipal Treasury Office and Business Permit and Licensing Office. The BOSS brought representatives from different LGU offices and agencies, including the Bureau of Fire Protection, Sangguniang Bayan Office, Municipal Engineering Office, and </w:t>
-      </w:r>
-      <w:proofErr w:type="spellStart"/>
-      <w:r>
-        <w:rPr>
-          <w:rFonts w:ascii="Times New Roman" w:eastAsia="Times New Roman" w:hAnsi="Times New Roman" w:cs="Times New Roman"/>
-          <w:bCs/>
-          <w:sz w:val="24"/>
-          <w:szCs w:val="24"/>
-        </w:rPr>
-        <w:t>Agoo</w:t>
-      </w:r>
-      <w:proofErr w:type="spellEnd"/>
-      <w:r>
-        <w:rPr>
-          <w:rFonts w:ascii="Times New Roman" w:eastAsia="Times New Roman" w:hAnsi="Times New Roman" w:cs="Times New Roman"/>
-          <w:bCs/>
-          <w:sz w:val="24"/>
-          <w:szCs w:val="24"/>
-        </w:rPr>
-        <w:t xml:space="preserve"> Public Safety and Order Office, into one location to facilitate the processing of business permit applications and renewals. The arrangement demonstrates the importance of coordinating several offices and service functions during business permit processing.</w:t>
+        <w:t>Within La Union, local government units have implemented different approaches to business permit processing. In Agoo, La Union, the Municipal Government organized its 2025 Business One-Stop Shop through the Municipal Treasury Office and Business Permit and Licensing Office. The BOSS brought representatives from different LGU offices and agencies, including the Bureau of Fire Protection, Sangguniang Bayan Office, Municipal Engineering Office, and Agoo Public Safety and Order Office, into one location to facilitate the processing of business permit applications and renewals. The arrangement demonstrates the importance of coordinating several offices and service functions during business permit processing.</w:t>
       </w:r>
     </w:p>
     <w:p>
@@ -6616,27 +6267,7 @@
           <w:sz w:val="24"/>
           <w:szCs w:val="24"/>
         </w:rPr>
-        <w:t xml:space="preserve">The Municipality of </w:t>
-      </w:r>
-      <w:proofErr w:type="spellStart"/>
-      <w:r>
-        <w:rPr>
-          <w:rFonts w:ascii="Times New Roman" w:eastAsia="Times New Roman" w:hAnsi="Times New Roman" w:cs="Times New Roman"/>
-          <w:bCs/>
-          <w:sz w:val="24"/>
-          <w:szCs w:val="24"/>
-        </w:rPr>
-        <w:t>Sudipen</w:t>
-      </w:r>
-      <w:proofErr w:type="spellEnd"/>
-      <w:r>
-        <w:rPr>
-          <w:rFonts w:ascii="Times New Roman" w:eastAsia="Times New Roman" w:hAnsi="Times New Roman" w:cs="Times New Roman"/>
-          <w:bCs/>
-          <w:sz w:val="24"/>
-          <w:szCs w:val="24"/>
-        </w:rPr>
-        <w:t>, La Union also published its 2025 Business One-Stop Shop procedures. The municipality distinguishes requirements for new business applications from renewal transactions. For new businesses, requirements include proof of registration, documents for tax computation, and other applicable permits and clearances. Renewal transactions have different requirements, including the basis for computing business taxes and other supporting documents. The published process instructs clients to submit documents and application forms and wait for the corresponding assessment before payment. This distinction between new and renewal transactions supports the present study's observation that transaction types should be identified at the beginning of the queue process because they may require different requirements and processing procedures.</w:t>
+        <w:t>The Municipality of Sudipen, La Union also published its 2025 Business One-Stop Shop procedures. The municipality distinguishes requirements for new business applications from renewal transactions. For new businesses, requirements include proof of registration, documents for tax computation, and other applicable permits and clearances. Renewal transactions have different requirements, including the basis for computing business taxes and other supporting documents. The published process instructs clients to submit documents and application forms and wait for the corresponding assessment before payment. This distinction between new and renewal transactions supports the present study's observation that transaction types should be identified at the beginning of the queue process because they may require different requirements and processing procedures.</w:t>
       </w:r>
     </w:p>
     <w:p>
@@ -7306,43 +6937,7 @@
           <w:sz w:val="24"/>
           <w:szCs w:val="24"/>
         </w:rPr>
-        <w:t xml:space="preserve">This study will be conducted at the Don Mariano Marcos Memorial State University – South La Union Campus, College of Computer Science, located in </w:t>
-      </w:r>
-      <w:proofErr w:type="spellStart"/>
-      <w:r>
-        <w:rPr>
-          <w:rFonts w:ascii="Times New Roman" w:eastAsia="Times New Roman" w:hAnsi="Times New Roman" w:cs="Times New Roman"/>
-          <w:sz w:val="24"/>
-          <w:szCs w:val="24"/>
-        </w:rPr>
-        <w:t>Consolacion</w:t>
-      </w:r>
-      <w:proofErr w:type="spellEnd"/>
-      <w:r>
-        <w:rPr>
-          <w:rFonts w:ascii="Times New Roman" w:eastAsia="Times New Roman" w:hAnsi="Times New Roman" w:cs="Times New Roman"/>
-          <w:sz w:val="24"/>
-          <w:szCs w:val="24"/>
-        </w:rPr>
-        <w:t xml:space="preserve">, </w:t>
-      </w:r>
-      <w:proofErr w:type="spellStart"/>
-      <w:r>
-        <w:rPr>
-          <w:rFonts w:ascii="Times New Roman" w:eastAsia="Times New Roman" w:hAnsi="Times New Roman" w:cs="Times New Roman"/>
-          <w:sz w:val="24"/>
-          <w:szCs w:val="24"/>
-        </w:rPr>
-        <w:t>Agoo</w:t>
-      </w:r>
-      <w:proofErr w:type="spellEnd"/>
-      <w:r>
-        <w:rPr>
-          <w:rFonts w:ascii="Times New Roman" w:eastAsia="Times New Roman" w:hAnsi="Times New Roman" w:cs="Times New Roman"/>
-          <w:sz w:val="24"/>
-          <w:szCs w:val="24"/>
-        </w:rPr>
-        <w:t xml:space="preserve">, La Union, and the Municipality of Rosario, specifically at the </w:t>
+        <w:t xml:space="preserve">This study will be conducted at the Don Mariano Marcos Memorial State University – South La Union Campus, College of Computer Science, located in Consolacion, Agoo, La Union, and the Municipality of Rosario, specifically at the </w:t>
       </w:r>
       <w:r>
         <w:rPr>
@@ -13309,16 +12904,16 @@
           <w:lang w:val="en-PH"/>
         </w:rPr>
         <w:drawing>
-          <wp:anchor distT="0" distB="0" distL="114300" distR="114300" simplePos="0" relativeHeight="251659297" behindDoc="0" locked="0" layoutInCell="1" allowOverlap="1" wp14:anchorId="1F8D321C" wp14:editId="289A9C27">
+          <wp:anchor distT="0" distB="0" distL="114300" distR="114300" simplePos="0" relativeHeight="251659297" behindDoc="0" locked="0" layoutInCell="1" allowOverlap="1" wp14:anchorId="1F8D321C" wp14:editId="6E26024A">
             <wp:simplePos x="0" y="0"/>
-            <wp:positionH relativeFrom="column">
-              <wp:posOffset>198755</wp:posOffset>
+            <wp:positionH relativeFrom="margin">
+              <wp:align>center</wp:align>
             </wp:positionH>
             <wp:positionV relativeFrom="paragraph">
-              <wp:posOffset>351155</wp:posOffset>
+              <wp:posOffset>333466</wp:posOffset>
             </wp:positionV>
-            <wp:extent cx="4312285" cy="6599555"/>
-            <wp:effectExtent l="0" t="0" r="5715" b="4445"/>
+            <wp:extent cx="4862195" cy="7271385"/>
+            <wp:effectExtent l="0" t="0" r="0" b="5715"/>
             <wp:wrapTopAndBottom/>
             <wp:docPr id="257642960" name="Picture 1"/>
             <wp:cNvGraphicFramePr>
@@ -13331,7 +12926,7 @@
                     <pic:cNvPr id="257642960" name="Picture 257642960"/>
                     <pic:cNvPicPr/>
                   </pic:nvPicPr>
-                  <pic:blipFill>
+                  <pic:blipFill rotWithShape="1">
                     <a:blip r:embed="rId23" cstate="print">
                       <a:extLst>
                         <a:ext uri="{28A0092B-C50C-407E-A947-70E740481C1C}">
@@ -13339,18 +12934,27 @@
                         </a:ext>
                       </a:extLst>
                     </a:blip>
+                    <a:srcRect l="11107" t="8742" r="7347" b="11585"/>
                     <a:stretch>
                       <a:fillRect/>
                     </a:stretch>
                   </pic:blipFill>
-                  <pic:spPr>
+                  <pic:spPr bwMode="auto">
                     <a:xfrm>
                       <a:off x="0" y="0"/>
-                      <a:ext cx="4312285" cy="6599555"/>
+                      <a:ext cx="4862195" cy="7271385"/>
                     </a:xfrm>
                     <a:prstGeom prst="rect">
                       <a:avLst/>
                     </a:prstGeom>
+                    <a:ln>
+                      <a:noFill/>
+                    </a:ln>
+                    <a:extLst>
+                      <a:ext uri="{53640926-AAD7-44D8-BBD7-CCE9431645EC}">
+                        <a14:shadowObscured xmlns:a14="http://schemas.microsoft.com/office/drawing/2010/main"/>
+                      </a:ext>
+                    </a:extLst>
                   </pic:spPr>
                 </pic:pic>
               </a:graphicData>
@@ -13383,31 +12987,9 @@
         <w:t>Adviser</w:t>
       </w:r>
       <w:bookmarkEnd w:id="42"/>
-    </w:p>
-    <w:p>
-      <w:pPr>
-        <w:pStyle w:val="ListParagraph"/>
-        <w:numPr>
-          <w:ilvl w:val="0"/>
-          <w:numId w:val="30"/>
-        </w:numPr>
-        <w:spacing w:line="480" w:lineRule="auto"/>
-        <w:jc w:val="both"/>
-        <w:rPr>
-          <w:rFonts w:ascii="Times New Roman" w:hAnsi="Times New Roman"/>
+      <w:r>
+        <w:rPr>
           <w:color w:val="000000" w:themeColor="text1"/>
-          <w:sz w:val="24"/>
-          <w:szCs w:val="24"/>
-          <w:lang w:val="en-PH"/>
-        </w:rPr>
-      </w:pPr>
-      <w:r>
-        <w:rPr>
-          <w:rFonts w:ascii="Times New Roman" w:hAnsi="Times New Roman"/>
-          <w:b/>
-          <w:bCs/>
-          <w:color w:val="000000" w:themeColor="text1"/>
-          <w:sz w:val="24"/>
           <w:szCs w:val="24"/>
           <w:lang w:val="en-PH"/>
         </w:rPr>
@@ -19238,27 +18820,7 @@
                 <w:sz w:val="24"/>
                 <w:szCs w:val="24"/>
               </w:rPr>
-              <w:t>Although web/LAN services run remotely on a server, it can happen in a change of platform. (</w:t>
-            </w:r>
-            <w:proofErr w:type="spellStart"/>
-            <w:r>
-              <w:rPr>
-                <w:rFonts w:ascii="Times New Roman" w:eastAsia="Trebuchet MS" w:hAnsi="Times New Roman" w:cs="Times New Roman"/>
-                <w:color w:val="000000"/>
-                <w:sz w:val="24"/>
-                <w:szCs w:val="24"/>
-              </w:rPr>
-              <w:t>installability</w:t>
-            </w:r>
-            <w:proofErr w:type="spellEnd"/>
-            <w:r>
-              <w:rPr>
-                <w:rFonts w:ascii="Times New Roman" w:eastAsia="Trebuchet MS" w:hAnsi="Times New Roman" w:cs="Times New Roman"/>
-                <w:color w:val="000000"/>
-                <w:sz w:val="24"/>
-                <w:szCs w:val="24"/>
-              </w:rPr>
-              <w:t>)</w:t>
+              <w:t>Although web/LAN services run remotely on a server, it can happen in a change of platform. (installability)</w:t>
             </w:r>
           </w:p>
         </w:tc>
@@ -21451,41 +21013,13 @@
           <w:szCs w:val="24"/>
         </w:rPr>
       </w:pPr>
-      <w:proofErr w:type="spellStart"/>
-      <w:r>
-        <w:rPr>
-          <w:rFonts w:ascii="Times New Roman" w:hAnsi="Times New Roman" w:cs="Times New Roman"/>
-          <w:sz w:val="24"/>
-          <w:szCs w:val="24"/>
-        </w:rPr>
-        <w:t>Casilagan</w:t>
-      </w:r>
-      <w:proofErr w:type="spellEnd"/>
-      <w:r>
-        <w:rPr>
-          <w:rFonts w:ascii="Times New Roman" w:hAnsi="Times New Roman" w:cs="Times New Roman"/>
-          <w:sz w:val="24"/>
-          <w:szCs w:val="24"/>
-        </w:rPr>
-        <w:t xml:space="preserve">, </w:t>
-      </w:r>
-      <w:proofErr w:type="spellStart"/>
-      <w:r>
-        <w:rPr>
-          <w:rFonts w:ascii="Times New Roman" w:hAnsi="Times New Roman" w:cs="Times New Roman"/>
-          <w:sz w:val="24"/>
-          <w:szCs w:val="24"/>
-        </w:rPr>
-        <w:t>Sto</w:t>
-      </w:r>
-      <w:proofErr w:type="spellEnd"/>
-      <w:r>
-        <w:rPr>
-          <w:rFonts w:ascii="Times New Roman" w:hAnsi="Times New Roman" w:cs="Times New Roman"/>
-          <w:sz w:val="24"/>
-          <w:szCs w:val="24"/>
-        </w:rPr>
-        <w:t>. Tomas,</w:t>
+      <w:r>
+        <w:rPr>
+          <w:rFonts w:ascii="Times New Roman" w:hAnsi="Times New Roman" w:cs="Times New Roman"/>
+          <w:sz w:val="24"/>
+          <w:szCs w:val="24"/>
+        </w:rPr>
+        <w:t>Casilagan, Sto. Tomas,</w:t>
       </w:r>
       <w:r>
         <w:rPr>
@@ -22222,23 +21756,13 @@
         </w:rPr>
         <w:t xml:space="preserve">Father's Name: </w:t>
       </w:r>
-      <w:proofErr w:type="spellStart"/>
-      <w:r>
-        <w:rPr>
-          <w:rFonts w:ascii="Times New Roman" w:hAnsi="Times New Roman" w:cs="Times New Roman"/>
-          <w:sz w:val="24"/>
-          <w:szCs w:val="24"/>
-        </w:rPr>
-        <w:t>Bencio</w:t>
-      </w:r>
-      <w:proofErr w:type="spellEnd"/>
-      <w:r>
-        <w:rPr>
-          <w:rFonts w:ascii="Times New Roman" w:hAnsi="Times New Roman" w:cs="Times New Roman"/>
-          <w:sz w:val="24"/>
-          <w:szCs w:val="24"/>
-        </w:rPr>
-        <w:t xml:space="preserve"> </w:t>
+      <w:r>
+        <w:rPr>
+          <w:rFonts w:ascii="Times New Roman" w:hAnsi="Times New Roman" w:cs="Times New Roman"/>
+          <w:sz w:val="24"/>
+          <w:szCs w:val="24"/>
+        </w:rPr>
+        <w:t xml:space="preserve">Bencio </w:t>
       </w:r>
       <w:r>
         <w:rPr>
@@ -22678,41 +22202,13 @@
           <w:szCs w:val="24"/>
         </w:rPr>
       </w:pPr>
-      <w:proofErr w:type="spellStart"/>
-      <w:r>
-        <w:rPr>
-          <w:rFonts w:ascii="Times New Roman" w:hAnsi="Times New Roman" w:cs="Times New Roman"/>
-          <w:sz w:val="24"/>
-          <w:szCs w:val="24"/>
-        </w:rPr>
-        <w:t>Consolacion</w:t>
-      </w:r>
-      <w:proofErr w:type="spellEnd"/>
-      <w:r>
-        <w:rPr>
-          <w:rFonts w:ascii="Times New Roman" w:hAnsi="Times New Roman" w:cs="Times New Roman"/>
-          <w:sz w:val="24"/>
-          <w:szCs w:val="24"/>
-        </w:rPr>
-        <w:t xml:space="preserve">, </w:t>
-      </w:r>
-      <w:proofErr w:type="spellStart"/>
-      <w:r>
-        <w:rPr>
-          <w:rFonts w:ascii="Times New Roman" w:hAnsi="Times New Roman" w:cs="Times New Roman"/>
-          <w:sz w:val="24"/>
-          <w:szCs w:val="24"/>
-        </w:rPr>
-        <w:t>Agoo</w:t>
-      </w:r>
-      <w:proofErr w:type="spellEnd"/>
-      <w:r>
-        <w:rPr>
-          <w:rFonts w:ascii="Times New Roman" w:hAnsi="Times New Roman" w:cs="Times New Roman"/>
-          <w:sz w:val="24"/>
-          <w:szCs w:val="24"/>
-        </w:rPr>
-        <w:t>, La Union</w:t>
+      <w:r>
+        <w:rPr>
+          <w:rFonts w:ascii="Times New Roman" w:hAnsi="Times New Roman" w:cs="Times New Roman"/>
+          <w:sz w:val="24"/>
+          <w:szCs w:val="24"/>
+        </w:rPr>
+        <w:t>Consolacion, Agoo, La Union</w:t>
       </w:r>
       <w:r>
         <w:rPr>
@@ -22846,23 +22342,13 @@
           <w:szCs w:val="24"/>
         </w:rPr>
       </w:pPr>
-      <w:proofErr w:type="spellStart"/>
-      <w:r>
-        <w:rPr>
-          <w:rFonts w:ascii="Times New Roman" w:hAnsi="Times New Roman" w:cs="Times New Roman"/>
-          <w:sz w:val="24"/>
-          <w:szCs w:val="24"/>
-        </w:rPr>
-        <w:t>Patac</w:t>
-      </w:r>
-      <w:proofErr w:type="spellEnd"/>
-      <w:r>
-        <w:rPr>
-          <w:rFonts w:ascii="Times New Roman" w:hAnsi="Times New Roman" w:cs="Times New Roman"/>
-          <w:sz w:val="24"/>
-          <w:szCs w:val="24"/>
-        </w:rPr>
-        <w:t>, Santo Tomas, La Union</w:t>
+      <w:r>
+        <w:rPr>
+          <w:rFonts w:ascii="Times New Roman" w:hAnsi="Times New Roman" w:cs="Times New Roman"/>
+          <w:sz w:val="24"/>
+          <w:szCs w:val="24"/>
+        </w:rPr>
+        <w:t>Patac, Santo Tomas, La Union</w:t>
       </w:r>
       <w:r>
         <w:rPr>
@@ -23005,23 +22491,13 @@
           <w:szCs w:val="24"/>
         </w:rPr>
       </w:pPr>
-      <w:proofErr w:type="spellStart"/>
-      <w:r>
-        <w:rPr>
-          <w:rFonts w:ascii="Times New Roman" w:hAnsi="Times New Roman" w:cs="Times New Roman"/>
-          <w:sz w:val="24"/>
-          <w:szCs w:val="24"/>
-        </w:rPr>
-        <w:t>Patac</w:t>
-      </w:r>
-      <w:proofErr w:type="spellEnd"/>
-      <w:r>
-        <w:rPr>
-          <w:rFonts w:ascii="Times New Roman" w:hAnsi="Times New Roman" w:cs="Times New Roman"/>
-          <w:sz w:val="24"/>
-          <w:szCs w:val="24"/>
-        </w:rPr>
-        <w:t>, Santo Tomas, La Union</w:t>
+      <w:r>
+        <w:rPr>
+          <w:rFonts w:ascii="Times New Roman" w:hAnsi="Times New Roman" w:cs="Times New Roman"/>
+          <w:sz w:val="24"/>
+          <w:szCs w:val="24"/>
+        </w:rPr>
+        <w:t>Patac, Santo Tomas, La Union</w:t>
       </w:r>
       <w:r>
         <w:rPr>
@@ -23145,23 +22621,13 @@
           <w:szCs w:val="24"/>
         </w:rPr>
       </w:pPr>
-      <w:proofErr w:type="spellStart"/>
-      <w:r>
-        <w:rPr>
-          <w:rFonts w:ascii="Times New Roman" w:hAnsi="Times New Roman" w:cs="Times New Roman"/>
-          <w:sz w:val="24"/>
-          <w:szCs w:val="24"/>
-        </w:rPr>
-        <w:t>Casilagan</w:t>
-      </w:r>
-      <w:proofErr w:type="spellEnd"/>
-      <w:r>
-        <w:rPr>
-          <w:rFonts w:ascii="Times New Roman" w:hAnsi="Times New Roman" w:cs="Times New Roman"/>
-          <w:sz w:val="24"/>
-          <w:szCs w:val="24"/>
-        </w:rPr>
-        <w:t xml:space="preserve"> Elementary School</w:t>
+      <w:r>
+        <w:rPr>
+          <w:rFonts w:ascii="Times New Roman" w:hAnsi="Times New Roman" w:cs="Times New Roman"/>
+          <w:sz w:val="24"/>
+          <w:szCs w:val="24"/>
+        </w:rPr>
+        <w:t>Casilagan Elementary School</w:t>
       </w:r>
     </w:p>
     <w:p>
@@ -23174,23 +22640,13 @@
           <w:szCs w:val="24"/>
         </w:rPr>
       </w:pPr>
-      <w:proofErr w:type="spellStart"/>
-      <w:r>
-        <w:rPr>
-          <w:rFonts w:ascii="Times New Roman" w:hAnsi="Times New Roman" w:cs="Times New Roman"/>
-          <w:sz w:val="24"/>
-          <w:szCs w:val="24"/>
-        </w:rPr>
-        <w:t>Casilagan</w:t>
-      </w:r>
-      <w:proofErr w:type="spellEnd"/>
-      <w:r>
-        <w:rPr>
-          <w:rFonts w:ascii="Times New Roman" w:hAnsi="Times New Roman" w:cs="Times New Roman"/>
-          <w:sz w:val="24"/>
-          <w:szCs w:val="24"/>
-        </w:rPr>
-        <w:t>, Santo Tomas, La Union</w:t>
+      <w:r>
+        <w:rPr>
+          <w:rFonts w:ascii="Times New Roman" w:hAnsi="Times New Roman" w:cs="Times New Roman"/>
+          <w:sz w:val="24"/>
+          <w:szCs w:val="24"/>
+        </w:rPr>
+        <w:t>Casilagan, Santo Tomas, La Union</w:t>
       </w:r>
     </w:p>
     <w:p>
@@ -24100,23 +23556,13 @@
           <w:szCs w:val="24"/>
         </w:rPr>
       </w:pPr>
-      <w:proofErr w:type="spellStart"/>
-      <w:r>
-        <w:rPr>
-          <w:rFonts w:ascii="Times New Roman" w:hAnsi="Times New Roman" w:cs="Times New Roman"/>
-          <w:sz w:val="24"/>
-          <w:szCs w:val="24"/>
-        </w:rPr>
-        <w:t>Namonitan</w:t>
-      </w:r>
-      <w:proofErr w:type="spellEnd"/>
-      <w:r>
-        <w:rPr>
-          <w:rFonts w:ascii="Times New Roman" w:hAnsi="Times New Roman" w:cs="Times New Roman"/>
-          <w:sz w:val="24"/>
-          <w:szCs w:val="24"/>
-        </w:rPr>
-        <w:t>, Santo Tomas, La Union</w:t>
+      <w:r>
+        <w:rPr>
+          <w:rFonts w:ascii="Times New Roman" w:hAnsi="Times New Roman" w:cs="Times New Roman"/>
+          <w:sz w:val="24"/>
+          <w:szCs w:val="24"/>
+        </w:rPr>
+        <w:t>Namonitan, Santo Tomas, La Union</w:t>
       </w:r>
     </w:p>
     <w:p>
@@ -25239,41 +24685,13 @@
           <w:szCs w:val="24"/>
         </w:rPr>
       </w:pPr>
-      <w:proofErr w:type="spellStart"/>
-      <w:r>
-        <w:rPr>
-          <w:rFonts w:ascii="Times New Roman" w:hAnsi="Times New Roman" w:cs="Times New Roman"/>
-          <w:sz w:val="24"/>
-          <w:szCs w:val="24"/>
-        </w:rPr>
-        <w:t>Consolacion</w:t>
-      </w:r>
-      <w:proofErr w:type="spellEnd"/>
-      <w:r>
-        <w:rPr>
-          <w:rFonts w:ascii="Times New Roman" w:hAnsi="Times New Roman" w:cs="Times New Roman"/>
-          <w:sz w:val="24"/>
-          <w:szCs w:val="24"/>
-        </w:rPr>
-        <w:t xml:space="preserve">, </w:t>
-      </w:r>
-      <w:proofErr w:type="spellStart"/>
-      <w:r>
-        <w:rPr>
-          <w:rFonts w:ascii="Times New Roman" w:hAnsi="Times New Roman" w:cs="Times New Roman"/>
-          <w:sz w:val="24"/>
-          <w:szCs w:val="24"/>
-        </w:rPr>
-        <w:t>Agoo</w:t>
-      </w:r>
-      <w:proofErr w:type="spellEnd"/>
-      <w:r>
-        <w:rPr>
-          <w:rFonts w:ascii="Times New Roman" w:hAnsi="Times New Roman" w:cs="Times New Roman"/>
-          <w:sz w:val="24"/>
-          <w:szCs w:val="24"/>
-        </w:rPr>
-        <w:t>, La Union</w:t>
+      <w:r>
+        <w:rPr>
+          <w:rFonts w:ascii="Times New Roman" w:hAnsi="Times New Roman" w:cs="Times New Roman"/>
+          <w:sz w:val="24"/>
+          <w:szCs w:val="24"/>
+        </w:rPr>
+        <w:t>Consolacion, Agoo, La Union</w:t>
       </w:r>
       <w:r>
         <w:rPr>
@@ -25437,25 +24855,7 @@
           <w:sz w:val="24"/>
           <w:szCs w:val="24"/>
         </w:rPr>
-        <w:t xml:space="preserve">Nicolas Sur, </w:t>
-      </w:r>
-      <w:proofErr w:type="spellStart"/>
-      <w:r>
-        <w:rPr>
-          <w:rFonts w:ascii="Times New Roman" w:hAnsi="Times New Roman" w:cs="Times New Roman"/>
-          <w:sz w:val="24"/>
-          <w:szCs w:val="24"/>
-        </w:rPr>
-        <w:t>Agoo</w:t>
-      </w:r>
-      <w:proofErr w:type="spellEnd"/>
-      <w:r>
-        <w:rPr>
-          <w:rFonts w:ascii="Times New Roman" w:hAnsi="Times New Roman" w:cs="Times New Roman"/>
-          <w:sz w:val="24"/>
-          <w:szCs w:val="24"/>
-        </w:rPr>
-        <w:t xml:space="preserve">, La Union </w:t>
+        <w:t xml:space="preserve">Nicolas Sur, Agoo, La Union </w:t>
       </w:r>
     </w:p>
     <w:p>
@@ -25590,25 +24990,7 @@
           <w:sz w:val="24"/>
           <w:szCs w:val="24"/>
         </w:rPr>
-        <w:t xml:space="preserve">Nicolas Sur, </w:t>
-      </w:r>
-      <w:proofErr w:type="spellStart"/>
-      <w:r>
-        <w:rPr>
-          <w:rFonts w:ascii="Times New Roman" w:hAnsi="Times New Roman" w:cs="Times New Roman"/>
-          <w:sz w:val="24"/>
-          <w:szCs w:val="24"/>
-        </w:rPr>
-        <w:t>Agoo</w:t>
-      </w:r>
-      <w:proofErr w:type="spellEnd"/>
-      <w:r>
-        <w:rPr>
-          <w:rFonts w:ascii="Times New Roman" w:hAnsi="Times New Roman" w:cs="Times New Roman"/>
-          <w:sz w:val="24"/>
-          <w:szCs w:val="24"/>
-        </w:rPr>
-        <w:t xml:space="preserve">, La Union </w:t>
+        <w:t xml:space="preserve">Nicolas Sur, Agoo, La Union </w:t>
       </w:r>
     </w:p>
     <w:p>
@@ -26652,34 +26034,14 @@
           <w:szCs w:val="24"/>
         </w:rPr>
       </w:pPr>
-      <w:proofErr w:type="spellStart"/>
-      <w:r>
-        <w:rPr>
-          <w:rFonts w:ascii="Times New Roman" w:hAnsi="Times New Roman" w:cs="Times New Roman"/>
-          <w:sz w:val="24"/>
-          <w:szCs w:val="24"/>
-        </w:rPr>
-        <w:t>Poblacion</w:t>
-      </w:r>
-      <w:proofErr w:type="spellEnd"/>
-      <w:r>
-        <w:rPr>
-          <w:rFonts w:ascii="Times New Roman" w:hAnsi="Times New Roman" w:cs="Times New Roman"/>
-          <w:sz w:val="24"/>
-          <w:szCs w:val="24"/>
-        </w:rPr>
-        <w:t xml:space="preserve">, </w:t>
-      </w:r>
-      <w:proofErr w:type="spellStart"/>
-      <w:r>
-        <w:rPr>
-          <w:rFonts w:ascii="Times New Roman" w:hAnsi="Times New Roman" w:cs="Times New Roman"/>
-          <w:sz w:val="24"/>
-          <w:szCs w:val="24"/>
-        </w:rPr>
-        <w:t>Aringay</w:t>
-      </w:r>
-      <w:proofErr w:type="spellEnd"/>
+      <w:r>
+        <w:rPr>
+          <w:rFonts w:ascii="Times New Roman" w:hAnsi="Times New Roman" w:cs="Times New Roman"/>
+          <w:sz w:val="24"/>
+          <w:szCs w:val="24"/>
+        </w:rPr>
+        <w:t>Poblacion, Aringay</w:t>
+      </w:r>
       <w:r>
         <w:rPr>
           <w:rFonts w:ascii="Times New Roman" w:hAnsi="Times New Roman" w:cs="Times New Roman"/>
@@ -27849,41 +27211,13 @@
           <w:szCs w:val="24"/>
         </w:rPr>
       </w:pPr>
-      <w:proofErr w:type="spellStart"/>
-      <w:r>
-        <w:rPr>
-          <w:rFonts w:ascii="Times New Roman" w:hAnsi="Times New Roman" w:cs="Times New Roman"/>
-          <w:sz w:val="24"/>
-          <w:szCs w:val="24"/>
-        </w:rPr>
-        <w:t>Consolacion</w:t>
-      </w:r>
-      <w:proofErr w:type="spellEnd"/>
-      <w:r>
-        <w:rPr>
-          <w:rFonts w:ascii="Times New Roman" w:hAnsi="Times New Roman" w:cs="Times New Roman"/>
-          <w:sz w:val="24"/>
-          <w:szCs w:val="24"/>
-        </w:rPr>
-        <w:t xml:space="preserve">, </w:t>
-      </w:r>
-      <w:proofErr w:type="spellStart"/>
-      <w:r>
-        <w:rPr>
-          <w:rFonts w:ascii="Times New Roman" w:hAnsi="Times New Roman" w:cs="Times New Roman"/>
-          <w:sz w:val="24"/>
-          <w:szCs w:val="24"/>
-        </w:rPr>
-        <w:t>Agoo</w:t>
-      </w:r>
-      <w:proofErr w:type="spellEnd"/>
-      <w:r>
-        <w:rPr>
-          <w:rFonts w:ascii="Times New Roman" w:hAnsi="Times New Roman" w:cs="Times New Roman"/>
-          <w:sz w:val="24"/>
-          <w:szCs w:val="24"/>
-        </w:rPr>
-        <w:t>, La Union</w:t>
+      <w:r>
+        <w:rPr>
+          <w:rFonts w:ascii="Times New Roman" w:hAnsi="Times New Roman" w:cs="Times New Roman"/>
+          <w:sz w:val="24"/>
+          <w:szCs w:val="24"/>
+        </w:rPr>
+        <w:t>Consolacion, Agoo, La Union</w:t>
       </w:r>
       <w:r>
         <w:rPr>
@@ -28006,23 +27340,13 @@
           <w:szCs w:val="24"/>
         </w:rPr>
       </w:pPr>
-      <w:proofErr w:type="spellStart"/>
-      <w:r>
-        <w:rPr>
-          <w:rFonts w:ascii="Times New Roman" w:hAnsi="Times New Roman" w:cs="Times New Roman"/>
-          <w:sz w:val="24"/>
-          <w:szCs w:val="24"/>
-        </w:rPr>
-        <w:t>Aringay</w:t>
-      </w:r>
-      <w:proofErr w:type="spellEnd"/>
-      <w:r>
-        <w:rPr>
-          <w:rFonts w:ascii="Times New Roman" w:hAnsi="Times New Roman" w:cs="Times New Roman"/>
-          <w:sz w:val="24"/>
-          <w:szCs w:val="24"/>
-        </w:rPr>
-        <w:t xml:space="preserve"> National High School </w:t>
+      <w:r>
+        <w:rPr>
+          <w:rFonts w:ascii="Times New Roman" w:hAnsi="Times New Roman" w:cs="Times New Roman"/>
+          <w:sz w:val="24"/>
+          <w:szCs w:val="24"/>
+        </w:rPr>
+        <w:t xml:space="preserve">Aringay National High School </w:t>
       </w:r>
     </w:p>
     <w:p>
@@ -28035,7 +27359,6 @@
           <w:szCs w:val="24"/>
         </w:rPr>
       </w:pPr>
-      <w:proofErr w:type="spellStart"/>
       <w:r>
         <w:rPr>
           <w:rFonts w:ascii="Times New Roman" w:hAnsi="Times New Roman" w:cs="Times New Roman"/>
@@ -28044,32 +27367,13 @@
         </w:rPr>
         <w:t>Poblacion</w:t>
       </w:r>
-      <w:proofErr w:type="spellEnd"/>
-      <w:r>
-        <w:rPr>
-          <w:rFonts w:ascii="Times New Roman" w:hAnsi="Times New Roman" w:cs="Times New Roman"/>
-          <w:sz w:val="24"/>
-          <w:szCs w:val="24"/>
-        </w:rPr>
-        <w:t xml:space="preserve">, </w:t>
-      </w:r>
-      <w:proofErr w:type="spellStart"/>
-      <w:r>
-        <w:rPr>
-          <w:rFonts w:ascii="Times New Roman" w:hAnsi="Times New Roman" w:cs="Times New Roman"/>
-          <w:sz w:val="24"/>
-          <w:szCs w:val="24"/>
-        </w:rPr>
-        <w:t>Aringay</w:t>
-      </w:r>
-      <w:proofErr w:type="spellEnd"/>
-      <w:r>
-        <w:rPr>
-          <w:rFonts w:ascii="Times New Roman" w:hAnsi="Times New Roman" w:cs="Times New Roman"/>
-          <w:sz w:val="24"/>
-          <w:szCs w:val="24"/>
-        </w:rPr>
-        <w:t>, La Union</w:t>
+      <w:r>
+        <w:rPr>
+          <w:rFonts w:ascii="Times New Roman" w:hAnsi="Times New Roman" w:cs="Times New Roman"/>
+          <w:sz w:val="24"/>
+          <w:szCs w:val="24"/>
+        </w:rPr>
+        <w:t>, Aringay, La Union</w:t>
       </w:r>
     </w:p>
     <w:p>
@@ -28182,23 +27486,13 @@
           <w:szCs w:val="24"/>
         </w:rPr>
       </w:pPr>
-      <w:proofErr w:type="spellStart"/>
-      <w:r>
-        <w:rPr>
-          <w:rFonts w:ascii="Times New Roman" w:hAnsi="Times New Roman" w:cs="Times New Roman"/>
-          <w:sz w:val="24"/>
-          <w:szCs w:val="24"/>
-        </w:rPr>
-        <w:t>Aringay</w:t>
-      </w:r>
-      <w:proofErr w:type="spellEnd"/>
-      <w:r>
-        <w:rPr>
-          <w:rFonts w:ascii="Times New Roman" w:hAnsi="Times New Roman" w:cs="Times New Roman"/>
-          <w:sz w:val="24"/>
-          <w:szCs w:val="24"/>
-        </w:rPr>
-        <w:t xml:space="preserve"> National High School </w:t>
+      <w:r>
+        <w:rPr>
+          <w:rFonts w:ascii="Times New Roman" w:hAnsi="Times New Roman" w:cs="Times New Roman"/>
+          <w:sz w:val="24"/>
+          <w:szCs w:val="24"/>
+        </w:rPr>
+        <w:t xml:space="preserve">Aringay National High School </w:t>
       </w:r>
       <w:r>
         <w:rPr>
@@ -28219,41 +27513,13 @@
           <w:szCs w:val="24"/>
         </w:rPr>
       </w:pPr>
-      <w:proofErr w:type="spellStart"/>
-      <w:r>
-        <w:rPr>
-          <w:rFonts w:ascii="Times New Roman" w:hAnsi="Times New Roman" w:cs="Times New Roman"/>
-          <w:sz w:val="24"/>
-          <w:szCs w:val="24"/>
-        </w:rPr>
-        <w:t>Poblacion</w:t>
-      </w:r>
-      <w:proofErr w:type="spellEnd"/>
-      <w:r>
-        <w:rPr>
-          <w:rFonts w:ascii="Times New Roman" w:hAnsi="Times New Roman" w:cs="Times New Roman"/>
-          <w:sz w:val="24"/>
-          <w:szCs w:val="24"/>
-        </w:rPr>
-        <w:t xml:space="preserve">, </w:t>
-      </w:r>
-      <w:proofErr w:type="spellStart"/>
-      <w:r>
-        <w:rPr>
-          <w:rFonts w:ascii="Times New Roman" w:hAnsi="Times New Roman" w:cs="Times New Roman"/>
-          <w:sz w:val="24"/>
-          <w:szCs w:val="24"/>
-        </w:rPr>
-        <w:t>Aringay</w:t>
-      </w:r>
-      <w:proofErr w:type="spellEnd"/>
-      <w:r>
-        <w:rPr>
-          <w:rFonts w:ascii="Times New Roman" w:hAnsi="Times New Roman" w:cs="Times New Roman"/>
-          <w:sz w:val="24"/>
-          <w:szCs w:val="24"/>
-        </w:rPr>
-        <w:t>, La Union</w:t>
+      <w:r>
+        <w:rPr>
+          <w:rFonts w:ascii="Times New Roman" w:hAnsi="Times New Roman" w:cs="Times New Roman"/>
+          <w:sz w:val="24"/>
+          <w:szCs w:val="24"/>
+        </w:rPr>
+        <w:t>Poblacion, Aringay, La Union</w:t>
       </w:r>
     </w:p>
     <w:p>
@@ -28381,23 +27647,13 @@
           <w:szCs w:val="24"/>
         </w:rPr>
       </w:pPr>
-      <w:proofErr w:type="spellStart"/>
-      <w:r>
-        <w:rPr>
-          <w:rFonts w:ascii="Times New Roman" w:hAnsi="Times New Roman" w:cs="Times New Roman"/>
-          <w:sz w:val="24"/>
-          <w:szCs w:val="24"/>
-        </w:rPr>
-        <w:t>Aringay</w:t>
-      </w:r>
-      <w:proofErr w:type="spellEnd"/>
-      <w:r>
-        <w:rPr>
-          <w:rFonts w:ascii="Times New Roman" w:hAnsi="Times New Roman" w:cs="Times New Roman"/>
-          <w:sz w:val="24"/>
-          <w:szCs w:val="24"/>
-        </w:rPr>
-        <w:t xml:space="preserve"> Central Elementary School</w:t>
+      <w:r>
+        <w:rPr>
+          <w:rFonts w:ascii="Times New Roman" w:hAnsi="Times New Roman" w:cs="Times New Roman"/>
+          <w:sz w:val="24"/>
+          <w:szCs w:val="24"/>
+        </w:rPr>
+        <w:t>Aringay Central Elementary School</w:t>
       </w:r>
       <w:r>
         <w:rPr>
@@ -28418,41 +27674,13 @@
           <w:szCs w:val="24"/>
         </w:rPr>
       </w:pPr>
-      <w:proofErr w:type="spellStart"/>
-      <w:r>
-        <w:rPr>
-          <w:rFonts w:ascii="Times New Roman" w:hAnsi="Times New Roman" w:cs="Times New Roman"/>
-          <w:sz w:val="24"/>
-          <w:szCs w:val="24"/>
-        </w:rPr>
-        <w:t>Poblacion</w:t>
-      </w:r>
-      <w:proofErr w:type="spellEnd"/>
-      <w:r>
-        <w:rPr>
-          <w:rFonts w:ascii="Times New Roman" w:hAnsi="Times New Roman" w:cs="Times New Roman"/>
-          <w:sz w:val="24"/>
-          <w:szCs w:val="24"/>
-        </w:rPr>
-        <w:t xml:space="preserve">, </w:t>
-      </w:r>
-      <w:proofErr w:type="spellStart"/>
-      <w:r>
-        <w:rPr>
-          <w:rFonts w:ascii="Times New Roman" w:hAnsi="Times New Roman" w:cs="Times New Roman"/>
-          <w:sz w:val="24"/>
-          <w:szCs w:val="24"/>
-        </w:rPr>
-        <w:t>Aringay</w:t>
-      </w:r>
-      <w:proofErr w:type="spellEnd"/>
-      <w:r>
-        <w:rPr>
-          <w:rFonts w:ascii="Times New Roman" w:hAnsi="Times New Roman" w:cs="Times New Roman"/>
-          <w:sz w:val="24"/>
-          <w:szCs w:val="24"/>
-        </w:rPr>
-        <w:t>, La Union</w:t>
+      <w:r>
+        <w:rPr>
+          <w:rFonts w:ascii="Times New Roman" w:hAnsi="Times New Roman" w:cs="Times New Roman"/>
+          <w:sz w:val="24"/>
+          <w:szCs w:val="24"/>
+        </w:rPr>
+        <w:t>Poblacion, Aringay, La Union</w:t>
       </w:r>
     </w:p>
     <w:p>
@@ -29313,23 +28541,13 @@
           <w:szCs w:val="24"/>
         </w:rPr>
       </w:pPr>
-      <w:proofErr w:type="spellStart"/>
-      <w:r>
-        <w:rPr>
-          <w:rFonts w:ascii="Times New Roman" w:hAnsi="Times New Roman" w:cs="Times New Roman"/>
-          <w:sz w:val="24"/>
-          <w:szCs w:val="24"/>
-        </w:rPr>
-        <w:t>Tocok</w:t>
-      </w:r>
-      <w:proofErr w:type="spellEnd"/>
-      <w:r>
-        <w:rPr>
-          <w:rFonts w:ascii="Times New Roman" w:hAnsi="Times New Roman" w:cs="Times New Roman"/>
-          <w:sz w:val="24"/>
-          <w:szCs w:val="24"/>
-        </w:rPr>
-        <w:t>, San Fabian, Pangasinan</w:t>
+      <w:r>
+        <w:rPr>
+          <w:rFonts w:ascii="Times New Roman" w:hAnsi="Times New Roman" w:cs="Times New Roman"/>
+          <w:sz w:val="24"/>
+          <w:szCs w:val="24"/>
+        </w:rPr>
+        <w:t>Tocok, San Fabian, Pangasinan</w:t>
       </w:r>
     </w:p>
     <w:p>
@@ -30412,41 +29630,13 @@
           <w:szCs w:val="24"/>
         </w:rPr>
       </w:pPr>
-      <w:proofErr w:type="spellStart"/>
-      <w:r>
-        <w:rPr>
-          <w:rFonts w:ascii="Times New Roman" w:hAnsi="Times New Roman" w:cs="Times New Roman"/>
-          <w:sz w:val="24"/>
-          <w:szCs w:val="24"/>
-        </w:rPr>
-        <w:t>Consolacion</w:t>
-      </w:r>
-      <w:proofErr w:type="spellEnd"/>
-      <w:r>
-        <w:rPr>
-          <w:rFonts w:ascii="Times New Roman" w:hAnsi="Times New Roman" w:cs="Times New Roman"/>
-          <w:sz w:val="24"/>
-          <w:szCs w:val="24"/>
-        </w:rPr>
-        <w:t xml:space="preserve">, </w:t>
-      </w:r>
-      <w:proofErr w:type="spellStart"/>
-      <w:r>
-        <w:rPr>
-          <w:rFonts w:ascii="Times New Roman" w:hAnsi="Times New Roman" w:cs="Times New Roman"/>
-          <w:sz w:val="24"/>
-          <w:szCs w:val="24"/>
-        </w:rPr>
-        <w:t>Agoo</w:t>
-      </w:r>
-      <w:proofErr w:type="spellEnd"/>
-      <w:r>
-        <w:rPr>
-          <w:rFonts w:ascii="Times New Roman" w:hAnsi="Times New Roman" w:cs="Times New Roman"/>
-          <w:sz w:val="24"/>
-          <w:szCs w:val="24"/>
-        </w:rPr>
-        <w:t>, La Union</w:t>
+      <w:r>
+        <w:rPr>
+          <w:rFonts w:ascii="Times New Roman" w:hAnsi="Times New Roman" w:cs="Times New Roman"/>
+          <w:sz w:val="24"/>
+          <w:szCs w:val="24"/>
+        </w:rPr>
+        <w:t>Consolacion, Agoo, La Union</w:t>
       </w:r>
       <w:r>
         <w:rPr>
@@ -30594,25 +29784,7 @@
           <w:sz w:val="24"/>
           <w:szCs w:val="24"/>
         </w:rPr>
-        <w:t xml:space="preserve">3F </w:t>
-      </w:r>
-      <w:proofErr w:type="spellStart"/>
-      <w:r>
-        <w:rPr>
-          <w:rFonts w:ascii="Times New Roman" w:hAnsi="Times New Roman" w:cs="Times New Roman"/>
-          <w:sz w:val="24"/>
-          <w:szCs w:val="24"/>
-        </w:rPr>
-        <w:t>Maradel</w:t>
-      </w:r>
-      <w:proofErr w:type="spellEnd"/>
-      <w:r>
-        <w:rPr>
-          <w:rFonts w:ascii="Times New Roman" w:hAnsi="Times New Roman" w:cs="Times New Roman"/>
-          <w:sz w:val="24"/>
-          <w:szCs w:val="24"/>
-        </w:rPr>
-        <w:t xml:space="preserve"> Bldg., AB Fernandez Street, Dagupan City, Pangasinan</w:t>
+        <w:t>3F Maradel Bldg., AB Fernandez Street, Dagupan City, Pangasinan</w:t>
       </w:r>
     </w:p>
     <w:p>
@@ -30752,23 +29924,13 @@
           <w:szCs w:val="24"/>
         </w:rPr>
       </w:pPr>
-      <w:proofErr w:type="spellStart"/>
-      <w:r>
-        <w:rPr>
-          <w:rFonts w:ascii="Times New Roman" w:hAnsi="Times New Roman" w:cs="Times New Roman"/>
-          <w:sz w:val="24"/>
-          <w:szCs w:val="24"/>
-        </w:rPr>
-        <w:t>Cacapit</w:t>
-      </w:r>
-      <w:proofErr w:type="spellEnd"/>
-      <w:r>
-        <w:rPr>
-          <w:rFonts w:ascii="Times New Roman" w:hAnsi="Times New Roman" w:cs="Times New Roman"/>
-          <w:sz w:val="24"/>
-          <w:szCs w:val="24"/>
-        </w:rPr>
-        <w:t xml:space="preserve"> Street, San Fabian, Pangasinan</w:t>
+      <w:r>
+        <w:rPr>
+          <w:rFonts w:ascii="Times New Roman" w:hAnsi="Times New Roman" w:cs="Times New Roman"/>
+          <w:sz w:val="24"/>
+          <w:szCs w:val="24"/>
+        </w:rPr>
+        <w:t>Cacapit Street, San Fabian, Pangasinan</w:t>
       </w:r>
     </w:p>
     <w:p>
@@ -30912,7 +30074,6 @@
           <w:szCs w:val="24"/>
         </w:rPr>
       </w:pPr>
-      <w:proofErr w:type="spellStart"/>
       <w:r>
         <w:rPr>
           <w:rFonts w:ascii="Times New Roman" w:hAnsi="Times New Roman" w:cs="Times New Roman"/>
@@ -30921,7 +30082,6 @@
         </w:rPr>
         <w:t>Tocok</w:t>
       </w:r>
-      <w:proofErr w:type="spellEnd"/>
       <w:r>
         <w:rPr>
           <w:rFonts w:ascii="Times New Roman" w:hAnsi="Times New Roman" w:cs="Times New Roman"/>
@@ -30941,23 +30101,13 @@
           <w:szCs w:val="24"/>
         </w:rPr>
       </w:pPr>
-      <w:proofErr w:type="spellStart"/>
-      <w:r>
-        <w:rPr>
-          <w:rFonts w:ascii="Times New Roman" w:hAnsi="Times New Roman" w:cs="Times New Roman"/>
-          <w:sz w:val="24"/>
-          <w:szCs w:val="24"/>
-        </w:rPr>
-        <w:t>Tocok</w:t>
-      </w:r>
-      <w:proofErr w:type="spellEnd"/>
-      <w:r>
-        <w:rPr>
-          <w:rFonts w:ascii="Times New Roman" w:hAnsi="Times New Roman" w:cs="Times New Roman"/>
-          <w:sz w:val="24"/>
-          <w:szCs w:val="24"/>
-        </w:rPr>
-        <w:t>, San Fabian, Pangasinan</w:t>
+      <w:r>
+        <w:rPr>
+          <w:rFonts w:ascii="Times New Roman" w:hAnsi="Times New Roman" w:cs="Times New Roman"/>
+          <w:sz w:val="24"/>
+          <w:szCs w:val="24"/>
+        </w:rPr>
+        <w:t>Tocok, San Fabian, Pangasinan</w:t>
       </w:r>
     </w:p>
     <w:p>
@@ -31306,27 +30456,7 @@
           <w:sz w:val="24"/>
           <w:szCs w:val="24"/>
         </w:rPr>
-        <w:t xml:space="preserve">Systems &amp; Environment: Linux (Ubuntu) Administration, Git/GitHub, </w:t>
-      </w:r>
-      <w:proofErr w:type="spellStart"/>
-      <w:r>
-        <w:rPr>
-          <w:rFonts w:ascii="Times New Roman" w:hAnsi="Times New Roman" w:cs="Times New Roman"/>
-          <w:color w:val="000000" w:themeColor="text1"/>
-          <w:sz w:val="24"/>
-          <w:szCs w:val="24"/>
-        </w:rPr>
-        <w:t>Supabase</w:t>
-      </w:r>
-      <w:proofErr w:type="spellEnd"/>
-      <w:r>
-        <w:rPr>
-          <w:rFonts w:ascii="Times New Roman" w:hAnsi="Times New Roman" w:cs="Times New Roman"/>
-          <w:color w:val="000000" w:themeColor="text1"/>
-          <w:sz w:val="24"/>
-          <w:szCs w:val="24"/>
-        </w:rPr>
-        <w:t>, CLI Operations.</w:t>
+        <w:t>Systems &amp; Environment: Linux (Ubuntu) Administration, Git/GitHub, Supabase, CLI Operations.</w:t>
       </w:r>
     </w:p>
     <w:p>
@@ -31947,23 +31077,13 @@
           <w:szCs w:val="24"/>
         </w:rPr>
       </w:pPr>
-      <w:proofErr w:type="spellStart"/>
-      <w:r>
-        <w:rPr>
-          <w:rFonts w:ascii="Times New Roman" w:hAnsi="Times New Roman" w:cs="Times New Roman"/>
-          <w:sz w:val="24"/>
-          <w:szCs w:val="24"/>
-        </w:rPr>
-        <w:t>Poblacion</w:t>
-      </w:r>
-      <w:proofErr w:type="spellEnd"/>
-      <w:r>
-        <w:rPr>
-          <w:rFonts w:ascii="Times New Roman" w:hAnsi="Times New Roman" w:cs="Times New Roman"/>
-          <w:sz w:val="24"/>
-          <w:szCs w:val="24"/>
-        </w:rPr>
-        <w:t xml:space="preserve">, </w:t>
+      <w:r>
+        <w:rPr>
+          <w:rFonts w:ascii="Times New Roman" w:hAnsi="Times New Roman" w:cs="Times New Roman"/>
+          <w:sz w:val="24"/>
+          <w:szCs w:val="24"/>
+        </w:rPr>
+        <w:t xml:space="preserve">Poblacion, </w:t>
       </w:r>
       <w:r>
         <w:rPr>
@@ -32648,23 +31768,13 @@
         </w:rPr>
         <w:t xml:space="preserve">Father's Name: </w:t>
       </w:r>
-      <w:proofErr w:type="spellStart"/>
-      <w:r>
-        <w:rPr>
-          <w:rFonts w:ascii="Times New Roman" w:hAnsi="Times New Roman" w:cs="Times New Roman"/>
-          <w:sz w:val="24"/>
-          <w:szCs w:val="24"/>
-        </w:rPr>
-        <w:t>Manrigold</w:t>
-      </w:r>
-      <w:proofErr w:type="spellEnd"/>
-      <w:r>
-        <w:rPr>
-          <w:rFonts w:ascii="Times New Roman" w:hAnsi="Times New Roman" w:cs="Times New Roman"/>
-          <w:sz w:val="24"/>
-          <w:szCs w:val="24"/>
-        </w:rPr>
-        <w:t xml:space="preserve"> E.Barbosa</w:t>
+      <w:r>
+        <w:rPr>
+          <w:rFonts w:ascii="Times New Roman" w:hAnsi="Times New Roman" w:cs="Times New Roman"/>
+          <w:sz w:val="24"/>
+          <w:szCs w:val="24"/>
+        </w:rPr>
+        <w:t>Manrigold E.Barbosa</w:t>
       </w:r>
     </w:p>
     <w:p>
@@ -33080,41 +32190,13 @@
           <w:szCs w:val="24"/>
         </w:rPr>
       </w:pPr>
-      <w:proofErr w:type="spellStart"/>
-      <w:r>
-        <w:rPr>
-          <w:rFonts w:ascii="Times New Roman" w:hAnsi="Times New Roman" w:cs="Times New Roman"/>
-          <w:sz w:val="24"/>
-          <w:szCs w:val="24"/>
-        </w:rPr>
-        <w:t>Consolacion</w:t>
-      </w:r>
-      <w:proofErr w:type="spellEnd"/>
-      <w:r>
-        <w:rPr>
-          <w:rFonts w:ascii="Times New Roman" w:hAnsi="Times New Roman" w:cs="Times New Roman"/>
-          <w:sz w:val="24"/>
-          <w:szCs w:val="24"/>
-        </w:rPr>
-        <w:t xml:space="preserve">, </w:t>
-      </w:r>
-      <w:proofErr w:type="spellStart"/>
-      <w:r>
-        <w:rPr>
-          <w:rFonts w:ascii="Times New Roman" w:hAnsi="Times New Roman" w:cs="Times New Roman"/>
-          <w:sz w:val="24"/>
-          <w:szCs w:val="24"/>
-        </w:rPr>
-        <w:t>Agoo</w:t>
-      </w:r>
-      <w:proofErr w:type="spellEnd"/>
-      <w:r>
-        <w:rPr>
-          <w:rFonts w:ascii="Times New Roman" w:hAnsi="Times New Roman" w:cs="Times New Roman"/>
-          <w:sz w:val="24"/>
-          <w:szCs w:val="24"/>
-        </w:rPr>
-        <w:t>, La Union</w:t>
+      <w:r>
+        <w:rPr>
+          <w:rFonts w:ascii="Times New Roman" w:hAnsi="Times New Roman" w:cs="Times New Roman"/>
+          <w:sz w:val="24"/>
+          <w:szCs w:val="24"/>
+        </w:rPr>
+        <w:t>Consolacion, Agoo, La Union</w:t>
       </w:r>
       <w:r>
         <w:rPr>
@@ -33264,23 +32346,13 @@
           <w:szCs w:val="24"/>
         </w:rPr>
       </w:pPr>
-      <w:proofErr w:type="spellStart"/>
-      <w:r>
-        <w:rPr>
-          <w:rFonts w:ascii="Times New Roman" w:hAnsi="Times New Roman" w:cs="Times New Roman"/>
-          <w:sz w:val="24"/>
-          <w:szCs w:val="24"/>
-        </w:rPr>
-        <w:t>Poblacion</w:t>
-      </w:r>
-      <w:proofErr w:type="spellEnd"/>
-      <w:r>
-        <w:rPr>
-          <w:rFonts w:ascii="Times New Roman" w:hAnsi="Times New Roman" w:cs="Times New Roman"/>
-          <w:sz w:val="24"/>
-          <w:szCs w:val="24"/>
-        </w:rPr>
-        <w:t xml:space="preserve"> East Rosario La Union</w:t>
+      <w:r>
+        <w:rPr>
+          <w:rFonts w:ascii="Times New Roman" w:hAnsi="Times New Roman" w:cs="Times New Roman"/>
+          <w:sz w:val="24"/>
+          <w:szCs w:val="24"/>
+        </w:rPr>
+        <w:t>Poblacion East Rosario La Union</w:t>
       </w:r>
     </w:p>
     <w:p>
@@ -33393,23 +32465,13 @@
           <w:szCs w:val="24"/>
         </w:rPr>
       </w:pPr>
-      <w:proofErr w:type="spellStart"/>
-      <w:r>
-        <w:rPr>
-          <w:rFonts w:ascii="Times New Roman" w:hAnsi="Times New Roman" w:cs="Times New Roman"/>
-          <w:sz w:val="24"/>
-          <w:szCs w:val="24"/>
-        </w:rPr>
-        <w:t>Poblacion</w:t>
-      </w:r>
-      <w:proofErr w:type="spellEnd"/>
-      <w:r>
-        <w:rPr>
-          <w:rFonts w:ascii="Times New Roman" w:hAnsi="Times New Roman" w:cs="Times New Roman"/>
-          <w:sz w:val="24"/>
-          <w:szCs w:val="24"/>
-        </w:rPr>
-        <w:t xml:space="preserve"> East Rosario La Union</w:t>
+      <w:r>
+        <w:rPr>
+          <w:rFonts w:ascii="Times New Roman" w:hAnsi="Times New Roman" w:cs="Times New Roman"/>
+          <w:sz w:val="24"/>
+          <w:szCs w:val="24"/>
+        </w:rPr>
+        <w:t>Poblacion East Rosario La Union</w:t>
       </w:r>
     </w:p>
     <w:p>
@@ -33583,23 +32645,13 @@
           <w:szCs w:val="24"/>
         </w:rPr>
       </w:pPr>
-      <w:proofErr w:type="spellStart"/>
-      <w:r>
-        <w:rPr>
-          <w:rFonts w:ascii="Times New Roman" w:hAnsi="Times New Roman" w:cs="Times New Roman"/>
-          <w:sz w:val="24"/>
-          <w:szCs w:val="24"/>
-        </w:rPr>
-        <w:t>Poblacion</w:t>
-      </w:r>
-      <w:proofErr w:type="spellEnd"/>
-      <w:r>
-        <w:rPr>
-          <w:rFonts w:ascii="Times New Roman" w:hAnsi="Times New Roman" w:cs="Times New Roman"/>
-          <w:sz w:val="24"/>
-          <w:szCs w:val="24"/>
-        </w:rPr>
-        <w:t xml:space="preserve"> East Rosario La Union</w:t>
+      <w:r>
+        <w:rPr>
+          <w:rFonts w:ascii="Times New Roman" w:hAnsi="Times New Roman" w:cs="Times New Roman"/>
+          <w:sz w:val="24"/>
+          <w:szCs w:val="24"/>
+        </w:rPr>
+        <w:t>Poblacion East Rosario La Union</w:t>
       </w:r>
     </w:p>
     <w:p>
@@ -34305,7 +33357,7 @@
 </file>
 
 <file path=word/endnotes.xml><?xml version="1.0" encoding="utf-8"?>
-<w:endnotes xmlns:wpc="http://schemas.microsoft.com/office/word/2010/wordprocessingCanvas" xmlns:cx="http://schemas.microsoft.com/office/drawing/2014/chartex" xmlns:cx1="http://schemas.microsoft.com/office/drawing/2015/9/8/chartex" xmlns:cx2="http://schemas.microsoft.com/office/drawing/2015/10/21/chartex" xmlns:cx3="http://schemas.microsoft.com/office/drawing/2016/5/9/chartex" xmlns:cx4="http://schemas.microsoft.com/office/drawing/2016/5/10/chartex" xmlns:cx5="http://schemas.microsoft.com/office/drawing/2016/5/11/chartex" xmlns:cx6="http://schemas.microsoft.com/office/drawing/2016/5/12/chartex" xmlns:cx7="http://schemas.microsoft.com/office/drawing/2016/5/13/chartex" xmlns:cx8="http://schemas.microsoft.com/office/drawing/2016/5/14/chartex" xmlns:mc="http://schemas.openxmlformats.org/markup-compatibility/2006" xmlns:m="http://schemas.openxmlformats.org/officeDocument/2006/math" xmlns:aink="http://schemas.microsoft.com/office/drawing/2016/ink" xmlns:am3d="http://schemas.microsoft.com/office/drawing/2017/model3d" xmlns:oel="http://schemas.microsoft.com/office/2019/extlst" xmlns:r="http://schemas.openxmlformats.org/officeDocument/2006/relationships" xmlns:wp14="http://schemas.microsoft.com/office/word/2010/wordprocessingDrawing" xmlns:wp="http://schemas.openxmlformats.org/drawingml/2006/wordprocessingDrawing" xmlns:wpg="http://schemas.microsoft.com/office/word/2010/wordprocessingGroup" xmlns:wpi="http://schemas.microsoft.com/office/word/2010/wordprocessingInk" xmlns:wps="http://schemas.microsoft.com/office/word/2010/wordprocessingShape" xmlns:o="urn:schemas-microsoft-com:office:office" xmlns:v="urn:schemas-microsoft-com:vml" xmlns:w10="urn:schemas-microsoft-com:office:word" xmlns:w="http://schemas.openxmlformats.org/wordprocessingml/2006/main" xmlns:w14="http://schemas.microsoft.com/office/word/2010/wordml" xmlns:w15="http://schemas.microsoft.com/office/word/2012/wordml" xmlns:w16cex="http://schemas.microsoft.com/office/word/2018/wordml/cex" xmlns:w16cid="http://schemas.microsoft.com/office/word/2016/wordml/cid" xmlns:w16="http://schemas.microsoft.com/office/word/2018/wordml" xmlns:w16sdtdh="http://schemas.microsoft.com/office/word/2020/wordml/sdtdatahash" xmlns:w16sdtfl="http://schemas.microsoft.com/office/word/2024/wordml/sdtformatlock" xmlns:w16se="http://schemas.microsoft.com/office/word/2015/wordml/symex" xmlns:w16du="http://schemas.microsoft.com/office/word/2023/wordml/word16du" xmlns:wne="http://schemas.microsoft.com/office/word/2006/wordml" mc:Ignorable="w14 w15 w16se w16cid w16 w16cex w16sdtdh w16sdtfl w16du wp14">
+<w:endnotes xmlns:wpc="http://schemas.microsoft.com/office/word/2010/wordprocessingCanvas" xmlns:cx="http://schemas.microsoft.com/office/drawing/2014/chartex" xmlns:cx1="http://schemas.microsoft.com/office/drawing/2015/9/8/chartex" xmlns:cx2="http://schemas.microsoft.com/office/drawing/2015/10/21/chartex" xmlns:cx3="http://schemas.microsoft.com/office/drawing/2016/5/9/chartex" xmlns:cx4="http://schemas.microsoft.com/office/drawing/2016/5/10/chartex" xmlns:cx5="http://schemas.microsoft.com/office/drawing/2016/5/11/chartex" xmlns:cx6="http://schemas.microsoft.com/office/drawing/2016/5/12/chartex" xmlns:cx7="http://schemas.microsoft.com/office/drawing/2016/5/13/chartex" xmlns:cx8="http://schemas.microsoft.com/office/drawing/2016/5/14/chartex" xmlns:mc="http://schemas.openxmlformats.org/markup-compatibility/2006" xmlns:aink="http://schemas.microsoft.com/office/drawing/2016/ink" xmlns:am3d="http://schemas.microsoft.com/office/drawing/2017/model3d" xmlns:o="urn:schemas-microsoft-com:office:office" xmlns:oel="http://schemas.microsoft.com/office/2019/extlst" xmlns:r="http://schemas.openxmlformats.org/officeDocument/2006/relationships" xmlns:m="http://schemas.openxmlformats.org/officeDocument/2006/math" xmlns:v="urn:schemas-microsoft-com:vml" xmlns:wp14="http://schemas.microsoft.com/office/word/2010/wordprocessingDrawing" xmlns:wp="http://schemas.openxmlformats.org/drawingml/2006/wordprocessingDrawing" xmlns:w10="urn:schemas-microsoft-com:office:word" xmlns:w="http://schemas.openxmlformats.org/wordprocessingml/2006/main" xmlns:w14="http://schemas.microsoft.com/office/word/2010/wordml" xmlns:w15="http://schemas.microsoft.com/office/word/2012/wordml" xmlns:w16cex="http://schemas.microsoft.com/office/word/2018/wordml/cex" xmlns:w16cid="http://schemas.microsoft.com/office/word/2016/wordml/cid" xmlns:w16="http://schemas.microsoft.com/office/word/2018/wordml" xmlns:w16du="http://schemas.microsoft.com/office/word/2023/wordml/word16du" xmlns:w16sdtdh="http://schemas.microsoft.com/office/word/2020/wordml/sdtdatahash" xmlns:w16sdtfl="http://schemas.microsoft.com/office/word/2024/wordml/sdtformatlock" xmlns:w16se="http://schemas.microsoft.com/office/word/2015/wordml/symex" xmlns:wpg="http://schemas.microsoft.com/office/word/2010/wordprocessingGroup" xmlns:wpi="http://schemas.microsoft.com/office/word/2010/wordprocessingInk" xmlns:wne="http://schemas.microsoft.com/office/word/2006/wordml" xmlns:wps="http://schemas.microsoft.com/office/word/2010/wordprocessingShape" mc:Ignorable="w14 w15 w16se w16cid w16 w16cex w16sdtdh w16sdtfl w16du wp14">
   <w:endnote w:type="separator" w:id="-1">
     <w:p>
       <w:pPr>
@@ -34330,7 +33382,7 @@
 </file>
 
 <file path=word/footer1.xml><?xml version="1.0" encoding="utf-8"?>
-<w:ftr xmlns:wpc="http://schemas.microsoft.com/office/word/2010/wordprocessingCanvas" xmlns:cx="http://schemas.microsoft.com/office/drawing/2014/chartex" xmlns:cx1="http://schemas.microsoft.com/office/drawing/2015/9/8/chartex" xmlns:cx2="http://schemas.microsoft.com/office/drawing/2015/10/21/chartex" xmlns:cx3="http://schemas.microsoft.com/office/drawing/2016/5/9/chartex" xmlns:cx4="http://schemas.microsoft.com/office/drawing/2016/5/10/chartex" xmlns:cx5="http://schemas.microsoft.com/office/drawing/2016/5/11/chartex" xmlns:cx6="http://schemas.microsoft.com/office/drawing/2016/5/12/chartex" xmlns:cx7="http://schemas.microsoft.com/office/drawing/2016/5/13/chartex" xmlns:cx8="http://schemas.microsoft.com/office/drawing/2016/5/14/chartex" xmlns:mc="http://schemas.openxmlformats.org/markup-compatibility/2006" xmlns:m="http://schemas.openxmlformats.org/officeDocument/2006/math" xmlns:aink="http://schemas.microsoft.com/office/drawing/2016/ink" xmlns:am3d="http://schemas.microsoft.com/office/drawing/2017/model3d" xmlns:oel="http://schemas.microsoft.com/office/2019/extlst" xmlns:r="http://schemas.openxmlformats.org/officeDocument/2006/relationships" xmlns:wp14="http://schemas.microsoft.com/office/word/2010/wordprocessingDrawing" xmlns:wp="http://schemas.openxmlformats.org/drawingml/2006/wordprocessingDrawing" xmlns:wpg="http://schemas.microsoft.com/office/word/2010/wordprocessingGroup" xmlns:wpi="http://schemas.microsoft.com/office/word/2010/wordprocessingInk" xmlns:wps="http://schemas.microsoft.com/office/word/2010/wordprocessingShape" xmlns:o="urn:schemas-microsoft-com:office:office" xmlns:v="urn:schemas-microsoft-com:vml" xmlns:w10="urn:schemas-microsoft-com:office:word" xmlns:w="http://schemas.openxmlformats.org/wordprocessingml/2006/main" xmlns:w14="http://schemas.microsoft.com/office/word/2010/wordml" xmlns:w15="http://schemas.microsoft.com/office/word/2012/wordml" xmlns:w16cex="http://schemas.microsoft.com/office/word/2018/wordml/cex" xmlns:w16cid="http://schemas.microsoft.com/office/word/2016/wordml/cid" xmlns:w16="http://schemas.microsoft.com/office/word/2018/wordml" xmlns:w16sdtdh="http://schemas.microsoft.com/office/word/2020/wordml/sdtdatahash" xmlns:w16sdtfl="http://schemas.microsoft.com/office/word/2024/wordml/sdtformatlock" xmlns:w16se="http://schemas.microsoft.com/office/word/2015/wordml/symex" xmlns:w16du="http://schemas.microsoft.com/office/word/2023/wordml/word16du" xmlns:wne="http://schemas.microsoft.com/office/word/2006/wordml" mc:Ignorable="w14 w15 w16se w16cid w16 w16cex w16sdtdh w16sdtfl w16du wp14">
+<w:ftr xmlns:wpc="http://schemas.microsoft.com/office/word/2010/wordprocessingCanvas" xmlns:cx="http://schemas.microsoft.com/office/drawing/2014/chartex" xmlns:cx1="http://schemas.microsoft.com/office/drawing/2015/9/8/chartex" xmlns:cx2="http://schemas.microsoft.com/office/drawing/2015/10/21/chartex" xmlns:cx3="http://schemas.microsoft.com/office/drawing/2016/5/9/chartex" xmlns:cx4="http://schemas.microsoft.com/office/drawing/2016/5/10/chartex" xmlns:cx5="http://schemas.microsoft.com/office/drawing/2016/5/11/chartex" xmlns:cx6="http://schemas.microsoft.com/office/drawing/2016/5/12/chartex" xmlns:cx7="http://schemas.microsoft.com/office/drawing/2016/5/13/chartex" xmlns:cx8="http://schemas.microsoft.com/office/drawing/2016/5/14/chartex" xmlns:mc="http://schemas.openxmlformats.org/markup-compatibility/2006" xmlns:aink="http://schemas.microsoft.com/office/drawing/2016/ink" xmlns:am3d="http://schemas.microsoft.com/office/drawing/2017/model3d" xmlns:o="urn:schemas-microsoft-com:office:office" xmlns:oel="http://schemas.microsoft.com/office/2019/extlst" xmlns:r="http://schemas.openxmlformats.org/officeDocument/2006/relationships" xmlns:m="http://schemas.openxmlformats.org/officeDocument/2006/math" xmlns:v="urn:schemas-microsoft-com:vml" xmlns:wp14="http://schemas.microsoft.com/office/word/2010/wordprocessingDrawing" xmlns:wp="http://schemas.openxmlformats.org/drawingml/2006/wordprocessingDrawing" xmlns:w10="urn:schemas-microsoft-com:office:word" xmlns:w="http://schemas.openxmlformats.org/wordprocessingml/2006/main" xmlns:w14="http://schemas.microsoft.com/office/word/2010/wordml" xmlns:w15="http://schemas.microsoft.com/office/word/2012/wordml" xmlns:w16cex="http://schemas.microsoft.com/office/word/2018/wordml/cex" xmlns:w16cid="http://schemas.microsoft.com/office/word/2016/wordml/cid" xmlns:w16="http://schemas.microsoft.com/office/word/2018/wordml" xmlns:w16du="http://schemas.microsoft.com/office/word/2023/wordml/word16du" xmlns:w16sdtdh="http://schemas.microsoft.com/office/word/2020/wordml/sdtdatahash" xmlns:w16sdtfl="http://schemas.microsoft.com/office/word/2024/wordml/sdtformatlock" xmlns:w16se="http://schemas.microsoft.com/office/word/2015/wordml/symex" xmlns:wpg="http://schemas.microsoft.com/office/word/2010/wordprocessingGroup" xmlns:wpi="http://schemas.microsoft.com/office/word/2010/wordprocessingInk" xmlns:wne="http://schemas.microsoft.com/office/word/2006/wordml" xmlns:wps="http://schemas.microsoft.com/office/word/2010/wordprocessingShape" mc:Ignorable="w14 w15 w16se w16cid w16 w16cex w16sdtdh w16sdtfl w16du wp14">
   <w:p>
     <w:pPr>
       <w:tabs>
@@ -34347,7 +33399,7 @@
 </file>
 
 <file path=word/footer2.xml><?xml version="1.0" encoding="utf-8"?>
-<w:ftr xmlns:wpc="http://schemas.microsoft.com/office/word/2010/wordprocessingCanvas" xmlns:cx="http://schemas.microsoft.com/office/drawing/2014/chartex" xmlns:cx1="http://schemas.microsoft.com/office/drawing/2015/9/8/chartex" xmlns:cx2="http://schemas.microsoft.com/office/drawing/2015/10/21/chartex" xmlns:cx3="http://schemas.microsoft.com/office/drawing/2016/5/9/chartex" xmlns:cx4="http://schemas.microsoft.com/office/drawing/2016/5/10/chartex" xmlns:cx5="http://schemas.microsoft.com/office/drawing/2016/5/11/chartex" xmlns:cx6="http://schemas.microsoft.com/office/drawing/2016/5/12/chartex" xmlns:cx7="http://schemas.microsoft.com/office/drawing/2016/5/13/chartex" xmlns:cx8="http://schemas.microsoft.com/office/drawing/2016/5/14/chartex" xmlns:mc="http://schemas.openxmlformats.org/markup-compatibility/2006" xmlns:m="http://schemas.openxmlformats.org/officeDocument/2006/math" xmlns:aink="http://schemas.microsoft.com/office/drawing/2016/ink" xmlns:am3d="http://schemas.microsoft.com/office/drawing/2017/model3d" xmlns:oel="http://schemas.microsoft.com/office/2019/extlst" xmlns:r="http://schemas.openxmlformats.org/officeDocument/2006/relationships" xmlns:wp14="http://schemas.microsoft.com/office/word/2010/wordprocessingDrawing" xmlns:wp="http://schemas.openxmlformats.org/drawingml/2006/wordprocessingDrawing" xmlns:wpg="http://schemas.microsoft.com/office/word/2010/wordprocessingGroup" xmlns:wpi="http://schemas.microsoft.com/office/word/2010/wordprocessingInk" xmlns:wps="http://schemas.microsoft.com/office/word/2010/wordprocessingShape" xmlns:o="urn:schemas-microsoft-com:office:office" xmlns:v="urn:schemas-microsoft-com:vml" xmlns:w10="urn:schemas-microsoft-com:office:word" xmlns:w="http://schemas.openxmlformats.org/wordprocessingml/2006/main" xmlns:w14="http://schemas.microsoft.com/office/word/2010/wordml" xmlns:w15="http://schemas.microsoft.com/office/word/2012/wordml" xmlns:w16cex="http://schemas.microsoft.com/office/word/2018/wordml/cex" xmlns:w16cid="http://schemas.microsoft.com/office/word/2016/wordml/cid" xmlns:w16="http://schemas.microsoft.com/office/word/2018/wordml" xmlns:w16sdtdh="http://schemas.microsoft.com/office/word/2020/wordml/sdtdatahash" xmlns:w16sdtfl="http://schemas.microsoft.com/office/word/2024/wordml/sdtformatlock" xmlns:w16se="http://schemas.microsoft.com/office/word/2015/wordml/symex" xmlns:w16du="http://schemas.microsoft.com/office/word/2023/wordml/word16du" xmlns:wne="http://schemas.microsoft.com/office/word/2006/wordml" mc:Ignorable="w14 w15 w16se w16cid w16 w16cex w16sdtdh w16sdtfl w16du wp14">
+<w:ftr xmlns:wpc="http://schemas.microsoft.com/office/word/2010/wordprocessingCanvas" xmlns:cx="http://schemas.microsoft.com/office/drawing/2014/chartex" xmlns:cx1="http://schemas.microsoft.com/office/drawing/2015/9/8/chartex" xmlns:cx2="http://schemas.microsoft.com/office/drawing/2015/10/21/chartex" xmlns:cx3="http://schemas.microsoft.com/office/drawing/2016/5/9/chartex" xmlns:cx4="http://schemas.microsoft.com/office/drawing/2016/5/10/chartex" xmlns:cx5="http://schemas.microsoft.com/office/drawing/2016/5/11/chartex" xmlns:cx6="http://schemas.microsoft.com/office/drawing/2016/5/12/chartex" xmlns:cx7="http://schemas.microsoft.com/office/drawing/2016/5/13/chartex" xmlns:cx8="http://schemas.microsoft.com/office/drawing/2016/5/14/chartex" xmlns:mc="http://schemas.openxmlformats.org/markup-compatibility/2006" xmlns:aink="http://schemas.microsoft.com/office/drawing/2016/ink" xmlns:am3d="http://schemas.microsoft.com/office/drawing/2017/model3d" xmlns:o="urn:schemas-microsoft-com:office:office" xmlns:oel="http://schemas.microsoft.com/office/2019/extlst" xmlns:r="http://schemas.openxmlformats.org/officeDocument/2006/relationships" xmlns:m="http://schemas.openxmlformats.org/officeDocument/2006/math" xmlns:v="urn:schemas-microsoft-com:vml" xmlns:wp14="http://schemas.microsoft.com/office/word/2010/wordprocessingDrawing" xmlns:wp="http://schemas.openxmlformats.org/drawingml/2006/wordprocessingDrawing" xmlns:w10="urn:schemas-microsoft-com:office:word" xmlns:w="http://schemas.openxmlformats.org/wordprocessingml/2006/main" xmlns:w14="http://schemas.microsoft.com/office/word/2010/wordml" xmlns:w15="http://schemas.microsoft.com/office/word/2012/wordml" xmlns:w16cex="http://schemas.microsoft.com/office/word/2018/wordml/cex" xmlns:w16cid="http://schemas.microsoft.com/office/word/2016/wordml/cid" xmlns:w16="http://schemas.microsoft.com/office/word/2018/wordml" xmlns:w16du="http://schemas.microsoft.com/office/word/2023/wordml/word16du" xmlns:w16sdtdh="http://schemas.microsoft.com/office/word/2020/wordml/sdtdatahash" xmlns:w16sdtfl="http://schemas.microsoft.com/office/word/2024/wordml/sdtformatlock" xmlns:w16se="http://schemas.microsoft.com/office/word/2015/wordml/symex" xmlns:wpg="http://schemas.microsoft.com/office/word/2010/wordprocessingGroup" xmlns:wpi="http://schemas.microsoft.com/office/word/2010/wordprocessingInk" xmlns:wne="http://schemas.microsoft.com/office/word/2006/wordml" xmlns:wps="http://schemas.microsoft.com/office/word/2010/wordprocessingShape" mc:Ignorable="w14 w15 w16se w16cid w16 w16cex w16sdtdh w16sdtfl w16du wp14">
   <w:p>
     <w:pPr>
       <w:tabs>
@@ -34377,7 +33429,7 @@
 </file>
 
 <file path=word/footer3.xml><?xml version="1.0" encoding="utf-8"?>
-<w:ftr xmlns:wpc="http://schemas.microsoft.com/office/word/2010/wordprocessingCanvas" xmlns:cx="http://schemas.microsoft.com/office/drawing/2014/chartex" xmlns:cx1="http://schemas.microsoft.com/office/drawing/2015/9/8/chartex" xmlns:cx2="http://schemas.microsoft.com/office/drawing/2015/10/21/chartex" xmlns:cx3="http://schemas.microsoft.com/office/drawing/2016/5/9/chartex" xmlns:cx4="http://schemas.microsoft.com/office/drawing/2016/5/10/chartex" xmlns:cx5="http://schemas.microsoft.com/office/drawing/2016/5/11/chartex" xmlns:cx6="http://schemas.microsoft.com/office/drawing/2016/5/12/chartex" xmlns:cx7="http://schemas.microsoft.com/office/drawing/2016/5/13/chartex" xmlns:cx8="http://schemas.microsoft.com/office/drawing/2016/5/14/chartex" xmlns:mc="http://schemas.openxmlformats.org/markup-compatibility/2006" xmlns:m="http://schemas.openxmlformats.org/officeDocument/2006/math" xmlns:aink="http://schemas.microsoft.com/office/drawing/2016/ink" xmlns:am3d="http://schemas.microsoft.com/office/drawing/2017/model3d" xmlns:oel="http://schemas.microsoft.com/office/2019/extlst" xmlns:r="http://schemas.openxmlformats.org/officeDocument/2006/relationships" xmlns:wp14="http://schemas.microsoft.com/office/word/2010/wordprocessingDrawing" xmlns:wp="http://schemas.openxmlformats.org/drawingml/2006/wordprocessingDrawing" xmlns:wpg="http://schemas.microsoft.com/office/word/2010/wordprocessingGroup" xmlns:wpi="http://schemas.microsoft.com/office/word/2010/wordprocessingInk" xmlns:wps="http://schemas.microsoft.com/office/word/2010/wordprocessingShape" xmlns:o="urn:schemas-microsoft-com:office:office" xmlns:v="urn:schemas-microsoft-com:vml" xmlns:w10="urn:schemas-microsoft-com:office:word" xmlns:w="http://schemas.openxmlformats.org/wordprocessingml/2006/main" xmlns:w14="http://schemas.microsoft.com/office/word/2010/wordml" xmlns:w15="http://schemas.microsoft.com/office/word/2012/wordml" xmlns:w16cex="http://schemas.microsoft.com/office/word/2018/wordml/cex" xmlns:w16cid="http://schemas.microsoft.com/office/word/2016/wordml/cid" xmlns:w16="http://schemas.microsoft.com/office/word/2018/wordml" xmlns:w16sdtdh="http://schemas.microsoft.com/office/word/2020/wordml/sdtdatahash" xmlns:w16sdtfl="http://schemas.microsoft.com/office/word/2024/wordml/sdtformatlock" xmlns:w16se="http://schemas.microsoft.com/office/word/2015/wordml/symex" xmlns:w16du="http://schemas.microsoft.com/office/word/2023/wordml/word16du" xmlns:wne="http://schemas.microsoft.com/office/word/2006/wordml" mc:Ignorable="w14 w15 w16se w16cid w16 w16cex w16sdtdh w16sdtfl w16du wp14">
+<w:ftr xmlns:wpc="http://schemas.microsoft.com/office/word/2010/wordprocessingCanvas" xmlns:cx="http://schemas.microsoft.com/office/drawing/2014/chartex" xmlns:cx1="http://schemas.microsoft.com/office/drawing/2015/9/8/chartex" xmlns:cx2="http://schemas.microsoft.com/office/drawing/2015/10/21/chartex" xmlns:cx3="http://schemas.microsoft.com/office/drawing/2016/5/9/chartex" xmlns:cx4="http://schemas.microsoft.com/office/drawing/2016/5/10/chartex" xmlns:cx5="http://schemas.microsoft.com/office/drawing/2016/5/11/chartex" xmlns:cx6="http://schemas.microsoft.com/office/drawing/2016/5/12/chartex" xmlns:cx7="http://schemas.microsoft.com/office/drawing/2016/5/13/chartex" xmlns:cx8="http://schemas.microsoft.com/office/drawing/2016/5/14/chartex" xmlns:mc="http://schemas.openxmlformats.org/markup-compatibility/2006" xmlns:aink="http://schemas.microsoft.com/office/drawing/2016/ink" xmlns:am3d="http://schemas.microsoft.com/office/drawing/2017/model3d" xmlns:o="urn:schemas-microsoft-com:office:office" xmlns:oel="http://schemas.microsoft.com/office/2019/extlst" xmlns:r="http://schemas.openxmlformats.org/officeDocument/2006/relationships" xmlns:m="http://schemas.openxmlformats.org/officeDocument/2006/math" xmlns:v="urn:schemas-microsoft-com:vml" xmlns:wp14="http://schemas.microsoft.com/office/word/2010/wordprocessingDrawing" xmlns:wp="http://schemas.openxmlformats.org/drawingml/2006/wordprocessingDrawing" xmlns:w10="urn:schemas-microsoft-com:office:word" xmlns:w="http://schemas.openxmlformats.org/wordprocessingml/2006/main" xmlns:w14="http://schemas.microsoft.com/office/word/2010/wordml" xmlns:w15="http://schemas.microsoft.com/office/word/2012/wordml" xmlns:w16cex="http://schemas.microsoft.com/office/word/2018/wordml/cex" xmlns:w16cid="http://schemas.microsoft.com/office/word/2016/wordml/cid" xmlns:w16="http://schemas.microsoft.com/office/word/2018/wordml" xmlns:w16du="http://schemas.microsoft.com/office/word/2023/wordml/word16du" xmlns:w16sdtdh="http://schemas.microsoft.com/office/word/2020/wordml/sdtdatahash" xmlns:w16sdtfl="http://schemas.microsoft.com/office/word/2024/wordml/sdtformatlock" xmlns:w16se="http://schemas.microsoft.com/office/word/2015/wordml/symex" xmlns:wpg="http://schemas.microsoft.com/office/word/2010/wordprocessingGroup" xmlns:wpi="http://schemas.microsoft.com/office/word/2010/wordprocessingInk" xmlns:wne="http://schemas.microsoft.com/office/word/2006/wordml" xmlns:wps="http://schemas.microsoft.com/office/word/2010/wordprocessingShape" mc:Ignorable="w14 w15 w16se w16cid w16 w16cex w16sdtdh w16sdtfl w16du wp14">
   <w:p>
     <w:pPr>
       <w:pStyle w:val="Footer"/>
@@ -34400,7 +33452,7 @@
 </file>
 
 <file path=word/footer4.xml><?xml version="1.0" encoding="utf-8"?>
-<w:ftr xmlns:wpc="http://schemas.microsoft.com/office/word/2010/wordprocessingCanvas" xmlns:cx="http://schemas.microsoft.com/office/drawing/2014/chartex" xmlns:cx1="http://schemas.microsoft.com/office/drawing/2015/9/8/chartex" xmlns:cx2="http://schemas.microsoft.com/office/drawing/2015/10/21/chartex" xmlns:cx3="http://schemas.microsoft.com/office/drawing/2016/5/9/chartex" xmlns:cx4="http://schemas.microsoft.com/office/drawing/2016/5/10/chartex" xmlns:cx5="http://schemas.microsoft.com/office/drawing/2016/5/11/chartex" xmlns:cx6="http://schemas.microsoft.com/office/drawing/2016/5/12/chartex" xmlns:cx7="http://schemas.microsoft.com/office/drawing/2016/5/13/chartex" xmlns:cx8="http://schemas.microsoft.com/office/drawing/2016/5/14/chartex" xmlns:mc="http://schemas.openxmlformats.org/markup-compatibility/2006" xmlns:m="http://schemas.openxmlformats.org/officeDocument/2006/math" xmlns:aink="http://schemas.microsoft.com/office/drawing/2016/ink" xmlns:am3d="http://schemas.microsoft.com/office/drawing/2017/model3d" xmlns:oel="http://schemas.microsoft.com/office/2019/extlst" xmlns:r="http://schemas.openxmlformats.org/officeDocument/2006/relationships" xmlns:wp14="http://schemas.microsoft.com/office/word/2010/wordprocessingDrawing" xmlns:wp="http://schemas.openxmlformats.org/drawingml/2006/wordprocessingDrawing" xmlns:wpg="http://schemas.microsoft.com/office/word/2010/wordprocessingGroup" xmlns:wpi="http://schemas.microsoft.com/office/word/2010/wordprocessingInk" xmlns:wps="http://schemas.microsoft.com/office/word/2010/wordprocessingShape" xmlns:o="urn:schemas-microsoft-com:office:office" xmlns:v="urn:schemas-microsoft-com:vml" xmlns:w10="urn:schemas-microsoft-com:office:word" xmlns:w="http://schemas.openxmlformats.org/wordprocessingml/2006/main" xmlns:w14="http://schemas.microsoft.com/office/word/2010/wordml" xmlns:w15="http://schemas.microsoft.com/office/word/2012/wordml" xmlns:w16cex="http://schemas.microsoft.com/office/word/2018/wordml/cex" xmlns:w16cid="http://schemas.microsoft.com/office/word/2016/wordml/cid" xmlns:w16="http://schemas.microsoft.com/office/word/2018/wordml" xmlns:w16sdtdh="http://schemas.microsoft.com/office/word/2020/wordml/sdtdatahash" xmlns:w16sdtfl="http://schemas.microsoft.com/office/word/2024/wordml/sdtformatlock" xmlns:w16se="http://schemas.microsoft.com/office/word/2015/wordml/symex" xmlns:w16du="http://schemas.microsoft.com/office/word/2023/wordml/word16du" xmlns:wne="http://schemas.microsoft.com/office/word/2006/wordml" mc:Ignorable="w14 w15 w16se w16cid w16 w16cex w16sdtdh w16sdtfl w16du wp14">
+<w:ftr xmlns:wpc="http://schemas.microsoft.com/office/word/2010/wordprocessingCanvas" xmlns:cx="http://schemas.microsoft.com/office/drawing/2014/chartex" xmlns:cx1="http://schemas.microsoft.com/office/drawing/2015/9/8/chartex" xmlns:cx2="http://schemas.microsoft.com/office/drawing/2015/10/21/chartex" xmlns:cx3="http://schemas.microsoft.com/office/drawing/2016/5/9/chartex" xmlns:cx4="http://schemas.microsoft.com/office/drawing/2016/5/10/chartex" xmlns:cx5="http://schemas.microsoft.com/office/drawing/2016/5/11/chartex" xmlns:cx6="http://schemas.microsoft.com/office/drawing/2016/5/12/chartex" xmlns:cx7="http://schemas.microsoft.com/office/drawing/2016/5/13/chartex" xmlns:cx8="http://schemas.microsoft.com/office/drawing/2016/5/14/chartex" xmlns:mc="http://schemas.openxmlformats.org/markup-compatibility/2006" xmlns:aink="http://schemas.microsoft.com/office/drawing/2016/ink" xmlns:am3d="http://schemas.microsoft.com/office/drawing/2017/model3d" xmlns:o="urn:schemas-microsoft-com:office:office" xmlns:oel="http://schemas.microsoft.com/office/2019/extlst" xmlns:r="http://schemas.openxmlformats.org/officeDocument/2006/relationships" xmlns:m="http://schemas.openxmlformats.org/officeDocument/2006/math" xmlns:v="urn:schemas-microsoft-com:vml" xmlns:wp14="http://schemas.microsoft.com/office/word/2010/wordprocessingDrawing" xmlns:wp="http://schemas.openxmlformats.org/drawingml/2006/wordprocessingDrawing" xmlns:w10="urn:schemas-microsoft-com:office:word" xmlns:w="http://schemas.openxmlformats.org/wordprocessingml/2006/main" xmlns:w14="http://schemas.microsoft.com/office/word/2010/wordml" xmlns:w15="http://schemas.microsoft.com/office/word/2012/wordml" xmlns:w16cex="http://schemas.microsoft.com/office/word/2018/wordml/cex" xmlns:w16cid="http://schemas.microsoft.com/office/word/2016/wordml/cid" xmlns:w16="http://schemas.microsoft.com/office/word/2018/wordml" xmlns:w16du="http://schemas.microsoft.com/office/word/2023/wordml/word16du" xmlns:w16sdtdh="http://schemas.microsoft.com/office/word/2020/wordml/sdtdatahash" xmlns:w16sdtfl="http://schemas.microsoft.com/office/word/2024/wordml/sdtformatlock" xmlns:w16se="http://schemas.microsoft.com/office/word/2015/wordml/symex" xmlns:wpg="http://schemas.microsoft.com/office/word/2010/wordprocessingGroup" xmlns:wpi="http://schemas.microsoft.com/office/word/2010/wordprocessingInk" xmlns:wne="http://schemas.microsoft.com/office/word/2006/wordml" xmlns:wps="http://schemas.microsoft.com/office/word/2010/wordprocessingShape" mc:Ignorable="w14 w15 w16se w16cid w16 w16cex w16sdtdh w16sdtfl w16du wp14">
   <w:sdt>
     <w:sdtPr>
       <w:id w:val="-1783262355"/>
@@ -34481,7 +33533,7 @@
 </file>
 
 <file path=word/footer5.xml><?xml version="1.0" encoding="utf-8"?>
-<w:ftr xmlns:wpc="http://schemas.microsoft.com/office/word/2010/wordprocessingCanvas" xmlns:cx="http://schemas.microsoft.com/office/drawing/2014/chartex" xmlns:cx1="http://schemas.microsoft.com/office/drawing/2015/9/8/chartex" xmlns:cx2="http://schemas.microsoft.com/office/drawing/2015/10/21/chartex" xmlns:cx3="http://schemas.microsoft.com/office/drawing/2016/5/9/chartex" xmlns:cx4="http://schemas.microsoft.com/office/drawing/2016/5/10/chartex" xmlns:cx5="http://schemas.microsoft.com/office/drawing/2016/5/11/chartex" xmlns:cx6="http://schemas.microsoft.com/office/drawing/2016/5/12/chartex" xmlns:cx7="http://schemas.microsoft.com/office/drawing/2016/5/13/chartex" xmlns:cx8="http://schemas.microsoft.com/office/drawing/2016/5/14/chartex" xmlns:mc="http://schemas.openxmlformats.org/markup-compatibility/2006" xmlns:m="http://schemas.openxmlformats.org/officeDocument/2006/math" xmlns:aink="http://schemas.microsoft.com/office/drawing/2016/ink" xmlns:am3d="http://schemas.microsoft.com/office/drawing/2017/model3d" xmlns:oel="http://schemas.microsoft.com/office/2019/extlst" xmlns:r="http://schemas.openxmlformats.org/officeDocument/2006/relationships" xmlns:wp14="http://schemas.microsoft.com/office/word/2010/wordprocessingDrawing" xmlns:wp="http://schemas.openxmlformats.org/drawingml/2006/wordprocessingDrawing" xmlns:wpg="http://schemas.microsoft.com/office/word/2010/wordprocessingGroup" xmlns:wpi="http://schemas.microsoft.com/office/word/2010/wordprocessingInk" xmlns:wps="http://schemas.microsoft.com/office/word/2010/wordprocessingShape" xmlns:o="urn:schemas-microsoft-com:office:office" xmlns:v="urn:schemas-microsoft-com:vml" xmlns:w10="urn:schemas-microsoft-com:office:word" xmlns:w="http://schemas.openxmlformats.org/wordprocessingml/2006/main" xmlns:w14="http://schemas.microsoft.com/office/word/2010/wordml" xmlns:w15="http://schemas.microsoft.com/office/word/2012/wordml" xmlns:w16cex="http://schemas.microsoft.com/office/word/2018/wordml/cex" xmlns:w16cid="http://schemas.microsoft.com/office/word/2016/wordml/cid" xmlns:w16="http://schemas.microsoft.com/office/word/2018/wordml" xmlns:w16sdtdh="http://schemas.microsoft.com/office/word/2020/wordml/sdtdatahash" xmlns:w16sdtfl="http://schemas.microsoft.com/office/word/2024/wordml/sdtformatlock" xmlns:w16se="http://schemas.microsoft.com/office/word/2015/wordml/symex" xmlns:w16du="http://schemas.microsoft.com/office/word/2023/wordml/word16du" xmlns:wne="http://schemas.microsoft.com/office/word/2006/wordml" mc:Ignorable="w14 w15 w16se w16cid w16 w16cex w16sdtdh w16sdtfl w16du wp14">
+<w:ftr xmlns:wpc="http://schemas.microsoft.com/office/word/2010/wordprocessingCanvas" xmlns:cx="http://schemas.microsoft.com/office/drawing/2014/chartex" xmlns:cx1="http://schemas.microsoft.com/office/drawing/2015/9/8/chartex" xmlns:cx2="http://schemas.microsoft.com/office/drawing/2015/10/21/chartex" xmlns:cx3="http://schemas.microsoft.com/office/drawing/2016/5/9/chartex" xmlns:cx4="http://schemas.microsoft.com/office/drawing/2016/5/10/chartex" xmlns:cx5="http://schemas.microsoft.com/office/drawing/2016/5/11/chartex" xmlns:cx6="http://schemas.microsoft.com/office/drawing/2016/5/12/chartex" xmlns:cx7="http://schemas.microsoft.com/office/drawing/2016/5/13/chartex" xmlns:cx8="http://schemas.microsoft.com/office/drawing/2016/5/14/chartex" xmlns:mc="http://schemas.openxmlformats.org/markup-compatibility/2006" xmlns:aink="http://schemas.microsoft.com/office/drawing/2016/ink" xmlns:am3d="http://schemas.microsoft.com/office/drawing/2017/model3d" xmlns:o="urn:schemas-microsoft-com:office:office" xmlns:oel="http://schemas.microsoft.com/office/2019/extlst" xmlns:r="http://schemas.openxmlformats.org/officeDocument/2006/relationships" xmlns:m="http://schemas.openxmlformats.org/officeDocument/2006/math" xmlns:v="urn:schemas-microsoft-com:vml" xmlns:wp14="http://schemas.microsoft.com/office/word/2010/wordprocessingDrawing" xmlns:wp="http://schemas.openxmlformats.org/drawingml/2006/wordprocessingDrawing" xmlns:w10="urn:schemas-microsoft-com:office:word" xmlns:w="http://schemas.openxmlformats.org/wordprocessingml/2006/main" xmlns:w14="http://schemas.microsoft.com/office/word/2010/wordml" xmlns:w15="http://schemas.microsoft.com/office/word/2012/wordml" xmlns:w16cex="http://schemas.microsoft.com/office/word/2018/wordml/cex" xmlns:w16cid="http://schemas.microsoft.com/office/word/2016/wordml/cid" xmlns:w16="http://schemas.microsoft.com/office/word/2018/wordml" xmlns:w16du="http://schemas.microsoft.com/office/word/2023/wordml/word16du" xmlns:w16sdtdh="http://schemas.microsoft.com/office/word/2020/wordml/sdtdatahash" xmlns:w16sdtfl="http://schemas.microsoft.com/office/word/2024/wordml/sdtformatlock" xmlns:w16se="http://schemas.microsoft.com/office/word/2015/wordml/symex" xmlns:wpg="http://schemas.microsoft.com/office/word/2010/wordprocessingGroup" xmlns:wpi="http://schemas.microsoft.com/office/word/2010/wordprocessingInk" xmlns:wne="http://schemas.microsoft.com/office/word/2006/wordml" xmlns:wps="http://schemas.microsoft.com/office/word/2010/wordprocessingShape" mc:Ignorable="w14 w15 w16se w16cid w16 w16cex w16sdtdh w16sdtfl w16du wp14">
   <w:p>
     <w:pPr>
       <w:tabs>
@@ -34619,7 +33671,7 @@
 </file>
 
 <file path=word/footer6.xml><?xml version="1.0" encoding="utf-8"?>
-<w:ftr xmlns:wpc="http://schemas.microsoft.com/office/word/2010/wordprocessingCanvas" xmlns:cx="http://schemas.microsoft.com/office/drawing/2014/chartex" xmlns:cx1="http://schemas.microsoft.com/office/drawing/2015/9/8/chartex" xmlns:cx2="http://schemas.microsoft.com/office/drawing/2015/10/21/chartex" xmlns:cx3="http://schemas.microsoft.com/office/drawing/2016/5/9/chartex" xmlns:cx4="http://schemas.microsoft.com/office/drawing/2016/5/10/chartex" xmlns:cx5="http://schemas.microsoft.com/office/drawing/2016/5/11/chartex" xmlns:cx6="http://schemas.microsoft.com/office/drawing/2016/5/12/chartex" xmlns:cx7="http://schemas.microsoft.com/office/drawing/2016/5/13/chartex" xmlns:cx8="http://schemas.microsoft.com/office/drawing/2016/5/14/chartex" xmlns:mc="http://schemas.openxmlformats.org/markup-compatibility/2006" xmlns:m="http://schemas.openxmlformats.org/officeDocument/2006/math" xmlns:aink="http://schemas.microsoft.com/office/drawing/2016/ink" xmlns:am3d="http://schemas.microsoft.com/office/drawing/2017/model3d" xmlns:oel="http://schemas.microsoft.com/office/2019/extlst" xmlns:r="http://schemas.openxmlformats.org/officeDocument/2006/relationships" xmlns:wp14="http://schemas.microsoft.com/office/word/2010/wordprocessingDrawing" xmlns:wp="http://schemas.openxmlformats.org/drawingml/2006/wordprocessingDrawing" xmlns:wpg="http://schemas.microsoft.com/office/word/2010/wordprocessingGroup" xmlns:wpi="http://schemas.microsoft.com/office/word/2010/wordprocessingInk" xmlns:wps="http://schemas.microsoft.com/office/word/2010/wordprocessingShape" xmlns:o="urn:schemas-microsoft-com:office:office" xmlns:v="urn:schemas-microsoft-com:vml" xmlns:w10="urn:schemas-microsoft-com:office:word" xmlns:w="http://schemas.openxmlformats.org/wordprocessingml/2006/main" xmlns:w14="http://schemas.microsoft.com/office/word/2010/wordml" xmlns:w15="http://schemas.microsoft.com/office/word/2012/wordml" xmlns:w16cex="http://schemas.microsoft.com/office/word/2018/wordml/cex" xmlns:w16cid="http://schemas.microsoft.com/office/word/2016/wordml/cid" xmlns:w16="http://schemas.microsoft.com/office/word/2018/wordml" xmlns:w16sdtdh="http://schemas.microsoft.com/office/word/2020/wordml/sdtdatahash" xmlns:w16sdtfl="http://schemas.microsoft.com/office/word/2024/wordml/sdtformatlock" xmlns:w16se="http://schemas.microsoft.com/office/word/2015/wordml/symex" xmlns:w16du="http://schemas.microsoft.com/office/word/2023/wordml/word16du" xmlns:wne="http://schemas.microsoft.com/office/word/2006/wordml" mc:Ignorable="w14 w15 w16se w16cid w16 w16cex w16sdtdh w16sdtfl w16du wp14">
+<w:ftr xmlns:wpc="http://schemas.microsoft.com/office/word/2010/wordprocessingCanvas" xmlns:cx="http://schemas.microsoft.com/office/drawing/2014/chartex" xmlns:cx1="http://schemas.microsoft.com/office/drawing/2015/9/8/chartex" xmlns:cx2="http://schemas.microsoft.com/office/drawing/2015/10/21/chartex" xmlns:cx3="http://schemas.microsoft.com/office/drawing/2016/5/9/chartex" xmlns:cx4="http://schemas.microsoft.com/office/drawing/2016/5/10/chartex" xmlns:cx5="http://schemas.microsoft.com/office/drawing/2016/5/11/chartex" xmlns:cx6="http://schemas.microsoft.com/office/drawing/2016/5/12/chartex" xmlns:cx7="http://schemas.microsoft.com/office/drawing/2016/5/13/chartex" xmlns:cx8="http://schemas.microsoft.com/office/drawing/2016/5/14/chartex" xmlns:mc="http://schemas.openxmlformats.org/markup-compatibility/2006" xmlns:aink="http://schemas.microsoft.com/office/drawing/2016/ink" xmlns:am3d="http://schemas.microsoft.com/office/drawing/2017/model3d" xmlns:o="urn:schemas-microsoft-com:office:office" xmlns:oel="http://schemas.microsoft.com/office/2019/extlst" xmlns:r="http://schemas.openxmlformats.org/officeDocument/2006/relationships" xmlns:m="http://schemas.openxmlformats.org/officeDocument/2006/math" xmlns:v="urn:schemas-microsoft-com:vml" xmlns:wp14="http://schemas.microsoft.com/office/word/2010/wordprocessingDrawing" xmlns:wp="http://schemas.openxmlformats.org/drawingml/2006/wordprocessingDrawing" xmlns:w10="urn:schemas-microsoft-com:office:word" xmlns:w="http://schemas.openxmlformats.org/wordprocessingml/2006/main" xmlns:w14="http://schemas.microsoft.com/office/word/2010/wordml" xmlns:w15="http://schemas.microsoft.com/office/word/2012/wordml" xmlns:w16cex="http://schemas.microsoft.com/office/word/2018/wordml/cex" xmlns:w16cid="http://schemas.microsoft.com/office/word/2016/wordml/cid" xmlns:w16="http://schemas.microsoft.com/office/word/2018/wordml" xmlns:w16du="http://schemas.microsoft.com/office/word/2023/wordml/word16du" xmlns:w16sdtdh="http://schemas.microsoft.com/office/word/2020/wordml/sdtdatahash" xmlns:w16sdtfl="http://schemas.microsoft.com/office/word/2024/wordml/sdtformatlock" xmlns:w16se="http://schemas.microsoft.com/office/word/2015/wordml/symex" xmlns:wpg="http://schemas.microsoft.com/office/word/2010/wordprocessingGroup" xmlns:wpi="http://schemas.microsoft.com/office/word/2010/wordprocessingInk" xmlns:wne="http://schemas.microsoft.com/office/word/2006/wordml" xmlns:wps="http://schemas.microsoft.com/office/word/2010/wordprocessingShape" mc:Ignorable="w14 w15 w16se w16cid w16 w16cex w16sdtdh w16sdtfl w16du wp14">
   <w:p>
     <w:pPr>
       <w:tabs>
@@ -34636,7 +33688,7 @@
 </file>
 
 <file path=word/footer7.xml><?xml version="1.0" encoding="utf-8"?>
-<w:ftr xmlns:wpc="http://schemas.microsoft.com/office/word/2010/wordprocessingCanvas" xmlns:cx="http://schemas.microsoft.com/office/drawing/2014/chartex" xmlns:cx1="http://schemas.microsoft.com/office/drawing/2015/9/8/chartex" xmlns:cx2="http://schemas.microsoft.com/office/drawing/2015/10/21/chartex" xmlns:cx3="http://schemas.microsoft.com/office/drawing/2016/5/9/chartex" xmlns:cx4="http://schemas.microsoft.com/office/drawing/2016/5/10/chartex" xmlns:cx5="http://schemas.microsoft.com/office/drawing/2016/5/11/chartex" xmlns:cx6="http://schemas.microsoft.com/office/drawing/2016/5/12/chartex" xmlns:cx7="http://schemas.microsoft.com/office/drawing/2016/5/13/chartex" xmlns:cx8="http://schemas.microsoft.com/office/drawing/2016/5/14/chartex" xmlns:mc="http://schemas.openxmlformats.org/markup-compatibility/2006" xmlns:m="http://schemas.openxmlformats.org/officeDocument/2006/math" xmlns:aink="http://schemas.microsoft.com/office/drawing/2016/ink" xmlns:am3d="http://schemas.microsoft.com/office/drawing/2017/model3d" xmlns:oel="http://schemas.microsoft.com/office/2019/extlst" xmlns:r="http://schemas.openxmlformats.org/officeDocument/2006/relationships" xmlns:wp14="http://schemas.microsoft.com/office/word/2010/wordprocessingDrawing" xmlns:wp="http://schemas.openxmlformats.org/drawingml/2006/wordprocessingDrawing" xmlns:wpg="http://schemas.microsoft.com/office/word/2010/wordprocessingGroup" xmlns:wpi="http://schemas.microsoft.com/office/word/2010/wordprocessingInk" xmlns:wps="http://schemas.microsoft.com/office/word/2010/wordprocessingShape" xmlns:o="urn:schemas-microsoft-com:office:office" xmlns:v="urn:schemas-microsoft-com:vml" xmlns:w10="urn:schemas-microsoft-com:office:word" xmlns:w="http://schemas.openxmlformats.org/wordprocessingml/2006/main" xmlns:w14="http://schemas.microsoft.com/office/word/2010/wordml" xmlns:w15="http://schemas.microsoft.com/office/word/2012/wordml" xmlns:w16cex="http://schemas.microsoft.com/office/word/2018/wordml/cex" xmlns:w16cid="http://schemas.microsoft.com/office/word/2016/wordml/cid" xmlns:w16="http://schemas.microsoft.com/office/word/2018/wordml" xmlns:w16sdtdh="http://schemas.microsoft.com/office/word/2020/wordml/sdtdatahash" xmlns:w16sdtfl="http://schemas.microsoft.com/office/word/2024/wordml/sdtformatlock" xmlns:w16se="http://schemas.microsoft.com/office/word/2015/wordml/symex" xmlns:w16du="http://schemas.microsoft.com/office/word/2023/wordml/word16du" xmlns:wne="http://schemas.microsoft.com/office/word/2006/wordml" mc:Ignorable="w14 w15 w16se w16cid w16 w16cex w16sdtdh w16sdtfl w16du wp14">
+<w:ftr xmlns:wpc="http://schemas.microsoft.com/office/word/2010/wordprocessingCanvas" xmlns:cx="http://schemas.microsoft.com/office/drawing/2014/chartex" xmlns:cx1="http://schemas.microsoft.com/office/drawing/2015/9/8/chartex" xmlns:cx2="http://schemas.microsoft.com/office/drawing/2015/10/21/chartex" xmlns:cx3="http://schemas.microsoft.com/office/drawing/2016/5/9/chartex" xmlns:cx4="http://schemas.microsoft.com/office/drawing/2016/5/10/chartex" xmlns:cx5="http://schemas.microsoft.com/office/drawing/2016/5/11/chartex" xmlns:cx6="http://schemas.microsoft.com/office/drawing/2016/5/12/chartex" xmlns:cx7="http://schemas.microsoft.com/office/drawing/2016/5/13/chartex" xmlns:cx8="http://schemas.microsoft.com/office/drawing/2016/5/14/chartex" xmlns:mc="http://schemas.openxmlformats.org/markup-compatibility/2006" xmlns:aink="http://schemas.microsoft.com/office/drawing/2016/ink" xmlns:am3d="http://schemas.microsoft.com/office/drawing/2017/model3d" xmlns:o="urn:schemas-microsoft-com:office:office" xmlns:oel="http://schemas.microsoft.com/office/2019/extlst" xmlns:r="http://schemas.openxmlformats.org/officeDocument/2006/relationships" xmlns:m="http://schemas.openxmlformats.org/officeDocument/2006/math" xmlns:v="urn:schemas-microsoft-com:vml" xmlns:wp14="http://schemas.microsoft.com/office/word/2010/wordprocessingDrawing" xmlns:wp="http://schemas.openxmlformats.org/drawingml/2006/wordprocessingDrawing" xmlns:w10="urn:schemas-microsoft-com:office:word" xmlns:w="http://schemas.openxmlformats.org/wordprocessingml/2006/main" xmlns:w14="http://schemas.microsoft.com/office/word/2010/wordml" xmlns:w15="http://schemas.microsoft.com/office/word/2012/wordml" xmlns:w16cex="http://schemas.microsoft.com/office/word/2018/wordml/cex" xmlns:w16cid="http://schemas.microsoft.com/office/word/2016/wordml/cid" xmlns:w16="http://schemas.microsoft.com/office/word/2018/wordml" xmlns:w16du="http://schemas.microsoft.com/office/word/2023/wordml/word16du" xmlns:w16sdtdh="http://schemas.microsoft.com/office/word/2020/wordml/sdtdatahash" xmlns:w16sdtfl="http://schemas.microsoft.com/office/word/2024/wordml/sdtformatlock" xmlns:w16se="http://schemas.microsoft.com/office/word/2015/wordml/symex" xmlns:wpg="http://schemas.microsoft.com/office/word/2010/wordprocessingGroup" xmlns:wpi="http://schemas.microsoft.com/office/word/2010/wordprocessingInk" xmlns:wne="http://schemas.microsoft.com/office/word/2006/wordml" xmlns:wps="http://schemas.microsoft.com/office/word/2010/wordprocessingShape" mc:Ignorable="w14 w15 w16se w16cid w16 w16cex w16sdtdh w16sdtfl w16du wp14">
   <w:p>
     <w:pPr>
       <w:tabs>
@@ -34653,7 +33705,7 @@
 </file>
 
 <file path=word/footnotes.xml><?xml version="1.0" encoding="utf-8"?>
-<w:footnotes xmlns:wpc="http://schemas.microsoft.com/office/word/2010/wordprocessingCanvas" xmlns:cx="http://schemas.microsoft.com/office/drawing/2014/chartex" xmlns:cx1="http://schemas.microsoft.com/office/drawing/2015/9/8/chartex" xmlns:cx2="http://schemas.microsoft.com/office/drawing/2015/10/21/chartex" xmlns:cx3="http://schemas.microsoft.com/office/drawing/2016/5/9/chartex" xmlns:cx4="http://schemas.microsoft.com/office/drawing/2016/5/10/chartex" xmlns:cx5="http://schemas.microsoft.com/office/drawing/2016/5/11/chartex" xmlns:cx6="http://schemas.microsoft.com/office/drawing/2016/5/12/chartex" xmlns:cx7="http://schemas.microsoft.com/office/drawing/2016/5/13/chartex" xmlns:cx8="http://schemas.microsoft.com/office/drawing/2016/5/14/chartex" xmlns:mc="http://schemas.openxmlformats.org/markup-compatibility/2006" xmlns:m="http://schemas.openxmlformats.org/officeDocument/2006/math" xmlns:aink="http://schemas.microsoft.com/office/drawing/2016/ink" xmlns:am3d="http://schemas.microsoft.com/office/drawing/2017/model3d" xmlns:oel="http://schemas.microsoft.com/office/2019/extlst" xmlns:r="http://schemas.openxmlformats.org/officeDocument/2006/relationships" xmlns:wp14="http://schemas.microsoft.com/office/word/2010/wordprocessingDrawing" xmlns:wp="http://schemas.openxmlformats.org/drawingml/2006/wordprocessingDrawing" xmlns:wpg="http://schemas.microsoft.com/office/word/2010/wordprocessingGroup" xmlns:wpi="http://schemas.microsoft.com/office/word/2010/wordprocessingInk" xmlns:wps="http://schemas.microsoft.com/office/word/2010/wordprocessingShape" xmlns:o="urn:schemas-microsoft-com:office:office" xmlns:v="urn:schemas-microsoft-com:vml" xmlns:w10="urn:schemas-microsoft-com:office:word" xmlns:w="http://schemas.openxmlformats.org/wordprocessingml/2006/main" xmlns:w14="http://schemas.microsoft.com/office/word/2010/wordml" xmlns:w15="http://schemas.microsoft.com/office/word/2012/wordml" xmlns:w16cex="http://schemas.microsoft.com/office/word/2018/wordml/cex" xmlns:w16cid="http://schemas.microsoft.com/office/word/2016/wordml/cid" xmlns:w16="http://schemas.microsoft.com/office/word/2018/wordml" xmlns:w16sdtdh="http://schemas.microsoft.com/office/word/2020/wordml/sdtdatahash" xmlns:w16sdtfl="http://schemas.microsoft.com/office/word/2024/wordml/sdtformatlock" xmlns:w16se="http://schemas.microsoft.com/office/word/2015/wordml/symex" xmlns:w16du="http://schemas.microsoft.com/office/word/2023/wordml/word16du" xmlns:wne="http://schemas.microsoft.com/office/word/2006/wordml" mc:Ignorable="w14 w15 w16se w16cid w16 w16cex w16sdtdh w16sdtfl w16du wp14">
+<w:footnotes xmlns:wpc="http://schemas.microsoft.com/office/word/2010/wordprocessingCanvas" xmlns:cx="http://schemas.microsoft.com/office/drawing/2014/chartex" xmlns:cx1="http://schemas.microsoft.com/office/drawing/2015/9/8/chartex" xmlns:cx2="http://schemas.microsoft.com/office/drawing/2015/10/21/chartex" xmlns:cx3="http://schemas.microsoft.com/office/drawing/2016/5/9/chartex" xmlns:cx4="http://schemas.microsoft.com/office/drawing/2016/5/10/chartex" xmlns:cx5="http://schemas.microsoft.com/office/drawing/2016/5/11/chartex" xmlns:cx6="http://schemas.microsoft.com/office/drawing/2016/5/12/chartex" xmlns:cx7="http://schemas.microsoft.com/office/drawing/2016/5/13/chartex" xmlns:cx8="http://schemas.microsoft.com/office/drawing/2016/5/14/chartex" xmlns:mc="http://schemas.openxmlformats.org/markup-compatibility/2006" xmlns:aink="http://schemas.microsoft.com/office/drawing/2016/ink" xmlns:am3d="http://schemas.microsoft.com/office/drawing/2017/model3d" xmlns:o="urn:schemas-microsoft-com:office:office" xmlns:oel="http://schemas.microsoft.com/office/2019/extlst" xmlns:r="http://schemas.openxmlformats.org/officeDocument/2006/relationships" xmlns:m="http://schemas.openxmlformats.org/officeDocument/2006/math" xmlns:v="urn:schemas-microsoft-com:vml" xmlns:wp14="http://schemas.microsoft.com/office/word/2010/wordprocessingDrawing" xmlns:wp="http://schemas.openxmlformats.org/drawingml/2006/wordprocessingDrawing" xmlns:w10="urn:schemas-microsoft-com:office:word" xmlns:w="http://schemas.openxmlformats.org/wordprocessingml/2006/main" xmlns:w14="http://schemas.microsoft.com/office/word/2010/wordml" xmlns:w15="http://schemas.microsoft.com/office/word/2012/wordml" xmlns:w16cex="http://schemas.microsoft.com/office/word/2018/wordml/cex" xmlns:w16cid="http://schemas.microsoft.com/office/word/2016/wordml/cid" xmlns:w16="http://schemas.microsoft.com/office/word/2018/wordml" xmlns:w16du="http://schemas.microsoft.com/office/word/2023/wordml/word16du" xmlns:w16sdtdh="http://schemas.microsoft.com/office/word/2020/wordml/sdtdatahash" xmlns:w16sdtfl="http://schemas.microsoft.com/office/word/2024/wordml/sdtformatlock" xmlns:w16se="http://schemas.microsoft.com/office/word/2015/wordml/symex" xmlns:wpg="http://schemas.microsoft.com/office/word/2010/wordprocessingGroup" xmlns:wpi="http://schemas.microsoft.com/office/word/2010/wordprocessingInk" xmlns:wne="http://schemas.microsoft.com/office/word/2006/wordml" xmlns:wps="http://schemas.microsoft.com/office/word/2010/wordprocessingShape" mc:Ignorable="w14 w15 w16se w16cid w16 w16cex w16sdtdh w16sdtfl w16du wp14">
   <w:footnote w:type="separator" w:id="-1">
     <w:p>
       <w:pPr>
@@ -34678,7 +33730,7 @@
 </file>
 
 <file path=word/header1.xml><?xml version="1.0" encoding="utf-8"?>
-<w:hdr xmlns:wpc="http://schemas.microsoft.com/office/word/2010/wordprocessingCanvas" xmlns:cx="http://schemas.microsoft.com/office/drawing/2014/chartex" xmlns:cx1="http://schemas.microsoft.com/office/drawing/2015/9/8/chartex" xmlns:cx2="http://schemas.microsoft.com/office/drawing/2015/10/21/chartex" xmlns:cx3="http://schemas.microsoft.com/office/drawing/2016/5/9/chartex" xmlns:cx4="http://schemas.microsoft.com/office/drawing/2016/5/10/chartex" xmlns:cx5="http://schemas.microsoft.com/office/drawing/2016/5/11/chartex" xmlns:cx6="http://schemas.microsoft.com/office/drawing/2016/5/12/chartex" xmlns:cx7="http://schemas.microsoft.com/office/drawing/2016/5/13/chartex" xmlns:cx8="http://schemas.microsoft.com/office/drawing/2016/5/14/chartex" xmlns:mc="http://schemas.openxmlformats.org/markup-compatibility/2006" xmlns:m="http://schemas.openxmlformats.org/officeDocument/2006/math" xmlns:aink="http://schemas.microsoft.com/office/drawing/2016/ink" xmlns:am3d="http://schemas.microsoft.com/office/drawing/2017/model3d" xmlns:oel="http://schemas.microsoft.com/office/2019/extlst" xmlns:r="http://schemas.openxmlformats.org/officeDocument/2006/relationships" xmlns:wp14="http://schemas.microsoft.com/office/word/2010/wordprocessingDrawing" xmlns:wp="http://schemas.openxmlformats.org/drawingml/2006/wordprocessingDrawing" xmlns:wpg="http://schemas.microsoft.com/office/word/2010/wordprocessingGroup" xmlns:wpi="http://schemas.microsoft.com/office/word/2010/wordprocessingInk" xmlns:wps="http://schemas.microsoft.com/office/word/2010/wordprocessingShape" xmlns:o="urn:schemas-microsoft-com:office:office" xmlns:v="urn:schemas-microsoft-com:vml" xmlns:w10="urn:schemas-microsoft-com:office:word" xmlns:w="http://schemas.openxmlformats.org/wordprocessingml/2006/main" xmlns:w14="http://schemas.microsoft.com/office/word/2010/wordml" xmlns:w15="http://schemas.microsoft.com/office/word/2012/wordml" xmlns:w16cex="http://schemas.microsoft.com/office/word/2018/wordml/cex" xmlns:w16cid="http://schemas.microsoft.com/office/word/2016/wordml/cid" xmlns:w16="http://schemas.microsoft.com/office/word/2018/wordml" xmlns:w16sdtdh="http://schemas.microsoft.com/office/word/2020/wordml/sdtdatahash" xmlns:w16sdtfl="http://schemas.microsoft.com/office/word/2024/wordml/sdtformatlock" xmlns:w16se="http://schemas.microsoft.com/office/word/2015/wordml/symex" xmlns:w16du="http://schemas.microsoft.com/office/word/2023/wordml/word16du" xmlns:wne="http://schemas.microsoft.com/office/word/2006/wordml" mc:Ignorable="w14 w15 w16se w16cid w16 w16cex w16sdtdh w16sdtfl w16du wp14">
+<w:hdr xmlns:wpc="http://schemas.microsoft.com/office/word/2010/wordprocessingCanvas" xmlns:cx="http://schemas.microsoft.com/office/drawing/2014/chartex" xmlns:cx1="http://schemas.microsoft.com/office/drawing/2015/9/8/chartex" xmlns:cx2="http://schemas.microsoft.com/office/drawing/2015/10/21/chartex" xmlns:cx3="http://schemas.microsoft.com/office/drawing/2016/5/9/chartex" xmlns:cx4="http://schemas.microsoft.com/office/drawing/2016/5/10/chartex" xmlns:cx5="http://schemas.microsoft.com/office/drawing/2016/5/11/chartex" xmlns:cx6="http://schemas.microsoft.com/office/drawing/2016/5/12/chartex" xmlns:cx7="http://schemas.microsoft.com/office/drawing/2016/5/13/chartex" xmlns:cx8="http://schemas.microsoft.com/office/drawing/2016/5/14/chartex" xmlns:mc="http://schemas.openxmlformats.org/markup-compatibility/2006" xmlns:aink="http://schemas.microsoft.com/office/drawing/2016/ink" xmlns:am3d="http://schemas.microsoft.com/office/drawing/2017/model3d" xmlns:o="urn:schemas-microsoft-com:office:office" xmlns:oel="http://schemas.microsoft.com/office/2019/extlst" xmlns:r="http://schemas.openxmlformats.org/officeDocument/2006/relationships" xmlns:m="http://schemas.openxmlformats.org/officeDocument/2006/math" xmlns:v="urn:schemas-microsoft-com:vml" xmlns:wp14="http://schemas.microsoft.com/office/word/2010/wordprocessingDrawing" xmlns:wp="http://schemas.openxmlformats.org/drawingml/2006/wordprocessingDrawing" xmlns:w10="urn:schemas-microsoft-com:office:word" xmlns:w="http://schemas.openxmlformats.org/wordprocessingml/2006/main" xmlns:w14="http://schemas.microsoft.com/office/word/2010/wordml" xmlns:w15="http://schemas.microsoft.com/office/word/2012/wordml" xmlns:w16cex="http://schemas.microsoft.com/office/word/2018/wordml/cex" xmlns:w16cid="http://schemas.microsoft.com/office/word/2016/wordml/cid" xmlns:w16="http://schemas.microsoft.com/office/word/2018/wordml" xmlns:w16du="http://schemas.microsoft.com/office/word/2023/wordml/word16du" xmlns:w16sdtdh="http://schemas.microsoft.com/office/word/2020/wordml/sdtdatahash" xmlns:w16sdtfl="http://schemas.microsoft.com/office/word/2024/wordml/sdtformatlock" xmlns:w16se="http://schemas.microsoft.com/office/word/2015/wordml/symex" xmlns:wpg="http://schemas.microsoft.com/office/word/2010/wordprocessingGroup" xmlns:wpi="http://schemas.microsoft.com/office/word/2010/wordprocessingInk" xmlns:wne="http://schemas.microsoft.com/office/word/2006/wordml" xmlns:wps="http://schemas.microsoft.com/office/word/2010/wordprocessingShape" mc:Ignorable="w14 w15 w16se w16cid w16 w16cex w16sdtdh w16sdtfl w16du wp14">
   <w:p>
     <w:pPr>
       <w:tabs>
@@ -34695,7 +33747,7 @@
 </file>
 
 <file path=word/header2.xml><?xml version="1.0" encoding="utf-8"?>
-<w:hdr xmlns:wpc="http://schemas.microsoft.com/office/word/2010/wordprocessingCanvas" xmlns:cx="http://schemas.microsoft.com/office/drawing/2014/chartex" xmlns:cx1="http://schemas.microsoft.com/office/drawing/2015/9/8/chartex" xmlns:cx2="http://schemas.microsoft.com/office/drawing/2015/10/21/chartex" xmlns:cx3="http://schemas.microsoft.com/office/drawing/2016/5/9/chartex" xmlns:cx4="http://schemas.microsoft.com/office/drawing/2016/5/10/chartex" xmlns:cx5="http://schemas.microsoft.com/office/drawing/2016/5/11/chartex" xmlns:cx6="http://schemas.microsoft.com/office/drawing/2016/5/12/chartex" xmlns:cx7="http://schemas.microsoft.com/office/drawing/2016/5/13/chartex" xmlns:cx8="http://schemas.microsoft.com/office/drawing/2016/5/14/chartex" xmlns:mc="http://schemas.openxmlformats.org/markup-compatibility/2006" xmlns:m="http://schemas.openxmlformats.org/officeDocument/2006/math" xmlns:aink="http://schemas.microsoft.com/office/drawing/2016/ink" xmlns:am3d="http://schemas.microsoft.com/office/drawing/2017/model3d" xmlns:oel="http://schemas.microsoft.com/office/2019/extlst" xmlns:r="http://schemas.openxmlformats.org/officeDocument/2006/relationships" xmlns:wp14="http://schemas.microsoft.com/office/word/2010/wordprocessingDrawing" xmlns:wp="http://schemas.openxmlformats.org/drawingml/2006/wordprocessingDrawing" xmlns:wpg="http://schemas.microsoft.com/office/word/2010/wordprocessingGroup" xmlns:wpi="http://schemas.microsoft.com/office/word/2010/wordprocessingInk" xmlns:wps="http://schemas.microsoft.com/office/word/2010/wordprocessingShape" xmlns:o="urn:schemas-microsoft-com:office:office" xmlns:v="urn:schemas-microsoft-com:vml" xmlns:w10="urn:schemas-microsoft-com:office:word" xmlns:w="http://schemas.openxmlformats.org/wordprocessingml/2006/main" xmlns:w14="http://schemas.microsoft.com/office/word/2010/wordml" xmlns:w15="http://schemas.microsoft.com/office/word/2012/wordml" xmlns:w16cex="http://schemas.microsoft.com/office/word/2018/wordml/cex" xmlns:w16cid="http://schemas.microsoft.com/office/word/2016/wordml/cid" xmlns:w16="http://schemas.microsoft.com/office/word/2018/wordml" xmlns:w16sdtdh="http://schemas.microsoft.com/office/word/2020/wordml/sdtdatahash" xmlns:w16sdtfl="http://schemas.microsoft.com/office/word/2024/wordml/sdtformatlock" xmlns:w16se="http://schemas.microsoft.com/office/word/2015/wordml/symex" xmlns:w16du="http://schemas.microsoft.com/office/word/2023/wordml/word16du" xmlns:wne="http://schemas.microsoft.com/office/word/2006/wordml" mc:Ignorable="w14 w15 w16se w16cid w16 w16cex w16sdtdh w16sdtfl w16du wp14">
+<w:hdr xmlns:wpc="http://schemas.microsoft.com/office/word/2010/wordprocessingCanvas" xmlns:cx="http://schemas.microsoft.com/office/drawing/2014/chartex" xmlns:cx1="http://schemas.microsoft.com/office/drawing/2015/9/8/chartex" xmlns:cx2="http://schemas.microsoft.com/office/drawing/2015/10/21/chartex" xmlns:cx3="http://schemas.microsoft.com/office/drawing/2016/5/9/chartex" xmlns:cx4="http://schemas.microsoft.com/office/drawing/2016/5/10/chartex" xmlns:cx5="http://schemas.microsoft.com/office/drawing/2016/5/11/chartex" xmlns:cx6="http://schemas.microsoft.com/office/drawing/2016/5/12/chartex" xmlns:cx7="http://schemas.microsoft.com/office/drawing/2016/5/13/chartex" xmlns:cx8="http://schemas.microsoft.com/office/drawing/2016/5/14/chartex" xmlns:mc="http://schemas.openxmlformats.org/markup-compatibility/2006" xmlns:aink="http://schemas.microsoft.com/office/drawing/2016/ink" xmlns:am3d="http://schemas.microsoft.com/office/drawing/2017/model3d" xmlns:o="urn:schemas-microsoft-com:office:office" xmlns:oel="http://schemas.microsoft.com/office/2019/extlst" xmlns:r="http://schemas.openxmlformats.org/officeDocument/2006/relationships" xmlns:m="http://schemas.openxmlformats.org/officeDocument/2006/math" xmlns:v="urn:schemas-microsoft-com:vml" xmlns:wp14="http://schemas.microsoft.com/office/word/2010/wordprocessingDrawing" xmlns:wp="http://schemas.openxmlformats.org/drawingml/2006/wordprocessingDrawing" xmlns:w10="urn:schemas-microsoft-com:office:word" xmlns:w="http://schemas.openxmlformats.org/wordprocessingml/2006/main" xmlns:w14="http://schemas.microsoft.com/office/word/2010/wordml" xmlns:w15="http://schemas.microsoft.com/office/word/2012/wordml" xmlns:w16cex="http://schemas.microsoft.com/office/word/2018/wordml/cex" xmlns:w16cid="http://schemas.microsoft.com/office/word/2016/wordml/cid" xmlns:w16="http://schemas.microsoft.com/office/word/2018/wordml" xmlns:w16du="http://schemas.microsoft.com/office/word/2023/wordml/word16du" xmlns:w16sdtdh="http://schemas.microsoft.com/office/word/2020/wordml/sdtdatahash" xmlns:w16sdtfl="http://schemas.microsoft.com/office/word/2024/wordml/sdtformatlock" xmlns:w16se="http://schemas.microsoft.com/office/word/2015/wordml/symex" xmlns:wpg="http://schemas.microsoft.com/office/word/2010/wordprocessingGroup" xmlns:wpi="http://schemas.microsoft.com/office/word/2010/wordprocessingInk" xmlns:wne="http://schemas.microsoft.com/office/word/2006/wordml" xmlns:wps="http://schemas.microsoft.com/office/word/2010/wordprocessingShape" mc:Ignorable="w14 w15 w16se w16cid w16 w16cex w16sdtdh w16sdtfl w16du wp14">
   <w:p>
     <w:pPr>
       <w:pStyle w:val="Header"/>
@@ -34706,7 +33758,7 @@
 </file>
 
 <file path=word/header3.xml><?xml version="1.0" encoding="utf-8"?>
-<w:hdr xmlns:wpc="http://schemas.microsoft.com/office/word/2010/wordprocessingCanvas" xmlns:cx="http://schemas.microsoft.com/office/drawing/2014/chartex" xmlns:cx1="http://schemas.microsoft.com/office/drawing/2015/9/8/chartex" xmlns:cx2="http://schemas.microsoft.com/office/drawing/2015/10/21/chartex" xmlns:cx3="http://schemas.microsoft.com/office/drawing/2016/5/9/chartex" xmlns:cx4="http://schemas.microsoft.com/office/drawing/2016/5/10/chartex" xmlns:cx5="http://schemas.microsoft.com/office/drawing/2016/5/11/chartex" xmlns:cx6="http://schemas.microsoft.com/office/drawing/2016/5/12/chartex" xmlns:cx7="http://schemas.microsoft.com/office/drawing/2016/5/13/chartex" xmlns:cx8="http://schemas.microsoft.com/office/drawing/2016/5/14/chartex" xmlns:mc="http://schemas.openxmlformats.org/markup-compatibility/2006" xmlns:m="http://schemas.openxmlformats.org/officeDocument/2006/math" xmlns:aink="http://schemas.microsoft.com/office/drawing/2016/ink" xmlns:am3d="http://schemas.microsoft.com/office/drawing/2017/model3d" xmlns:oel="http://schemas.microsoft.com/office/2019/extlst" xmlns:r="http://schemas.openxmlformats.org/officeDocument/2006/relationships" xmlns:wp14="http://schemas.microsoft.com/office/word/2010/wordprocessingDrawing" xmlns:wp="http://schemas.openxmlformats.org/drawingml/2006/wordprocessingDrawing" xmlns:wpg="http://schemas.microsoft.com/office/word/2010/wordprocessingGroup" xmlns:wpi="http://schemas.microsoft.com/office/word/2010/wordprocessingInk" xmlns:wps="http://schemas.microsoft.com/office/word/2010/wordprocessingShape" xmlns:o="urn:schemas-microsoft-com:office:office" xmlns:v="urn:schemas-microsoft-com:vml" xmlns:w10="urn:schemas-microsoft-com:office:word" xmlns:w="http://schemas.openxmlformats.org/wordprocessingml/2006/main" xmlns:w14="http://schemas.microsoft.com/office/word/2010/wordml" xmlns:w15="http://schemas.microsoft.com/office/word/2012/wordml" xmlns:w16cex="http://schemas.microsoft.com/office/word/2018/wordml/cex" xmlns:w16cid="http://schemas.microsoft.com/office/word/2016/wordml/cid" xmlns:w16="http://schemas.microsoft.com/office/word/2018/wordml" xmlns:w16sdtdh="http://schemas.microsoft.com/office/word/2020/wordml/sdtdatahash" xmlns:w16sdtfl="http://schemas.microsoft.com/office/word/2024/wordml/sdtformatlock" xmlns:w16se="http://schemas.microsoft.com/office/word/2015/wordml/symex" xmlns:w16du="http://schemas.microsoft.com/office/word/2023/wordml/word16du" xmlns:wne="http://schemas.microsoft.com/office/word/2006/wordml" mc:Ignorable="w14 w15 w16se w16cid w16 w16cex w16sdtdh w16sdtfl w16du wp14">
+<w:hdr xmlns:wpc="http://schemas.microsoft.com/office/word/2010/wordprocessingCanvas" xmlns:cx="http://schemas.microsoft.com/office/drawing/2014/chartex" xmlns:cx1="http://schemas.microsoft.com/office/drawing/2015/9/8/chartex" xmlns:cx2="http://schemas.microsoft.com/office/drawing/2015/10/21/chartex" xmlns:cx3="http://schemas.microsoft.com/office/drawing/2016/5/9/chartex" xmlns:cx4="http://schemas.microsoft.com/office/drawing/2016/5/10/chartex" xmlns:cx5="http://schemas.microsoft.com/office/drawing/2016/5/11/chartex" xmlns:cx6="http://schemas.microsoft.com/office/drawing/2016/5/12/chartex" xmlns:cx7="http://schemas.microsoft.com/office/drawing/2016/5/13/chartex" xmlns:cx8="http://schemas.microsoft.com/office/drawing/2016/5/14/chartex" xmlns:mc="http://schemas.openxmlformats.org/markup-compatibility/2006" xmlns:aink="http://schemas.microsoft.com/office/drawing/2016/ink" xmlns:am3d="http://schemas.microsoft.com/office/drawing/2017/model3d" xmlns:o="urn:schemas-microsoft-com:office:office" xmlns:oel="http://schemas.microsoft.com/office/2019/extlst" xmlns:r="http://schemas.openxmlformats.org/officeDocument/2006/relationships" xmlns:m="http://schemas.openxmlformats.org/officeDocument/2006/math" xmlns:v="urn:schemas-microsoft-com:vml" xmlns:wp14="http://schemas.microsoft.com/office/word/2010/wordprocessingDrawing" xmlns:wp="http://schemas.openxmlformats.org/drawingml/2006/wordprocessingDrawing" xmlns:w10="urn:schemas-microsoft-com:office:word" xmlns:w="http://schemas.openxmlformats.org/wordprocessingml/2006/main" xmlns:w14="http://schemas.microsoft.com/office/word/2010/wordml" xmlns:w15="http://schemas.microsoft.com/office/word/2012/wordml" xmlns:w16cex="http://schemas.microsoft.com/office/word/2018/wordml/cex" xmlns:w16cid="http://schemas.microsoft.com/office/word/2016/wordml/cid" xmlns:w16="http://schemas.microsoft.com/office/word/2018/wordml" xmlns:w16du="http://schemas.microsoft.com/office/word/2023/wordml/word16du" xmlns:w16sdtdh="http://schemas.microsoft.com/office/word/2020/wordml/sdtdatahash" xmlns:w16sdtfl="http://schemas.microsoft.com/office/word/2024/wordml/sdtformatlock" xmlns:w16se="http://schemas.microsoft.com/office/word/2015/wordml/symex" xmlns:wpg="http://schemas.microsoft.com/office/word/2010/wordprocessingGroup" xmlns:wpi="http://schemas.microsoft.com/office/word/2010/wordprocessingInk" xmlns:wne="http://schemas.microsoft.com/office/word/2006/wordml" xmlns:wps="http://schemas.microsoft.com/office/word/2010/wordprocessingShape" mc:Ignorable="w14 w15 w16se w16cid w16 w16cex w16sdtdh w16sdtfl w16du wp14">
   <w:p>
     <w:pPr>
       <w:tabs>
@@ -34856,7 +33908,7 @@
 </file>
 
 <file path=word/header4.xml><?xml version="1.0" encoding="utf-8"?>
-<w:hdr xmlns:wpc="http://schemas.microsoft.com/office/word/2010/wordprocessingCanvas" xmlns:cx="http://schemas.microsoft.com/office/drawing/2014/chartex" xmlns:cx1="http://schemas.microsoft.com/office/drawing/2015/9/8/chartex" xmlns:cx2="http://schemas.microsoft.com/office/drawing/2015/10/21/chartex" xmlns:cx3="http://schemas.microsoft.com/office/drawing/2016/5/9/chartex" xmlns:cx4="http://schemas.microsoft.com/office/drawing/2016/5/10/chartex" xmlns:cx5="http://schemas.microsoft.com/office/drawing/2016/5/11/chartex" xmlns:cx6="http://schemas.microsoft.com/office/drawing/2016/5/12/chartex" xmlns:cx7="http://schemas.microsoft.com/office/drawing/2016/5/13/chartex" xmlns:cx8="http://schemas.microsoft.com/office/drawing/2016/5/14/chartex" xmlns:mc="http://schemas.openxmlformats.org/markup-compatibility/2006" xmlns:m="http://schemas.openxmlformats.org/officeDocument/2006/math" xmlns:aink="http://schemas.microsoft.com/office/drawing/2016/ink" xmlns:am3d="http://schemas.microsoft.com/office/drawing/2017/model3d" xmlns:oel="http://schemas.microsoft.com/office/2019/extlst" xmlns:r="http://schemas.openxmlformats.org/officeDocument/2006/relationships" xmlns:wp14="http://schemas.microsoft.com/office/word/2010/wordprocessingDrawing" xmlns:wp="http://schemas.openxmlformats.org/drawingml/2006/wordprocessingDrawing" xmlns:wpg="http://schemas.microsoft.com/office/word/2010/wordprocessingGroup" xmlns:wpi="http://schemas.microsoft.com/office/word/2010/wordprocessingInk" xmlns:wps="http://schemas.microsoft.com/office/word/2010/wordprocessingShape" xmlns:o="urn:schemas-microsoft-com:office:office" xmlns:v="urn:schemas-microsoft-com:vml" xmlns:w10="urn:schemas-microsoft-com:office:word" xmlns:w="http://schemas.openxmlformats.org/wordprocessingml/2006/main" xmlns:w14="http://schemas.microsoft.com/office/word/2010/wordml" xmlns:w15="http://schemas.microsoft.com/office/word/2012/wordml" xmlns:w16cex="http://schemas.microsoft.com/office/word/2018/wordml/cex" xmlns:w16cid="http://schemas.microsoft.com/office/word/2016/wordml/cid" xmlns:w16="http://schemas.microsoft.com/office/word/2018/wordml" xmlns:w16sdtdh="http://schemas.microsoft.com/office/word/2020/wordml/sdtdatahash" xmlns:w16sdtfl="http://schemas.microsoft.com/office/word/2024/wordml/sdtformatlock" xmlns:w16se="http://schemas.microsoft.com/office/word/2015/wordml/symex" xmlns:w16du="http://schemas.microsoft.com/office/word/2023/wordml/word16du" xmlns:wne="http://schemas.microsoft.com/office/word/2006/wordml" mc:Ignorable="w14 w15 w16se w16cid w16 w16cex w16sdtdh w16sdtfl w16du wp14">
+<w:hdr xmlns:wpc="http://schemas.microsoft.com/office/word/2010/wordprocessingCanvas" xmlns:cx="http://schemas.microsoft.com/office/drawing/2014/chartex" xmlns:cx1="http://schemas.microsoft.com/office/drawing/2015/9/8/chartex" xmlns:cx2="http://schemas.microsoft.com/office/drawing/2015/10/21/chartex" xmlns:cx3="http://schemas.microsoft.com/office/drawing/2016/5/9/chartex" xmlns:cx4="http://schemas.microsoft.com/office/drawing/2016/5/10/chartex" xmlns:cx5="http://schemas.microsoft.com/office/drawing/2016/5/11/chartex" xmlns:cx6="http://schemas.microsoft.com/office/drawing/2016/5/12/chartex" xmlns:cx7="http://schemas.microsoft.com/office/drawing/2016/5/13/chartex" xmlns:cx8="http://schemas.microsoft.com/office/drawing/2016/5/14/chartex" xmlns:mc="http://schemas.openxmlformats.org/markup-compatibility/2006" xmlns:aink="http://schemas.microsoft.com/office/drawing/2016/ink" xmlns:am3d="http://schemas.microsoft.com/office/drawing/2017/model3d" xmlns:o="urn:schemas-microsoft-com:office:office" xmlns:oel="http://schemas.microsoft.com/office/2019/extlst" xmlns:r="http://schemas.openxmlformats.org/officeDocument/2006/relationships" xmlns:m="http://schemas.openxmlformats.org/officeDocument/2006/math" xmlns:v="urn:schemas-microsoft-com:vml" xmlns:wp14="http://schemas.microsoft.com/office/word/2010/wordprocessingDrawing" xmlns:wp="http://schemas.openxmlformats.org/drawingml/2006/wordprocessingDrawing" xmlns:w10="urn:schemas-microsoft-com:office:word" xmlns:w="http://schemas.openxmlformats.org/wordprocessingml/2006/main" xmlns:w14="http://schemas.microsoft.com/office/word/2010/wordml" xmlns:w15="http://schemas.microsoft.com/office/word/2012/wordml" xmlns:w16cex="http://schemas.microsoft.com/office/word/2018/wordml/cex" xmlns:w16cid="http://schemas.microsoft.com/office/word/2016/wordml/cid" xmlns:w16="http://schemas.microsoft.com/office/word/2018/wordml" xmlns:w16du="http://schemas.microsoft.com/office/word/2023/wordml/word16du" xmlns:w16sdtdh="http://schemas.microsoft.com/office/word/2020/wordml/sdtdatahash" xmlns:w16sdtfl="http://schemas.microsoft.com/office/word/2024/wordml/sdtformatlock" xmlns:w16se="http://schemas.microsoft.com/office/word/2015/wordml/symex" xmlns:wpg="http://schemas.microsoft.com/office/word/2010/wordprocessingGroup" xmlns:wpi="http://schemas.microsoft.com/office/word/2010/wordprocessingInk" xmlns:wne="http://schemas.microsoft.com/office/word/2006/wordml" xmlns:wps="http://schemas.microsoft.com/office/word/2010/wordprocessingShape" mc:Ignorable="w14 w15 w16se w16cid w16 w16cex w16sdtdh w16sdtfl w16du wp14">
   <w:sdt>
     <w:sdtPr>
       <w:rPr>
@@ -34941,7 +33993,7 @@
 </file>
 
 <file path=word/header5.xml><?xml version="1.0" encoding="utf-8"?>
-<w:hdr xmlns:wpc="http://schemas.microsoft.com/office/word/2010/wordprocessingCanvas" xmlns:cx="http://schemas.microsoft.com/office/drawing/2014/chartex" xmlns:cx1="http://schemas.microsoft.com/office/drawing/2015/9/8/chartex" xmlns:cx2="http://schemas.microsoft.com/office/drawing/2015/10/21/chartex" xmlns:cx3="http://schemas.microsoft.com/office/drawing/2016/5/9/chartex" xmlns:cx4="http://schemas.microsoft.com/office/drawing/2016/5/10/chartex" xmlns:cx5="http://schemas.microsoft.com/office/drawing/2016/5/11/chartex" xmlns:cx6="http://schemas.microsoft.com/office/drawing/2016/5/12/chartex" xmlns:cx7="http://schemas.microsoft.com/office/drawing/2016/5/13/chartex" xmlns:cx8="http://schemas.microsoft.com/office/drawing/2016/5/14/chartex" xmlns:mc="http://schemas.openxmlformats.org/markup-compatibility/2006" xmlns:m="http://schemas.openxmlformats.org/officeDocument/2006/math" xmlns:aink="http://schemas.microsoft.com/office/drawing/2016/ink" xmlns:am3d="http://schemas.microsoft.com/office/drawing/2017/model3d" xmlns:oel="http://schemas.microsoft.com/office/2019/extlst" xmlns:r="http://schemas.openxmlformats.org/officeDocument/2006/relationships" xmlns:wp14="http://schemas.microsoft.com/office/word/2010/wordprocessingDrawing" xmlns:wp="http://schemas.openxmlformats.org/drawingml/2006/wordprocessingDrawing" xmlns:wpg="http://schemas.microsoft.com/office/word/2010/wordprocessingGroup" xmlns:wpi="http://schemas.microsoft.com/office/word/2010/wordprocessingInk" xmlns:wps="http://schemas.microsoft.com/office/word/2010/wordprocessingShape" xmlns:o="urn:schemas-microsoft-com:office:office" xmlns:v="urn:schemas-microsoft-com:vml" xmlns:w10="urn:schemas-microsoft-com:office:word" xmlns:w="http://schemas.openxmlformats.org/wordprocessingml/2006/main" xmlns:w14="http://schemas.microsoft.com/office/word/2010/wordml" xmlns:w15="http://schemas.microsoft.com/office/word/2012/wordml" xmlns:w16cex="http://schemas.microsoft.com/office/word/2018/wordml/cex" xmlns:w16cid="http://schemas.microsoft.com/office/word/2016/wordml/cid" xmlns:w16="http://schemas.microsoft.com/office/word/2018/wordml" xmlns:w16sdtdh="http://schemas.microsoft.com/office/word/2020/wordml/sdtdatahash" xmlns:w16sdtfl="http://schemas.microsoft.com/office/word/2024/wordml/sdtformatlock" xmlns:w16se="http://schemas.microsoft.com/office/word/2015/wordml/symex" xmlns:w16du="http://schemas.microsoft.com/office/word/2023/wordml/word16du" xmlns:wne="http://schemas.microsoft.com/office/word/2006/wordml" mc:Ignorable="w14 w15 w16se w16cid w16 w16cex w16sdtdh w16sdtfl w16du wp14">
+<w:hdr xmlns:wpc="http://schemas.microsoft.com/office/word/2010/wordprocessingCanvas" xmlns:cx="http://schemas.microsoft.com/office/drawing/2014/chartex" xmlns:cx1="http://schemas.microsoft.com/office/drawing/2015/9/8/chartex" xmlns:cx2="http://schemas.microsoft.com/office/drawing/2015/10/21/chartex" xmlns:cx3="http://schemas.microsoft.com/office/drawing/2016/5/9/chartex" xmlns:cx4="http://schemas.microsoft.com/office/drawing/2016/5/10/chartex" xmlns:cx5="http://schemas.microsoft.com/office/drawing/2016/5/11/chartex" xmlns:cx6="http://schemas.microsoft.com/office/drawing/2016/5/12/chartex" xmlns:cx7="http://schemas.microsoft.com/office/drawing/2016/5/13/chartex" xmlns:cx8="http://schemas.microsoft.com/office/drawing/2016/5/14/chartex" xmlns:mc="http://schemas.openxmlformats.org/markup-compatibility/2006" xmlns:aink="http://schemas.microsoft.com/office/drawing/2016/ink" xmlns:am3d="http://schemas.microsoft.com/office/drawing/2017/model3d" xmlns:o="urn:schemas-microsoft-com:office:office" xmlns:oel="http://schemas.microsoft.com/office/2019/extlst" xmlns:r="http://schemas.openxmlformats.org/officeDocument/2006/relationships" xmlns:m="http://schemas.openxmlformats.org/officeDocument/2006/math" xmlns:v="urn:schemas-microsoft-com:vml" xmlns:wp14="http://schemas.microsoft.com/office/word/2010/wordprocessingDrawing" xmlns:wp="http://schemas.openxmlformats.org/drawingml/2006/wordprocessingDrawing" xmlns:w10="urn:schemas-microsoft-com:office:word" xmlns:w="http://schemas.openxmlformats.org/wordprocessingml/2006/main" xmlns:w14="http://schemas.microsoft.com/office/word/2010/wordml" xmlns:w15="http://schemas.microsoft.com/office/word/2012/wordml" xmlns:w16cex="http://schemas.microsoft.com/office/word/2018/wordml/cex" xmlns:w16cid="http://schemas.microsoft.com/office/word/2016/wordml/cid" xmlns:w16="http://schemas.microsoft.com/office/word/2018/wordml" xmlns:w16du="http://schemas.microsoft.com/office/word/2023/wordml/word16du" xmlns:w16sdtdh="http://schemas.microsoft.com/office/word/2020/wordml/sdtdatahash" xmlns:w16sdtfl="http://schemas.microsoft.com/office/word/2024/wordml/sdtformatlock" xmlns:w16se="http://schemas.microsoft.com/office/word/2015/wordml/symex" xmlns:wpg="http://schemas.microsoft.com/office/word/2010/wordprocessingGroup" xmlns:wpi="http://schemas.microsoft.com/office/word/2010/wordprocessingInk" xmlns:wne="http://schemas.microsoft.com/office/word/2006/wordml" xmlns:wps="http://schemas.microsoft.com/office/word/2010/wordprocessingShape" mc:Ignorable="w14 w15 w16se w16cid w16 w16cex w16sdtdh w16sdtfl w16du wp14">
   <w:p>
     <w:pPr>
       <w:tabs>
@@ -35091,7 +34143,7 @@
 </file>
 
 <file path=word/numbering.xml><?xml version="1.0" encoding="utf-8"?>
-<w:numbering xmlns:wpc="http://schemas.microsoft.com/office/word/2010/wordprocessingCanvas" xmlns:cx="http://schemas.microsoft.com/office/drawing/2014/chartex" xmlns:cx1="http://schemas.microsoft.com/office/drawing/2015/9/8/chartex" xmlns:cx2="http://schemas.microsoft.com/office/drawing/2015/10/21/chartex" xmlns:cx3="http://schemas.microsoft.com/office/drawing/2016/5/9/chartex" xmlns:cx4="http://schemas.microsoft.com/office/drawing/2016/5/10/chartex" xmlns:cx5="http://schemas.microsoft.com/office/drawing/2016/5/11/chartex" xmlns:cx6="http://schemas.microsoft.com/office/drawing/2016/5/12/chartex" xmlns:cx7="http://schemas.microsoft.com/office/drawing/2016/5/13/chartex" xmlns:cx8="http://schemas.microsoft.com/office/drawing/2016/5/14/chartex" xmlns:mc="http://schemas.openxmlformats.org/markup-compatibility/2006" xmlns:m="http://schemas.openxmlformats.org/officeDocument/2006/math" xmlns:aink="http://schemas.microsoft.com/office/drawing/2016/ink" xmlns:am3d="http://schemas.microsoft.com/office/drawing/2017/model3d" xmlns:oel="http://schemas.microsoft.com/office/2019/extlst" xmlns:r="http://schemas.openxmlformats.org/officeDocument/2006/relationships" xmlns:wp14="http://schemas.microsoft.com/office/word/2010/wordprocessingDrawing" xmlns:wp="http://schemas.openxmlformats.org/drawingml/2006/wordprocessingDrawing" xmlns:wpg="http://schemas.microsoft.com/office/word/2010/wordprocessingGroup" xmlns:wpi="http://schemas.microsoft.com/office/word/2010/wordprocessingInk" xmlns:wps="http://schemas.microsoft.com/office/word/2010/wordprocessingShape" xmlns:o="urn:schemas-microsoft-com:office:office" xmlns:v="urn:schemas-microsoft-com:vml" xmlns:w10="urn:schemas-microsoft-com:office:word" xmlns:w="http://schemas.openxmlformats.org/wordprocessingml/2006/main" xmlns:w14="http://schemas.microsoft.com/office/word/2010/wordml" xmlns:w15="http://schemas.microsoft.com/office/word/2012/wordml" xmlns:w16cex="http://schemas.microsoft.com/office/word/2018/wordml/cex" xmlns:w16cid="http://schemas.microsoft.com/office/word/2016/wordml/cid" xmlns:w16="http://schemas.microsoft.com/office/word/2018/wordml" xmlns:w16sdtdh="http://schemas.microsoft.com/office/word/2020/wordml/sdtdatahash" xmlns:w16sdtfl="http://schemas.microsoft.com/office/word/2024/wordml/sdtformatlock" xmlns:w16se="http://schemas.microsoft.com/office/word/2015/wordml/symex" xmlns:w16du="http://schemas.microsoft.com/office/word/2023/wordml/word16du" xmlns:wne="http://schemas.microsoft.com/office/word/2006/wordml" mc:Ignorable="w14 w15 w16se w16cid w16 w16cex w16sdtdh w16sdtfl w16du wp14">
+<w:numbering xmlns:wpc="http://schemas.microsoft.com/office/word/2010/wordprocessingCanvas" xmlns:cx="http://schemas.microsoft.com/office/drawing/2014/chartex" xmlns:cx1="http://schemas.microsoft.com/office/drawing/2015/9/8/chartex" xmlns:cx2="http://schemas.microsoft.com/office/drawing/2015/10/21/chartex" xmlns:cx3="http://schemas.microsoft.com/office/drawing/2016/5/9/chartex" xmlns:cx4="http://schemas.microsoft.com/office/drawing/2016/5/10/chartex" xmlns:cx5="http://schemas.microsoft.com/office/drawing/2016/5/11/chartex" xmlns:cx6="http://schemas.microsoft.com/office/drawing/2016/5/12/chartex" xmlns:cx7="http://schemas.microsoft.com/office/drawing/2016/5/13/chartex" xmlns:cx8="http://schemas.microsoft.com/office/drawing/2016/5/14/chartex" xmlns:mc="http://schemas.openxmlformats.org/markup-compatibility/2006" xmlns:aink="http://schemas.microsoft.com/office/drawing/2016/ink" xmlns:am3d="http://schemas.microsoft.com/office/drawing/2017/model3d" xmlns:o="urn:schemas-microsoft-com:office:office" xmlns:oel="http://schemas.microsoft.com/office/2019/extlst" xmlns:r="http://schemas.openxmlformats.org/officeDocument/2006/relationships" xmlns:m="http://schemas.openxmlformats.org/officeDocument/2006/math" xmlns:v="urn:schemas-microsoft-com:vml" xmlns:wp14="http://schemas.microsoft.com/office/word/2010/wordprocessingDrawing" xmlns:wp="http://schemas.openxmlformats.org/drawingml/2006/wordprocessingDrawing" xmlns:w10="urn:schemas-microsoft-com:office:word" xmlns:w="http://schemas.openxmlformats.org/wordprocessingml/2006/main" xmlns:w14="http://schemas.microsoft.com/office/word/2010/wordml" xmlns:w15="http://schemas.microsoft.com/office/word/2012/wordml" xmlns:w16cex="http://schemas.microsoft.com/office/word/2018/wordml/cex" xmlns:w16cid="http://schemas.microsoft.com/office/word/2016/wordml/cid" xmlns:w16="http://schemas.microsoft.com/office/word/2018/wordml" xmlns:w16du="http://schemas.microsoft.com/office/word/2023/wordml/word16du" xmlns:w16sdtdh="http://schemas.microsoft.com/office/word/2020/wordml/sdtdatahash" xmlns:w16sdtfl="http://schemas.microsoft.com/office/word/2024/wordml/sdtformatlock" xmlns:w16se="http://schemas.microsoft.com/office/word/2015/wordml/symex" xmlns:wpg="http://schemas.microsoft.com/office/word/2010/wordprocessingGroup" xmlns:wpi="http://schemas.microsoft.com/office/word/2010/wordprocessingInk" xmlns:wne="http://schemas.microsoft.com/office/word/2006/wordml" xmlns:wps="http://schemas.microsoft.com/office/word/2010/wordprocessingShape" mc:Ignorable="w14 w15 w16se w16cid w16 w16cex w16sdtdh w16sdtfl w16du wp14">
   <w:abstractNum w:abstractNumId="0" w15:restartNumberingAfterBreak="0">
     <w:nsid w:val="01EB35E1"/>
     <w:multiLevelType w:val="multilevel"/>
@@ -39346,7 +38398,7 @@
 </file>
 
 <file path=word/styles.xml><?xml version="1.0" encoding="utf-8"?>
-<w:styles xmlns:mc="http://schemas.openxmlformats.org/markup-compatibility/2006" xmlns:r="http://schemas.openxmlformats.org/officeDocument/2006/relationships" xmlns:w="http://schemas.openxmlformats.org/wordprocessingml/2006/main" xmlns:w14="http://schemas.microsoft.com/office/word/2010/wordml" xmlns:w15="http://schemas.microsoft.com/office/word/2012/wordml" xmlns:w16cex="http://schemas.microsoft.com/office/word/2018/wordml/cex" xmlns:w16cid="http://schemas.microsoft.com/office/word/2016/wordml/cid" xmlns:w16="http://schemas.microsoft.com/office/word/2018/wordml" xmlns:w16sdtdh="http://schemas.microsoft.com/office/word/2020/wordml/sdtdatahash" xmlns:w16sdtfl="http://schemas.microsoft.com/office/word/2024/wordml/sdtformatlock" xmlns:w16se="http://schemas.microsoft.com/office/word/2015/wordml/symex" xmlns:w16du="http://schemas.microsoft.com/office/word/2023/wordml/word16du" mc:Ignorable="w14 w15 w16se w16cid w16 w16cex w16sdtdh w16sdtfl w16du">
+<w:styles xmlns:mc="http://schemas.openxmlformats.org/markup-compatibility/2006" xmlns:r="http://schemas.openxmlformats.org/officeDocument/2006/relationships" xmlns:w="http://schemas.openxmlformats.org/wordprocessingml/2006/main" xmlns:w14="http://schemas.microsoft.com/office/word/2010/wordml" xmlns:w15="http://schemas.microsoft.com/office/word/2012/wordml" xmlns:w16cex="http://schemas.microsoft.com/office/word/2018/wordml/cex" xmlns:w16cid="http://schemas.microsoft.com/office/word/2016/wordml/cid" xmlns:w16="http://schemas.microsoft.com/office/word/2018/wordml" xmlns:w16du="http://schemas.microsoft.com/office/word/2023/wordml/word16du" xmlns:w16sdtdh="http://schemas.microsoft.com/office/word/2020/wordml/sdtdatahash" xmlns:w16sdtfl="http://schemas.microsoft.com/office/word/2024/wordml/sdtformatlock" xmlns:w16se="http://schemas.microsoft.com/office/word/2015/wordml/symex" mc:Ignorable="w14 w15 w16se w16cid w16 w16cex w16sdtdh w16sdtfl w16du">
   <w:docDefaults>
     <w:rPrDefault>
       <w:rPr>
@@ -41281,10 +40333,6 @@
 </file>
 
 <file path=customXml/item1.xml><?xml version="1.0" encoding="utf-8"?>
-<b:Sources xmlns:b="http://schemas.openxmlformats.org/officeDocument/2006/bibliography" xmlns="http://schemas.openxmlformats.org/officeDocument/2006/bibliography" SelectedStyle="\APASixthEditionOfficeOnline.xsl" StyleName="APA" Version="6"/>
-</file>
-
-<file path=customXml/item2.xml><?xml version="1.0" encoding="utf-8"?>
 <s:customData xmlns="http://www.wps.cn/officeDocument/2013/wpsCustomData" xmlns:s="http://www.wps.cn/officeDocument/2013/wpsCustomData">
   <customSectProps>
     <customSectPr/>
@@ -41296,6 +40344,10 @@
 </s:customData>
 </file>
 
+<file path=customXml/item2.xml><?xml version="1.0" encoding="utf-8"?>
+<b:Sources xmlns:b="http://schemas.openxmlformats.org/officeDocument/2006/bibliography" xmlns="http://schemas.openxmlformats.org/officeDocument/2006/bibliography" SelectedStyle="\APASixthEditionOfficeOnline.xsl" StyleName="APA" Version="6"/>
+</file>
+
 <file path=customXml/item3.xml><?xml version="1.0" encoding="utf-8"?>
 <go:gDocsCustomXmlDataStorage xmlns:go="http://customooxmlschemas.google.com/" xmlns:r="http://schemas.openxmlformats.org/officeDocument/2006/relationships">
   <go:docsCustomData xmlns:go="http://customooxmlschemas.google.com/" roundtripDataSignature="AMtx7mhaS3D4gmR3n2WXeMYZ06qCoyenUg==">AMUW2mVLcqBrFHOgcnQwMrVdeeBJXq/YyxjUJtE0GAQWNYsHmb7m696NbS0sfk+RBMjYWhInqp4Xk+OmqeC891V/yVt5pCOMYnsPDEO+6N5VxMYxgdRnZ/p6LU3I3rARNUjNU+iQhLB6</go:docsCustomData>
@@ -41303,19 +40355,17 @@
 </file>
 
 <file path=customXml/itemProps1.xml><?xml version="1.0" encoding="utf-8"?>
-<ds:datastoreItem xmlns:ds="http://schemas.openxmlformats.org/officeDocument/2006/customXml" ds:itemID="{1EEFBC83-7E36-4617-BA87-AFC7874618C6}">
+<ds:datastoreItem xmlns:ds="http://schemas.openxmlformats.org/officeDocument/2006/customXml" ds:itemID="{B1977F7D-205B-4081-913C-38D41E755F92}">
   <ds:schemaRefs>
-    <ds:schemaRef ds:uri="http://schemas.openxmlformats.org/officeDocument/2006/bibliography"/>
-    <ds:schemaRef ds:uri="http://www.w3.org/2000/xmlns/"/>
+    <ds:schemaRef ds:uri="http://www.wps.cn/officeDocument/2013/wpsCustomData"/>
   </ds:schemaRefs>
 </ds:datastoreItem>
 </file>
 
 <file path=customXml/itemProps2.xml><?xml version="1.0" encoding="utf-8"?>
-<ds:datastoreItem xmlns:ds="http://schemas.openxmlformats.org/officeDocument/2006/customXml" ds:itemID="{B1977F7D-205B-4081-913C-38D41E755F92}">
+<ds:datastoreItem xmlns:ds="http://schemas.openxmlformats.org/officeDocument/2006/customXml" ds:itemID="{1EEFBC83-7E36-4617-BA87-AFC7874618C6}">
   <ds:schemaRefs>
-    <ds:schemaRef ds:uri="http://www.wps.cn/officeDocument/2013/wpsCustomData"/>
-    <ds:schemaRef ds:uri="http://www.w3.org/2000/xmlns/"/>
+    <ds:schemaRef ds:uri="http://schemas.openxmlformats.org/officeDocument/2006/bibliography"/>
   </ds:schemaRefs>
 </ds:datastoreItem>
 </file>
@@ -41324,7 +40374,7 @@
 <ds:datastoreItem xmlns:ds="http://schemas.openxmlformats.org/officeDocument/2006/customXml" ds:itemID="{11111111-1234-1234-1234-123412341234}">
   <ds:schemaRefs>
     <ds:schemaRef ds:uri="http://customooxmlschemas.google.com/"/>
-    <ds:schemaRef ds:uri="http://www.w3.org/2000/xmlns/"/>
+    <ds:schemaRef ds:uri="http://schemas.openxmlformats.org/officeDocument/2006/relationships"/>
   </ds:schemaRefs>
 </ds:datastoreItem>
 </file>
--- a/Thesis Documents/BPL-LIEO - Manuscript - Rojean - 09-01-26.docx
+++ b/Thesis Documents/BPL-LIEO - Manuscript - Rojean - 09-01-26.docx
@@ -860,7 +860,79 @@
           <w:szCs w:val="24"/>
           <w:lang w:val="en-PH"/>
         </w:rPr>
-        <w:t>Rojean F. Tandas, Manrijan M. Barbosa, Carren Nicole A. Estrelles, John David R. Garcia, Jade Allysa V. Rulloda</w:t>
+        <w:t xml:space="preserve">Rojean F. </w:t>
+      </w:r>
+      <w:proofErr w:type="spellStart"/>
+      <w:r>
+        <w:rPr>
+          <w:rFonts w:ascii="Times New Roman" w:eastAsia="Times New Roman" w:hAnsi="Times New Roman" w:cs="Times New Roman"/>
+          <w:b/>
+          <w:bCs/>
+          <w:sz w:val="24"/>
+          <w:szCs w:val="24"/>
+          <w:lang w:val="en-PH"/>
+        </w:rPr>
+        <w:t>Tandas</w:t>
+      </w:r>
+      <w:proofErr w:type="spellEnd"/>
+      <w:r>
+        <w:rPr>
+          <w:rFonts w:ascii="Times New Roman" w:eastAsia="Times New Roman" w:hAnsi="Times New Roman" w:cs="Times New Roman"/>
+          <w:b/>
+          <w:bCs/>
+          <w:sz w:val="24"/>
+          <w:szCs w:val="24"/>
+          <w:lang w:val="en-PH"/>
+        </w:rPr>
+        <w:t xml:space="preserve">, </w:t>
+      </w:r>
+      <w:proofErr w:type="spellStart"/>
+      <w:r>
+        <w:rPr>
+          <w:rFonts w:ascii="Times New Roman" w:eastAsia="Times New Roman" w:hAnsi="Times New Roman" w:cs="Times New Roman"/>
+          <w:b/>
+          <w:bCs/>
+          <w:sz w:val="24"/>
+          <w:szCs w:val="24"/>
+          <w:lang w:val="en-PH"/>
+        </w:rPr>
+        <w:t>Manrijan</w:t>
+      </w:r>
+      <w:proofErr w:type="spellEnd"/>
+      <w:r>
+        <w:rPr>
+          <w:rFonts w:ascii="Times New Roman" w:eastAsia="Times New Roman" w:hAnsi="Times New Roman" w:cs="Times New Roman"/>
+          <w:b/>
+          <w:bCs/>
+          <w:sz w:val="24"/>
+          <w:szCs w:val="24"/>
+          <w:lang w:val="en-PH"/>
+        </w:rPr>
+        <w:t xml:space="preserve"> M. Barbosa, Carren Nicole A. </w:t>
+      </w:r>
+      <w:proofErr w:type="spellStart"/>
+      <w:r>
+        <w:rPr>
+          <w:rFonts w:ascii="Times New Roman" w:eastAsia="Times New Roman" w:hAnsi="Times New Roman" w:cs="Times New Roman"/>
+          <w:b/>
+          <w:bCs/>
+          <w:sz w:val="24"/>
+          <w:szCs w:val="24"/>
+          <w:lang w:val="en-PH"/>
+        </w:rPr>
+        <w:t>Estrelles</w:t>
+      </w:r>
+      <w:proofErr w:type="spellEnd"/>
+      <w:r>
+        <w:rPr>
+          <w:rFonts w:ascii="Times New Roman" w:eastAsia="Times New Roman" w:hAnsi="Times New Roman" w:cs="Times New Roman"/>
+          <w:b/>
+          <w:bCs/>
+          <w:sz w:val="24"/>
+          <w:szCs w:val="24"/>
+          <w:lang w:val="en-PH"/>
+        </w:rPr>
+        <w:t>, John David R. Garcia, Jade Allysa V. Rulloda</w:t>
       </w:r>
       <w:r>
         <w:rPr>
@@ -4951,7 +5023,25 @@
           <w:sz w:val="24"/>
           <w:szCs w:val="24"/>
         </w:rPr>
-        <w:t>Bachelor of Science in Computer Science. Don Mariano Marcos Memorial State University South La Union Campus, College of Computer Science, Agoo, La Union.</w:t>
+        <w:t xml:space="preserve">Bachelor of Science in Computer Science. Don Mariano Marcos Memorial State University South La Union Campus, College of Computer Science, </w:t>
+      </w:r>
+      <w:proofErr w:type="spellStart"/>
+      <w:r>
+        <w:rPr>
+          <w:rFonts w:ascii="Times New Roman" w:hAnsi="Times New Roman" w:cs="Times New Roman"/>
+          <w:sz w:val="24"/>
+          <w:szCs w:val="24"/>
+        </w:rPr>
+        <w:t>Agoo</w:t>
+      </w:r>
+      <w:proofErr w:type="spellEnd"/>
+      <w:r>
+        <w:rPr>
+          <w:rFonts w:ascii="Times New Roman" w:hAnsi="Times New Roman" w:cs="Times New Roman"/>
+          <w:sz w:val="24"/>
+          <w:szCs w:val="24"/>
+        </w:rPr>
+        <w:t>, La Union.</w:t>
       </w:r>
     </w:p>
     <w:p>
@@ -5445,7 +5535,27 @@
           <w:sz w:val="24"/>
           <w:szCs w:val="24"/>
         </w:rPr>
-        <w:t xml:space="preserve">s) play an important role in providing government services to individuals and business owners who apply for new business permits, renew existing permits, or process other business-related transactions. The increasing number of clients during business registration and renewal periods requires an organized process for receiving applications, checking requirements, assigning clients to the appropriate service process, and monitoring the progress of transactions. When queuing and client movement are not properly coordinated, clients may experience uncertainty about their position in the queue, while personnel may experience difficulty in monitoring and managing multiple transactions at the same time. The proposed study focuses on the development of an automated queue management system featuring real-time status updates and staff-controlled queue operations for the </w:t>
+        <w:t xml:space="preserve">s) play an important role in providing government services to individuals and business owners who apply for new business permits, renew existing permits, or process other business-related transactions. The increasing number of clients during business registration and renewal periods requires an organized process for receiving applications, checking requirements, assigning clients to the appropriate service process, and monitoring the progress of transactions. When queuing and client movement are not properly coordinated, clients may experience uncertainty about their position in the queue, while personnel may </w:t>
+      </w:r>
+      <w:proofErr w:type="gramStart"/>
+      <w:r>
+        <w:rPr>
+          <w:rFonts w:ascii="Times New Roman" w:eastAsia="Times New Roman" w:hAnsi="Times New Roman" w:cs="Times New Roman"/>
+          <w:bCs/>
+          <w:sz w:val="24"/>
+          <w:szCs w:val="24"/>
+        </w:rPr>
+        <w:t>experience difficulty</w:t>
+      </w:r>
+      <w:proofErr w:type="gramEnd"/>
+      <w:r>
+        <w:rPr>
+          <w:rFonts w:ascii="Times New Roman" w:eastAsia="Times New Roman" w:hAnsi="Times New Roman" w:cs="Times New Roman"/>
+          <w:bCs/>
+          <w:sz w:val="24"/>
+          <w:szCs w:val="24"/>
+        </w:rPr>
+        <w:t xml:space="preserve"> in monitoring and managing multiple transactions at the same time. The proposed study focuses on the development of an automated queue management system featuring real-time status updates and staff-controlled queue operations for the </w:t>
       </w:r>
       <w:r>
         <w:rPr>
@@ -5485,8 +5595,9 @@
           <w:sz w:val="24"/>
           <w:szCs w:val="24"/>
         </w:rPr>
-        <w:t xml:space="preserve">Queue management has been studied as an important component of service systems because the way clients are assigned to available service personnel can directly affect waiting time and service efficiency. Ainbinder, Temnikov, and Allalouf (2024) compared global and local queue structures in systems with workers having different processing rates. </w:t>
-      </w:r>
+        <w:t xml:space="preserve">Queue management has been studied as an important component of service systems because the way clients are assigned to available service personnel can directly affect waiting time and service efficiency. Ainbinder, </w:t>
+      </w:r>
+      <w:proofErr w:type="spellStart"/>
       <w:r>
         <w:rPr>
           <w:rFonts w:ascii="Times New Roman" w:eastAsia="Times New Roman" w:hAnsi="Times New Roman" w:cs="Times New Roman"/>
@@ -5494,6 +5605,45 @@
           <w:sz w:val="24"/>
           <w:szCs w:val="24"/>
         </w:rPr>
+        <w:t>Temnikov</w:t>
+      </w:r>
+      <w:proofErr w:type="spellEnd"/>
+      <w:r>
+        <w:rPr>
+          <w:rFonts w:ascii="Times New Roman" w:eastAsia="Times New Roman" w:hAnsi="Times New Roman" w:cs="Times New Roman"/>
+          <w:bCs/>
+          <w:sz w:val="24"/>
+          <w:szCs w:val="24"/>
+        </w:rPr>
+        <w:t xml:space="preserve">, and </w:t>
+      </w:r>
+      <w:proofErr w:type="spellStart"/>
+      <w:r>
+        <w:rPr>
+          <w:rFonts w:ascii="Times New Roman" w:eastAsia="Times New Roman" w:hAnsi="Times New Roman" w:cs="Times New Roman"/>
+          <w:bCs/>
+          <w:sz w:val="24"/>
+          <w:szCs w:val="24"/>
+        </w:rPr>
+        <w:t>Allalouf</w:t>
+      </w:r>
+      <w:proofErr w:type="spellEnd"/>
+      <w:r>
+        <w:rPr>
+          <w:rFonts w:ascii="Times New Roman" w:eastAsia="Times New Roman" w:hAnsi="Times New Roman" w:cs="Times New Roman"/>
+          <w:bCs/>
+          <w:sz w:val="24"/>
+          <w:szCs w:val="24"/>
+        </w:rPr>
+        <w:t xml:space="preserve"> (2024) compared global and local queue structures in systems with workers having different processing rates. </w:t>
+      </w:r>
+      <w:r>
+        <w:rPr>
+          <w:rFonts w:ascii="Times New Roman" w:eastAsia="Times New Roman" w:hAnsi="Times New Roman" w:cs="Times New Roman"/>
+          <w:bCs/>
+          <w:sz w:val="24"/>
+          <w:szCs w:val="24"/>
+        </w:rPr>
         <w:t>T</w:t>
       </w:r>
       <w:r>
@@ -5503,7 +5653,27 @@
           <w:sz w:val="24"/>
           <w:szCs w:val="24"/>
         </w:rPr>
-        <w:t xml:space="preserve">he study examined how queue architecture and routing policies affect waiting time and workload distribution. The findings emphasized that queue design and the manner in which tasks are distributed among service personnel can influence the efficiency of a service </w:t>
+        <w:t xml:space="preserve">he study examined how queue architecture and routing policies affect waiting time and workload distribution. The findings emphasized that queue design and the </w:t>
+      </w:r>
+      <w:proofErr w:type="gramStart"/>
+      <w:r>
+        <w:rPr>
+          <w:rFonts w:ascii="Times New Roman" w:eastAsia="Times New Roman" w:hAnsi="Times New Roman" w:cs="Times New Roman"/>
+          <w:bCs/>
+          <w:sz w:val="24"/>
+          <w:szCs w:val="24"/>
+        </w:rPr>
+        <w:t>manner in which</w:t>
+      </w:r>
+      <w:proofErr w:type="gramEnd"/>
+      <w:r>
+        <w:rPr>
+          <w:rFonts w:ascii="Times New Roman" w:eastAsia="Times New Roman" w:hAnsi="Times New Roman" w:cs="Times New Roman"/>
+          <w:bCs/>
+          <w:sz w:val="24"/>
+          <w:szCs w:val="24"/>
+        </w:rPr>
+        <w:t xml:space="preserve"> tasks are distributed among service personnel can influence the efficiency of a service </w:t>
       </w:r>
       <w:r>
         <w:rPr>
@@ -5678,7 +5848,47 @@
           <w:sz w:val="24"/>
           <w:szCs w:val="24"/>
         </w:rPr>
-        <w:t xml:space="preserve">In Asia, queue management has also been applied through web-based and real-time technologies. Chantima and Pochan (2023), from Naresuan University in Thailand, </w:t>
+        <w:t xml:space="preserve">In Asia, queue management has also been applied through web-based and real-time technologies. </w:t>
+      </w:r>
+      <w:proofErr w:type="spellStart"/>
+      <w:r>
+        <w:rPr>
+          <w:rFonts w:ascii="Times New Roman" w:eastAsia="Times New Roman" w:hAnsi="Times New Roman" w:cs="Times New Roman"/>
+          <w:bCs/>
+          <w:sz w:val="24"/>
+          <w:szCs w:val="24"/>
+        </w:rPr>
+        <w:t>Chantima</w:t>
+      </w:r>
+      <w:proofErr w:type="spellEnd"/>
+      <w:r>
+        <w:rPr>
+          <w:rFonts w:ascii="Times New Roman" w:eastAsia="Times New Roman" w:hAnsi="Times New Roman" w:cs="Times New Roman"/>
+          <w:bCs/>
+          <w:sz w:val="24"/>
+          <w:szCs w:val="24"/>
+        </w:rPr>
+        <w:t xml:space="preserve"> and </w:t>
+      </w:r>
+      <w:proofErr w:type="spellStart"/>
+      <w:r>
+        <w:rPr>
+          <w:rFonts w:ascii="Times New Roman" w:eastAsia="Times New Roman" w:hAnsi="Times New Roman" w:cs="Times New Roman"/>
+          <w:bCs/>
+          <w:sz w:val="24"/>
+          <w:szCs w:val="24"/>
+        </w:rPr>
+        <w:t>Pochan</w:t>
+      </w:r>
+      <w:proofErr w:type="spellEnd"/>
+      <w:r>
+        <w:rPr>
+          <w:rFonts w:ascii="Times New Roman" w:eastAsia="Times New Roman" w:hAnsi="Times New Roman" w:cs="Times New Roman"/>
+          <w:bCs/>
+          <w:sz w:val="24"/>
+          <w:szCs w:val="24"/>
+        </w:rPr>
+        <w:t xml:space="preserve"> (2023), from Naresuan University in Thailand, </w:t>
       </w:r>
       <w:r>
         <w:rPr>
@@ -5775,7 +5985,67 @@
           <w:sz w:val="24"/>
           <w:szCs w:val="24"/>
         </w:rPr>
-        <w:t xml:space="preserve">Santoso et al. (2024), from Politeknik Caltex Riau in Indonesia, developed a queue management system for Puskesmas Umban Sari. The system was designed as an Android- and website-based online queueing system to address difficulties in managing patient queues. </w:t>
+        <w:t xml:space="preserve">Santoso et al. (2024), from </w:t>
+      </w:r>
+      <w:proofErr w:type="spellStart"/>
+      <w:r>
+        <w:rPr>
+          <w:rFonts w:ascii="Times New Roman" w:eastAsia="Times New Roman" w:hAnsi="Times New Roman" w:cs="Times New Roman"/>
+          <w:bCs/>
+          <w:sz w:val="24"/>
+          <w:szCs w:val="24"/>
+        </w:rPr>
+        <w:t>Politeknik</w:t>
+      </w:r>
+      <w:proofErr w:type="spellEnd"/>
+      <w:r>
+        <w:rPr>
+          <w:rFonts w:ascii="Times New Roman" w:eastAsia="Times New Roman" w:hAnsi="Times New Roman" w:cs="Times New Roman"/>
+          <w:bCs/>
+          <w:sz w:val="24"/>
+          <w:szCs w:val="24"/>
+        </w:rPr>
+        <w:t xml:space="preserve"> Caltex Riau in Indonesia, developed a queue management system for </w:t>
+      </w:r>
+      <w:proofErr w:type="spellStart"/>
+      <w:r>
+        <w:rPr>
+          <w:rFonts w:ascii="Times New Roman" w:eastAsia="Times New Roman" w:hAnsi="Times New Roman" w:cs="Times New Roman"/>
+          <w:bCs/>
+          <w:sz w:val="24"/>
+          <w:szCs w:val="24"/>
+        </w:rPr>
+        <w:t>Puskesmas</w:t>
+      </w:r>
+      <w:proofErr w:type="spellEnd"/>
+      <w:r>
+        <w:rPr>
+          <w:rFonts w:ascii="Times New Roman" w:eastAsia="Times New Roman" w:hAnsi="Times New Roman" w:cs="Times New Roman"/>
+          <w:bCs/>
+          <w:sz w:val="24"/>
+          <w:szCs w:val="24"/>
+        </w:rPr>
+        <w:t xml:space="preserve"> </w:t>
+      </w:r>
+      <w:proofErr w:type="spellStart"/>
+      <w:r>
+        <w:rPr>
+          <w:rFonts w:ascii="Times New Roman" w:eastAsia="Times New Roman" w:hAnsi="Times New Roman" w:cs="Times New Roman"/>
+          <w:bCs/>
+          <w:sz w:val="24"/>
+          <w:szCs w:val="24"/>
+        </w:rPr>
+        <w:t>Umban</w:t>
+      </w:r>
+      <w:proofErr w:type="spellEnd"/>
+      <w:r>
+        <w:rPr>
+          <w:rFonts w:ascii="Times New Roman" w:eastAsia="Times New Roman" w:hAnsi="Times New Roman" w:cs="Times New Roman"/>
+          <w:bCs/>
+          <w:sz w:val="24"/>
+          <w:szCs w:val="24"/>
+        </w:rPr>
+        <w:t xml:space="preserve"> Sari. The system was designed as an Android- and website-based online queueing system to address difficulties in managing patient queues. </w:t>
       </w:r>
       <w:r>
         <w:rPr>
@@ -5833,7 +6103,27 @@
           <w:sz w:val="24"/>
           <w:szCs w:val="24"/>
         </w:rPr>
-        <w:t xml:space="preserve">Fauzi and Suhaimi (2026) developed and evaluated QKlinik, a web-based queue management system for outpatient clinics in Malaysia. The system incorporated online queue-number reservation, QR-code access, real-time waiting-status tracking, and an integrated interface for clinic-related services. The study addressed the need for greater </w:t>
+        <w:t xml:space="preserve">Fauzi and Suhaimi (2026) developed and evaluated </w:t>
+      </w:r>
+      <w:proofErr w:type="spellStart"/>
+      <w:r>
+        <w:rPr>
+          <w:rFonts w:ascii="Times New Roman" w:eastAsia="Times New Roman" w:hAnsi="Times New Roman" w:cs="Times New Roman"/>
+          <w:bCs/>
+          <w:sz w:val="24"/>
+          <w:szCs w:val="24"/>
+        </w:rPr>
+        <w:t>QKlinik</w:t>
+      </w:r>
+      <w:proofErr w:type="spellEnd"/>
+      <w:r>
+        <w:rPr>
+          <w:rFonts w:ascii="Times New Roman" w:eastAsia="Times New Roman" w:hAnsi="Times New Roman" w:cs="Times New Roman"/>
+          <w:bCs/>
+          <w:sz w:val="24"/>
+          <w:szCs w:val="24"/>
+        </w:rPr>
+        <w:t xml:space="preserve">, a web-based queue management system for outpatient clinics in Malaysia. The system incorporated online queue-number reservation, QR-code access, real-time waiting-status tracking, and an integrated interface for clinic-related services. The study addressed the need for greater </w:t>
       </w:r>
       <w:r>
         <w:rPr>
@@ -5905,7 +6195,47 @@
           <w:sz w:val="24"/>
           <w:szCs w:val="24"/>
         </w:rPr>
-        <w:t>The Philippine government has increasingly promoted the digitalization of business permitting and other frontline government services. In 2024, the Anti-Red Tape Authority (ARTA), together with the Department of the Interior and Local Government, Department of Information and Communications Technology, and Department of Trade and Industry, intensified efforts to support local government units in establishing electronic Business One-Stop Shops (eBOSS). ARTA emphasized that eBOSS is intended to provide more efficient filing of applications and issuance of local business licenses, permits, clearances, and authorizations.</w:t>
+        <w:t>The Philippine government has increasingly promoted the digitalization of business permitting and other frontline government services. In 2024, the Anti-Red Tape Authority (ARTA), together with the Department of the Interior and Local Government, Department of Information and Communications Technology, and Department of Trade and Industry, intensified efforts to support local government units in establishing electronic Business One-Stop Shops (</w:t>
+      </w:r>
+      <w:proofErr w:type="spellStart"/>
+      <w:r>
+        <w:rPr>
+          <w:rFonts w:ascii="Times New Roman" w:eastAsia="Times New Roman" w:hAnsi="Times New Roman" w:cs="Times New Roman"/>
+          <w:bCs/>
+          <w:sz w:val="24"/>
+          <w:szCs w:val="24"/>
+        </w:rPr>
+        <w:t>eBOSS</w:t>
+      </w:r>
+      <w:proofErr w:type="spellEnd"/>
+      <w:r>
+        <w:rPr>
+          <w:rFonts w:ascii="Times New Roman" w:eastAsia="Times New Roman" w:hAnsi="Times New Roman" w:cs="Times New Roman"/>
+          <w:bCs/>
+          <w:sz w:val="24"/>
+          <w:szCs w:val="24"/>
+        </w:rPr>
+        <w:t xml:space="preserve">). ARTA emphasized that </w:t>
+      </w:r>
+      <w:proofErr w:type="spellStart"/>
+      <w:r>
+        <w:rPr>
+          <w:rFonts w:ascii="Times New Roman" w:eastAsia="Times New Roman" w:hAnsi="Times New Roman" w:cs="Times New Roman"/>
+          <w:bCs/>
+          <w:sz w:val="24"/>
+          <w:szCs w:val="24"/>
+        </w:rPr>
+        <w:t>eBOSS</w:t>
+      </w:r>
+      <w:proofErr w:type="spellEnd"/>
+      <w:r>
+        <w:rPr>
+          <w:rFonts w:ascii="Times New Roman" w:eastAsia="Times New Roman" w:hAnsi="Times New Roman" w:cs="Times New Roman"/>
+          <w:bCs/>
+          <w:sz w:val="24"/>
+          <w:szCs w:val="24"/>
+        </w:rPr>
+        <w:t xml:space="preserve"> is intended to provide more efficient filing of applications and issuance of local business licenses, permits, clearances, and authorizations.</w:t>
       </w:r>
     </w:p>
     <w:p>
@@ -5937,7 +6267,47 @@
           <w:szCs w:val="24"/>
         </w:rPr>
         <w:lastRenderedPageBreak/>
-        <w:t>fully or partially implemented eBOSS and that assistance would be provided to LGUs to support wider implementation. By February 2024, ARTA was targeting an additional 120 LGUs for full eBOSS compliance. These developments demonstrate the continuing national movement toward digital business permitting and the need for local governments to modernize their service processes.</w:t>
+        <w:t xml:space="preserve">fully or partially implemented </w:t>
+      </w:r>
+      <w:proofErr w:type="spellStart"/>
+      <w:r>
+        <w:rPr>
+          <w:rFonts w:ascii="Times New Roman" w:eastAsia="Times New Roman" w:hAnsi="Times New Roman" w:cs="Times New Roman"/>
+          <w:bCs/>
+          <w:sz w:val="24"/>
+          <w:szCs w:val="24"/>
+        </w:rPr>
+        <w:t>eBOSS</w:t>
+      </w:r>
+      <w:proofErr w:type="spellEnd"/>
+      <w:r>
+        <w:rPr>
+          <w:rFonts w:ascii="Times New Roman" w:eastAsia="Times New Roman" w:hAnsi="Times New Roman" w:cs="Times New Roman"/>
+          <w:bCs/>
+          <w:sz w:val="24"/>
+          <w:szCs w:val="24"/>
+        </w:rPr>
+        <w:t xml:space="preserve"> and that assistance would be provided to LGUs to support wider implementation. By February 2024, ARTA was targeting an additional 120 LGUs for full </w:t>
+      </w:r>
+      <w:proofErr w:type="spellStart"/>
+      <w:r>
+        <w:rPr>
+          <w:rFonts w:ascii="Times New Roman" w:eastAsia="Times New Roman" w:hAnsi="Times New Roman" w:cs="Times New Roman"/>
+          <w:bCs/>
+          <w:sz w:val="24"/>
+          <w:szCs w:val="24"/>
+        </w:rPr>
+        <w:t>eBOSS</w:t>
+      </w:r>
+      <w:proofErr w:type="spellEnd"/>
+      <w:r>
+        <w:rPr>
+          <w:rFonts w:ascii="Times New Roman" w:eastAsia="Times New Roman" w:hAnsi="Times New Roman" w:cs="Times New Roman"/>
+          <w:bCs/>
+          <w:sz w:val="24"/>
+          <w:szCs w:val="24"/>
+        </w:rPr>
+        <w:t xml:space="preserve"> compliance. These developments demonstrate the continuing national movement toward digital business permitting and the need for local governments to modernize their service processes.</w:t>
       </w:r>
     </w:p>
     <w:p>
@@ -5959,7 +6329,67 @@
           <w:sz w:val="24"/>
           <w:szCs w:val="24"/>
         </w:rPr>
-        <w:t xml:space="preserve">Dela Merced, Balmeo, and De Castro (2024) examined the client perspective of the Electronic Business One-Stop Shop (eBOSS) among small and medium enterprises in Quezon City. Their study investigated the relationship between the implementation of eBOSS and client satisfaction and identified opportunities for improving the electronic platform. This study is useful to the present research because it demonstrates that digital business permitting should be examined not only from the perspective of government personnel but also from the perspective of clients who use the service. The present study similarly considers both clients and </w:t>
+        <w:t xml:space="preserve">Dela Merced, </w:t>
+      </w:r>
+      <w:proofErr w:type="spellStart"/>
+      <w:r>
+        <w:rPr>
+          <w:rFonts w:ascii="Times New Roman" w:eastAsia="Times New Roman" w:hAnsi="Times New Roman" w:cs="Times New Roman"/>
+          <w:bCs/>
+          <w:sz w:val="24"/>
+          <w:szCs w:val="24"/>
+        </w:rPr>
+        <w:t>Balmeo</w:t>
+      </w:r>
+      <w:proofErr w:type="spellEnd"/>
+      <w:r>
+        <w:rPr>
+          <w:rFonts w:ascii="Times New Roman" w:eastAsia="Times New Roman" w:hAnsi="Times New Roman" w:cs="Times New Roman"/>
+          <w:bCs/>
+          <w:sz w:val="24"/>
+          <w:szCs w:val="24"/>
+        </w:rPr>
+        <w:t>, and De Castro (2024) examined the client perspective of the Electronic Business One-Stop Shop (</w:t>
+      </w:r>
+      <w:proofErr w:type="spellStart"/>
+      <w:r>
+        <w:rPr>
+          <w:rFonts w:ascii="Times New Roman" w:eastAsia="Times New Roman" w:hAnsi="Times New Roman" w:cs="Times New Roman"/>
+          <w:bCs/>
+          <w:sz w:val="24"/>
+          <w:szCs w:val="24"/>
+        </w:rPr>
+        <w:t>eBOSS</w:t>
+      </w:r>
+      <w:proofErr w:type="spellEnd"/>
+      <w:r>
+        <w:rPr>
+          <w:rFonts w:ascii="Times New Roman" w:eastAsia="Times New Roman" w:hAnsi="Times New Roman" w:cs="Times New Roman"/>
+          <w:bCs/>
+          <w:sz w:val="24"/>
+          <w:szCs w:val="24"/>
+        </w:rPr>
+        <w:t xml:space="preserve">) among small and medium enterprises in Quezon City. Their study investigated the relationship between the implementation of </w:t>
+      </w:r>
+      <w:proofErr w:type="spellStart"/>
+      <w:r>
+        <w:rPr>
+          <w:rFonts w:ascii="Times New Roman" w:eastAsia="Times New Roman" w:hAnsi="Times New Roman" w:cs="Times New Roman"/>
+          <w:bCs/>
+          <w:sz w:val="24"/>
+          <w:szCs w:val="24"/>
+        </w:rPr>
+        <w:t>eBOSS</w:t>
+      </w:r>
+      <w:proofErr w:type="spellEnd"/>
+      <w:r>
+        <w:rPr>
+          <w:rFonts w:ascii="Times New Roman" w:eastAsia="Times New Roman" w:hAnsi="Times New Roman" w:cs="Times New Roman"/>
+          <w:bCs/>
+          <w:sz w:val="24"/>
+          <w:szCs w:val="24"/>
+        </w:rPr>
+        <w:t xml:space="preserve"> and client satisfaction and identified opportunities for improving the electronic platform. This study is useful to the present research because it demonstrates that digital business permitting should be examined not only from the perspective of government personnel but also from the perspective of clients who use the service. The present study similarly considers both clients and </w:t>
       </w:r>
       <w:r>
         <w:rPr>
@@ -6022,7 +6452,27 @@
           <w:szCs w:val="24"/>
         </w:rPr>
         <w:lastRenderedPageBreak/>
-        <w:t>Alegado and Himo (2022) developed a Community Request Queue Management System for the Local Government Unit of Cabanatuan City. The study addressed difficulties involving manual storage of information, retrieval of records, and service arrangements within a local government setting. The system followed the stages of requirements analysis, system design, development, testing, deployment, and maintenance. This study is particularly relevant because it demonstrates the application of a computerized queue and records-management approach in a Philippine local government environment. The present study extends this concept by focusing specifically on business permit-related transactions and real-time staff-controlled queue operations.</w:t>
+        <w:t xml:space="preserve">Alegado and </w:t>
+      </w:r>
+      <w:proofErr w:type="spellStart"/>
+      <w:r>
+        <w:rPr>
+          <w:rFonts w:ascii="Times New Roman" w:eastAsia="Times New Roman" w:hAnsi="Times New Roman" w:cs="Times New Roman"/>
+          <w:bCs/>
+          <w:sz w:val="24"/>
+          <w:szCs w:val="24"/>
+        </w:rPr>
+        <w:t>Himo</w:t>
+      </w:r>
+      <w:proofErr w:type="spellEnd"/>
+      <w:r>
+        <w:rPr>
+          <w:rFonts w:ascii="Times New Roman" w:eastAsia="Times New Roman" w:hAnsi="Times New Roman" w:cs="Times New Roman"/>
+          <w:bCs/>
+          <w:sz w:val="24"/>
+          <w:szCs w:val="24"/>
+        </w:rPr>
+        <w:t xml:space="preserve"> (2022) developed a Community Request Queue Management System for the Local Government Unit of Cabanatuan City. The study addressed difficulties involving manual storage of information, retrieval of records, and service arrangements within a local government setting. The system followed the stages of requirements analysis, system design, development, testing, deployment, and maintenance. This study is particularly relevant because it demonstrates the application of a computerized queue and records-management approach in a Philippine local government environment. The present study extends this concept by focusing specifically on business permit-related transactions and real-time staff-controlled queue operations.</w:t>
       </w:r>
     </w:p>
     <w:p>
@@ -6044,7 +6494,47 @@
           <w:sz w:val="24"/>
           <w:szCs w:val="24"/>
         </w:rPr>
-        <w:t xml:space="preserve">The national literature shows that Philippine government offices are increasingly moving toward electronic processing and automated service management. However, electronic business permitting and queue management are not exactly the same function. An eBOSS primarily supports digital business permit processing, while the proposed study focuses on organizing the physical client flow and service sequence within a </w:t>
+        <w:t xml:space="preserve">The national literature shows that Philippine government offices are increasingly moving toward electronic processing and automated service management. However, electronic business permitting and queue management are not </w:t>
+      </w:r>
+      <w:proofErr w:type="gramStart"/>
+      <w:r>
+        <w:rPr>
+          <w:rFonts w:ascii="Times New Roman" w:eastAsia="Times New Roman" w:hAnsi="Times New Roman" w:cs="Times New Roman"/>
+          <w:bCs/>
+          <w:sz w:val="24"/>
+          <w:szCs w:val="24"/>
+        </w:rPr>
+        <w:t>exactly the same</w:t>
+      </w:r>
+      <w:proofErr w:type="gramEnd"/>
+      <w:r>
+        <w:rPr>
+          <w:rFonts w:ascii="Times New Roman" w:eastAsia="Times New Roman" w:hAnsi="Times New Roman" w:cs="Times New Roman"/>
+          <w:bCs/>
+          <w:sz w:val="24"/>
+          <w:szCs w:val="24"/>
+        </w:rPr>
+        <w:t xml:space="preserve"> function. An </w:t>
+      </w:r>
+      <w:proofErr w:type="spellStart"/>
+      <w:r>
+        <w:rPr>
+          <w:rFonts w:ascii="Times New Roman" w:eastAsia="Times New Roman" w:hAnsi="Times New Roman" w:cs="Times New Roman"/>
+          <w:bCs/>
+          <w:sz w:val="24"/>
+          <w:szCs w:val="24"/>
+        </w:rPr>
+        <w:t>eBOSS</w:t>
+      </w:r>
+      <w:proofErr w:type="spellEnd"/>
+      <w:r>
+        <w:rPr>
+          <w:rFonts w:ascii="Times New Roman" w:eastAsia="Times New Roman" w:hAnsi="Times New Roman" w:cs="Times New Roman"/>
+          <w:bCs/>
+          <w:sz w:val="24"/>
+          <w:szCs w:val="24"/>
+        </w:rPr>
+        <w:t xml:space="preserve"> primarily supports digital business permit processing, while the proposed study focuses on organizing the physical client flow and service sequence within a </w:t>
       </w:r>
       <w:r>
         <w:rPr>
@@ -6094,7 +6584,27 @@
           <w:szCs w:val="24"/>
         </w:rPr>
         <w:lastRenderedPageBreak/>
-        <w:t>measures, customer satisfaction surveys, and staff interviews, the researchers reported improvements in waiting time, customer satisfaction, workflow efficiency, and the organization and transparency of the queueing process. The system also allowed personnel to manage transactions and prioritize urgent cases.</w:t>
+        <w:t xml:space="preserve">measures, customer satisfaction surveys, and staff interviews, the researchers reported improvements in waiting time, customer satisfaction, workflow efficiency, and the organization and transparency of the queueing process. The system also </w:t>
+      </w:r>
+      <w:proofErr w:type="gramStart"/>
+      <w:r>
+        <w:rPr>
+          <w:rFonts w:ascii="Times New Roman" w:eastAsia="Times New Roman" w:hAnsi="Times New Roman" w:cs="Times New Roman"/>
+          <w:bCs/>
+          <w:sz w:val="24"/>
+          <w:szCs w:val="24"/>
+        </w:rPr>
+        <w:t>allowed</w:t>
+      </w:r>
+      <w:proofErr w:type="gramEnd"/>
+      <w:r>
+        <w:rPr>
+          <w:rFonts w:ascii="Times New Roman" w:eastAsia="Times New Roman" w:hAnsi="Times New Roman" w:cs="Times New Roman"/>
+          <w:bCs/>
+          <w:sz w:val="24"/>
+          <w:szCs w:val="24"/>
+        </w:rPr>
+        <w:t xml:space="preserve"> personnel to manage transactions and prioritize urgent cases.</w:t>
       </w:r>
     </w:p>
     <w:p>
@@ -6156,7 +6666,87 @@
           <w:sz w:val="24"/>
           <w:szCs w:val="24"/>
         </w:rPr>
-        <w:t xml:space="preserve">Regional government developments show continuing digitalization of business permit services. In 2024, the Anti-Red Tape Authority recognized Bacnotan, La Union for fully complying with the eBOSS system. The municipality was reported as the second LGU in the Ilocos Region, after the City of San Fernando, La Union, to pass ARTA's assessment of fully streamlined and digitalized business permit application-to-issuance processes. The eBOSS implementation included a unified application form, electronic tax bills or orders of payment, online uploading of requirements, electronic permits, </w:t>
+        <w:t xml:space="preserve">Regional government developments show continuing digitalization of business permit services. In 2024, the Anti-Red Tape Authority recognized </w:t>
+      </w:r>
+      <w:proofErr w:type="spellStart"/>
+      <w:r>
+        <w:rPr>
+          <w:rFonts w:ascii="Times New Roman" w:eastAsia="Times New Roman" w:hAnsi="Times New Roman" w:cs="Times New Roman"/>
+          <w:bCs/>
+          <w:sz w:val="24"/>
+          <w:szCs w:val="24"/>
+        </w:rPr>
+        <w:t>Bacnotan</w:t>
+      </w:r>
+      <w:proofErr w:type="spellEnd"/>
+      <w:r>
+        <w:rPr>
+          <w:rFonts w:ascii="Times New Roman" w:eastAsia="Times New Roman" w:hAnsi="Times New Roman" w:cs="Times New Roman"/>
+          <w:bCs/>
+          <w:sz w:val="24"/>
+          <w:szCs w:val="24"/>
+        </w:rPr>
+        <w:t xml:space="preserve">, La Union for fully complying with the </w:t>
+      </w:r>
+      <w:proofErr w:type="spellStart"/>
+      <w:r>
+        <w:rPr>
+          <w:rFonts w:ascii="Times New Roman" w:eastAsia="Times New Roman" w:hAnsi="Times New Roman" w:cs="Times New Roman"/>
+          <w:bCs/>
+          <w:sz w:val="24"/>
+          <w:szCs w:val="24"/>
+        </w:rPr>
+        <w:t>eBOSS</w:t>
+      </w:r>
+      <w:proofErr w:type="spellEnd"/>
+      <w:r>
+        <w:rPr>
+          <w:rFonts w:ascii="Times New Roman" w:eastAsia="Times New Roman" w:hAnsi="Times New Roman" w:cs="Times New Roman"/>
+          <w:bCs/>
+          <w:sz w:val="24"/>
+          <w:szCs w:val="24"/>
+        </w:rPr>
+        <w:t xml:space="preserve"> system. The municipality was reported as the second LGU in the </w:t>
+      </w:r>
+      <w:proofErr w:type="spellStart"/>
+      <w:r>
+        <w:rPr>
+          <w:rFonts w:ascii="Times New Roman" w:eastAsia="Times New Roman" w:hAnsi="Times New Roman" w:cs="Times New Roman"/>
+          <w:bCs/>
+          <w:sz w:val="24"/>
+          <w:szCs w:val="24"/>
+        </w:rPr>
+        <w:t>Ilocos</w:t>
+      </w:r>
+      <w:proofErr w:type="spellEnd"/>
+      <w:r>
+        <w:rPr>
+          <w:rFonts w:ascii="Times New Roman" w:eastAsia="Times New Roman" w:hAnsi="Times New Roman" w:cs="Times New Roman"/>
+          <w:bCs/>
+          <w:sz w:val="24"/>
+          <w:szCs w:val="24"/>
+        </w:rPr>
+        <w:t xml:space="preserve"> Region, after the City of San Fernando, La Union, to pass ARTA's assessment of fully streamlined and digitalized business permit application-to-issuance processes. The </w:t>
+      </w:r>
+      <w:proofErr w:type="spellStart"/>
+      <w:r>
+        <w:rPr>
+          <w:rFonts w:ascii="Times New Roman" w:eastAsia="Times New Roman" w:hAnsi="Times New Roman" w:cs="Times New Roman"/>
+          <w:bCs/>
+          <w:sz w:val="24"/>
+          <w:szCs w:val="24"/>
+        </w:rPr>
+        <w:t>eBOSS</w:t>
+      </w:r>
+      <w:proofErr w:type="spellEnd"/>
+      <w:r>
+        <w:rPr>
+          <w:rFonts w:ascii="Times New Roman" w:eastAsia="Times New Roman" w:hAnsi="Times New Roman" w:cs="Times New Roman"/>
+          <w:bCs/>
+          <w:sz w:val="24"/>
+          <w:szCs w:val="24"/>
+        </w:rPr>
+        <w:t xml:space="preserve"> implementation included a unified application form, electronic tax bills or orders of payment, online uploading of requirements, electronic permits, </w:t>
       </w:r>
       <w:r>
         <w:rPr>
@@ -6224,7 +6814,27 @@
           <w:sz w:val="24"/>
           <w:szCs w:val="24"/>
         </w:rPr>
-        <w:t xml:space="preserve"> in Rosario, La Union rather than assuming that a system used by another LGU can be directly applied to the selected client.</w:t>
+        <w:t xml:space="preserve"> in Rosario, La Union rather than </w:t>
+      </w:r>
+      <w:proofErr w:type="gramStart"/>
+      <w:r>
+        <w:rPr>
+          <w:rFonts w:ascii="Times New Roman" w:eastAsia="Times New Roman" w:hAnsi="Times New Roman" w:cs="Times New Roman"/>
+          <w:bCs/>
+          <w:sz w:val="24"/>
+          <w:szCs w:val="24"/>
+        </w:rPr>
+        <w:t>assuming that</w:t>
+      </w:r>
+      <w:proofErr w:type="gramEnd"/>
+      <w:r>
+        <w:rPr>
+          <w:rFonts w:ascii="Times New Roman" w:eastAsia="Times New Roman" w:hAnsi="Times New Roman" w:cs="Times New Roman"/>
+          <w:bCs/>
+          <w:sz w:val="24"/>
+          <w:szCs w:val="24"/>
+        </w:rPr>
+        <w:t xml:space="preserve"> a system used by another LGU can be directly applied to the selected client.</w:t>
       </w:r>
     </w:p>
     <w:p>
@@ -6245,7 +6855,47 @@
           <w:sz w:val="24"/>
           <w:szCs w:val="24"/>
         </w:rPr>
-        <w:t>Within La Union, local government units have implemented different approaches to business permit processing. In Agoo, La Union, the Municipal Government organized its 2025 Business One-Stop Shop through the Municipal Treasury Office and Business Permit and Licensing Office. The BOSS brought representatives from different LGU offices and agencies, including the Bureau of Fire Protection, Sangguniang Bayan Office, Municipal Engineering Office, and Agoo Public Safety and Order Office, into one location to facilitate the processing of business permit applications and renewals. The arrangement demonstrates the importance of coordinating several offices and service functions during business permit processing.</w:t>
+        <w:t xml:space="preserve">Within La Union, local government units have implemented different approaches to business permit processing. In </w:t>
+      </w:r>
+      <w:proofErr w:type="spellStart"/>
+      <w:r>
+        <w:rPr>
+          <w:rFonts w:ascii="Times New Roman" w:eastAsia="Times New Roman" w:hAnsi="Times New Roman" w:cs="Times New Roman"/>
+          <w:bCs/>
+          <w:sz w:val="24"/>
+          <w:szCs w:val="24"/>
+        </w:rPr>
+        <w:t>Agoo</w:t>
+      </w:r>
+      <w:proofErr w:type="spellEnd"/>
+      <w:r>
+        <w:rPr>
+          <w:rFonts w:ascii="Times New Roman" w:eastAsia="Times New Roman" w:hAnsi="Times New Roman" w:cs="Times New Roman"/>
+          <w:bCs/>
+          <w:sz w:val="24"/>
+          <w:szCs w:val="24"/>
+        </w:rPr>
+        <w:t xml:space="preserve">, La Union, the Municipal Government organized its 2025 Business One-Stop Shop through the Municipal Treasury Office and Business Permit and Licensing Office. The BOSS brought representatives from different LGU offices and agencies, including the Bureau of Fire Protection, Sangguniang Bayan Office, Municipal Engineering Office, and </w:t>
+      </w:r>
+      <w:proofErr w:type="spellStart"/>
+      <w:r>
+        <w:rPr>
+          <w:rFonts w:ascii="Times New Roman" w:eastAsia="Times New Roman" w:hAnsi="Times New Roman" w:cs="Times New Roman"/>
+          <w:bCs/>
+          <w:sz w:val="24"/>
+          <w:szCs w:val="24"/>
+        </w:rPr>
+        <w:t>Agoo</w:t>
+      </w:r>
+      <w:proofErr w:type="spellEnd"/>
+      <w:r>
+        <w:rPr>
+          <w:rFonts w:ascii="Times New Roman" w:eastAsia="Times New Roman" w:hAnsi="Times New Roman" w:cs="Times New Roman"/>
+          <w:bCs/>
+          <w:sz w:val="24"/>
+          <w:szCs w:val="24"/>
+        </w:rPr>
+        <w:t xml:space="preserve"> Public Safety and Order Office, into one location to facilitate the processing of business permit applications and renewals. The arrangement demonstrates the importance of coordinating several offices and service functions during business permit processing.</w:t>
       </w:r>
     </w:p>
     <w:p>
@@ -6267,7 +6917,27 @@
           <w:sz w:val="24"/>
           <w:szCs w:val="24"/>
         </w:rPr>
-        <w:t>The Municipality of Sudipen, La Union also published its 2025 Business One-Stop Shop procedures. The municipality distinguishes requirements for new business applications from renewal transactions. For new businesses, requirements include proof of registration, documents for tax computation, and other applicable permits and clearances. Renewal transactions have different requirements, including the basis for computing business taxes and other supporting documents. The published process instructs clients to submit documents and application forms and wait for the corresponding assessment before payment. This distinction between new and renewal transactions supports the present study's observation that transaction types should be identified at the beginning of the queue process because they may require different requirements and processing procedures.</w:t>
+        <w:t xml:space="preserve">The Municipality of </w:t>
+      </w:r>
+      <w:proofErr w:type="spellStart"/>
+      <w:r>
+        <w:rPr>
+          <w:rFonts w:ascii="Times New Roman" w:eastAsia="Times New Roman" w:hAnsi="Times New Roman" w:cs="Times New Roman"/>
+          <w:bCs/>
+          <w:sz w:val="24"/>
+          <w:szCs w:val="24"/>
+        </w:rPr>
+        <w:t>Sudipen</w:t>
+      </w:r>
+      <w:proofErr w:type="spellEnd"/>
+      <w:r>
+        <w:rPr>
+          <w:rFonts w:ascii="Times New Roman" w:eastAsia="Times New Roman" w:hAnsi="Times New Roman" w:cs="Times New Roman"/>
+          <w:bCs/>
+          <w:sz w:val="24"/>
+          <w:szCs w:val="24"/>
+        </w:rPr>
+        <w:t>, La Union also published its 2025 Business One-Stop Shop procedures. The municipality distinguishes requirements for new business applications from renewal transactions. For new businesses, requirements include proof of registration, documents for tax computation, and other applicable permits and clearances. Renewal transactions have different requirements, including the basis for computing business taxes and other supporting documents. The published process instructs clients to submit documents and application forms and wait for the corresponding assessment before payment. This distinction between new and renewal transactions supports the present study's observation that transaction types should be identified at the beginning of the queue process because they may require different requirements and processing procedures.</w:t>
       </w:r>
     </w:p>
     <w:p>
@@ -6388,7 +7058,27 @@
           <w:sz w:val="24"/>
           <w:szCs w:val="24"/>
         </w:rPr>
-        <w:t xml:space="preserve"> may initially approach personnel for inquiry, submission of requirements, or assistance in obtaining a queue ticket. The first service window plays an important receiving role because personnel assigned to the window accommodate clients and receive applications. The queue is currently monitored and managed by employees through computer-based information, while clients can monitor their queue position through the available display. When a client's number is called, the employee provides the instruction for the client to proceed to the appropriate service point.</w:t>
+        <w:t xml:space="preserve"> may initially approach personnel for inquiry, submission of requirements, or assistance in obtaining a queue ticket. The first service window plays an important receiving role because personnel assigned to the window accommodate clients and receive applications. The queue is currently monitored and managed by employees through computer-based information, while clients can monitor their queue position through the available display. When a client's number is called, the employee provides the </w:t>
+      </w:r>
+      <w:proofErr w:type="gramStart"/>
+      <w:r>
+        <w:rPr>
+          <w:rFonts w:ascii="Times New Roman" w:eastAsia="Times New Roman" w:hAnsi="Times New Roman" w:cs="Times New Roman"/>
+          <w:bCs/>
+          <w:sz w:val="24"/>
+          <w:szCs w:val="24"/>
+        </w:rPr>
+        <w:t>instruction</w:t>
+      </w:r>
+      <w:proofErr w:type="gramEnd"/>
+      <w:r>
+        <w:rPr>
+          <w:rFonts w:ascii="Times New Roman" w:eastAsia="Times New Roman" w:hAnsi="Times New Roman" w:cs="Times New Roman"/>
+          <w:bCs/>
+          <w:sz w:val="24"/>
+          <w:szCs w:val="24"/>
+        </w:rPr>
+        <w:t xml:space="preserve"> for the client to proceed to the appropriate service point.</w:t>
       </w:r>
     </w:p>
     <w:p>
@@ -6420,7 +7110,27 @@
           <w:szCs w:val="24"/>
         </w:rPr>
         <w:lastRenderedPageBreak/>
-        <w:t>applicable forms. In contrast, a renewal transaction may follow a simpler procedure when there are no changes in important business details such as ownership, line of business, business name, or business address. In such cases, existing information may be used and the transaction may proceed toward assessment after the required forms and approvals have been completed. This difference is important in designing the proposed queue management system because the selected transaction type should help determine the appropriate queue and service process.</w:t>
+        <w:t xml:space="preserve">applicable forms. In contrast, a renewal transaction may follow a simpler procedure when there are no changes in important business details such as ownership, line of business, business name, or business address. In such cases, existing information may be </w:t>
+      </w:r>
+      <w:proofErr w:type="gramStart"/>
+      <w:r>
+        <w:rPr>
+          <w:rFonts w:ascii="Times New Roman" w:eastAsia="Times New Roman" w:hAnsi="Times New Roman" w:cs="Times New Roman"/>
+          <w:bCs/>
+          <w:sz w:val="24"/>
+          <w:szCs w:val="24"/>
+        </w:rPr>
+        <w:t>used</w:t>
+      </w:r>
+      <w:proofErr w:type="gramEnd"/>
+      <w:r>
+        <w:rPr>
+          <w:rFonts w:ascii="Times New Roman" w:eastAsia="Times New Roman" w:hAnsi="Times New Roman" w:cs="Times New Roman"/>
+          <w:bCs/>
+          <w:sz w:val="24"/>
+          <w:szCs w:val="24"/>
+        </w:rPr>
+        <w:t xml:space="preserve"> and the transaction may proceed toward assessment after the required forms and approvals have been completed. This difference is important in designing the proposed queue management system because the selected transaction type should help determine the appropriate queue and service process.</w:t>
       </w:r>
     </w:p>
     <w:p>
@@ -6460,7 +7170,27 @@
           <w:sz w:val="24"/>
           <w:szCs w:val="24"/>
         </w:rPr>
-        <w:t xml:space="preserve"> also requires clients processing regular permit transactions to accomplish a security checklist that serves as an indicator related to competitiveness. Consequently, the queue system should be designed around the actual workflow and requirements of the office instead of treating all clients as having exactly the same service process.</w:t>
+        <w:t xml:space="preserve"> also requires clients processing regular permit transactions to accomplish a security checklist that serves as an indicator related to competitiveness. Consequently, the queue system should be designed around the actual workflow and requirements of the office instead of treating all clients as having </w:t>
+      </w:r>
+      <w:proofErr w:type="gramStart"/>
+      <w:r>
+        <w:rPr>
+          <w:rFonts w:ascii="Times New Roman" w:eastAsia="Times New Roman" w:hAnsi="Times New Roman" w:cs="Times New Roman"/>
+          <w:bCs/>
+          <w:sz w:val="24"/>
+          <w:szCs w:val="24"/>
+        </w:rPr>
+        <w:t>exactly the same</w:t>
+      </w:r>
+      <w:proofErr w:type="gramEnd"/>
+      <w:r>
+        <w:rPr>
+          <w:rFonts w:ascii="Times New Roman" w:eastAsia="Times New Roman" w:hAnsi="Times New Roman" w:cs="Times New Roman"/>
+          <w:bCs/>
+          <w:sz w:val="24"/>
+          <w:szCs w:val="24"/>
+        </w:rPr>
+        <w:t xml:space="preserve"> service process.</w:t>
       </w:r>
     </w:p>
     <w:p>
@@ -6937,7 +7667,25 @@
           <w:sz w:val="24"/>
           <w:szCs w:val="24"/>
         </w:rPr>
-        <w:t xml:space="preserve">This study will be conducted at the Don Mariano Marcos Memorial State University – South La Union Campus, College of Computer Science, located in Consolacion, Agoo, La Union, and the Municipality of Rosario, specifically at the </w:t>
+        <w:t xml:space="preserve">This study will be conducted at the Don Mariano Marcos Memorial State University – South La Union Campus, College of Computer Science, located in Consolacion, </w:t>
+      </w:r>
+      <w:proofErr w:type="spellStart"/>
+      <w:r>
+        <w:rPr>
+          <w:rFonts w:ascii="Times New Roman" w:eastAsia="Times New Roman" w:hAnsi="Times New Roman" w:cs="Times New Roman"/>
+          <w:sz w:val="24"/>
+          <w:szCs w:val="24"/>
+        </w:rPr>
+        <w:t>Agoo</w:t>
+      </w:r>
+      <w:proofErr w:type="spellEnd"/>
+      <w:r>
+        <w:rPr>
+          <w:rFonts w:ascii="Times New Roman" w:eastAsia="Times New Roman" w:hAnsi="Times New Roman" w:cs="Times New Roman"/>
+          <w:sz w:val="24"/>
+          <w:szCs w:val="24"/>
+        </w:rPr>
+        <w:t xml:space="preserve">, La Union, and the Municipality of Rosario, specifically at the </w:t>
       </w:r>
       <w:r>
         <w:rPr>
@@ -7616,7 +8364,25 @@
           <w:sz w:val="24"/>
           <w:szCs w:val="24"/>
         </w:rPr>
-        <w:t>refers to the category of service selected by the client, such as new business registration, business permit renewal, or other licensing-related transactions. It determines the appropriate queue assignment and service process.</w:t>
+        <w:t xml:space="preserve">refers to the category of </w:t>
+      </w:r>
+      <w:proofErr w:type="gramStart"/>
+      <w:r>
+        <w:rPr>
+          <w:rFonts w:ascii="Times New Roman" w:hAnsi="Times New Roman" w:cs="Times New Roman"/>
+          <w:sz w:val="24"/>
+          <w:szCs w:val="24"/>
+        </w:rPr>
+        <w:t>service</w:t>
+      </w:r>
+      <w:proofErr w:type="gramEnd"/>
+      <w:r>
+        <w:rPr>
+          <w:rFonts w:ascii="Times New Roman" w:hAnsi="Times New Roman" w:cs="Times New Roman"/>
+          <w:sz w:val="24"/>
+          <w:szCs w:val="24"/>
+        </w:rPr>
+        <w:t xml:space="preserve"> selected by the client, such as new business registration, business permit renewal, or other licensing-related transactions. It determines the appropriate queue assignment and service process.</w:t>
       </w:r>
     </w:p>
     <w:p>
@@ -8435,10 +9201,10 @@
         </w:rPr>
         <w:lastRenderedPageBreak/>
         <w:drawing>
-          <wp:inline distT="0" distB="0" distL="0" distR="0" wp14:anchorId="61471A7A" wp14:editId="59E8F37A">
-            <wp:extent cx="5356860" cy="3614462"/>
-            <wp:effectExtent l="19050" t="19050" r="15240" b="24130"/>
-            <wp:docPr id="1001928289" name="Picture 59" descr="Phases in Agile Methodology"/>
+          <wp:inline distT="0" distB="0" distL="0" distR="0" wp14:anchorId="61471A7A" wp14:editId="18D46EAE">
+            <wp:extent cx="5364814" cy="3619829"/>
+            <wp:effectExtent l="19050" t="19050" r="26670" b="19050"/>
+            <wp:docPr id="1001928289" name="Picture 59"/>
             <wp:cNvGraphicFramePr>
               <a:graphicFrameLocks xmlns:a="http://schemas.openxmlformats.org/drawingml/2006/main" noChangeAspect="1"/>
             </wp:cNvGraphicFramePr>
@@ -8446,20 +9212,20 @@
               <a:graphicData uri="http://schemas.openxmlformats.org/drawingml/2006/picture">
                 <pic:pic xmlns:pic="http://schemas.openxmlformats.org/drawingml/2006/picture">
                   <pic:nvPicPr>
-                    <pic:cNvPr id="0" name="Picture 1" descr="Phases in Agile Methodology"/>
+                    <pic:cNvPr id="1001928289" name="Picture 59"/>
                     <pic:cNvPicPr>
                       <a:picLocks noChangeAspect="1" noChangeArrowheads="1"/>
                     </pic:cNvPicPr>
                   </pic:nvPicPr>
-                  <pic:blipFill rotWithShape="1">
-                    <a:blip r:embed="rId22">
+                  <pic:blipFill>
+                    <a:blip r:embed="rId22" cstate="print">
                       <a:extLst>
                         <a:ext uri="{28A0092B-C50C-407E-A947-70E740481C1C}">
                           <a14:useLocalDpi xmlns:a14="http://schemas.microsoft.com/office/drawing/2010/main" val="0"/>
                         </a:ext>
                       </a:extLst>
                     </a:blip>
-                    <a:srcRect l="-152" t="21228" b="527"/>
+                    <a:srcRect t="8095" b="8095"/>
                     <a:stretch>
                       <a:fillRect/>
                     </a:stretch>
@@ -9594,8 +10360,22 @@
           <w:szCs w:val="24"/>
           <w:lang w:val="en-PH"/>
         </w:rPr>
-        <w:t>Deploy and Review</w:t>
-      </w:r>
+        <w:t xml:space="preserve">Deploy and </w:t>
+      </w:r>
+      <w:proofErr w:type="gramStart"/>
+      <w:r>
+        <w:rPr>
+          <w:rFonts w:ascii="Times New Roman" w:eastAsia="Times New Roman" w:hAnsi="Times New Roman" w:cs="Times New Roman"/>
+          <w:b/>
+          <w:bCs/>
+          <w:color w:val="000000"/>
+          <w:sz w:val="24"/>
+          <w:szCs w:val="24"/>
+          <w:lang w:val="en-PH"/>
+        </w:rPr>
+        <w:t>Review</w:t>
+      </w:r>
+      <w:proofErr w:type="gramEnd"/>
       <w:r>
         <w:rPr>
           <w:rFonts w:ascii="Times New Roman" w:eastAsia="Times New Roman" w:hAnsi="Times New Roman" w:cs="Times New Roman"/>
@@ -10215,7 +10995,29 @@
           <w:szCs w:val="24"/>
           <w:lang w:val="en-PH"/>
         </w:rPr>
-        <w:t xml:space="preserve">The researchers will distribute the survey questionnaire to two distinct user groups: all BPL-LIEO staff members who operate the ticket generator and staff dashboard, and visiting citizens/clients who receive printed tickets and observe the public TV display. Because the visiting client population fluctuates daily, convenience sampling (n = 50) will </w:t>
+        <w:t xml:space="preserve">The researchers will distribute the survey questionnaire to two distinct user groups: all BPL-LIEO staff members who operate the ticket generator and staff </w:t>
+      </w:r>
+      <w:proofErr w:type="gramStart"/>
+      <w:r>
+        <w:rPr>
+          <w:rFonts w:ascii="Times New Roman" w:eastAsia="Times New Roman" w:hAnsi="Times New Roman" w:cs="Times New Roman"/>
+          <w:color w:val="000000" w:themeColor="text1"/>
+          <w:sz w:val="24"/>
+          <w:szCs w:val="24"/>
+          <w:lang w:val="en-PH"/>
+        </w:rPr>
+        <w:t>dashboard, and</w:t>
+      </w:r>
+      <w:proofErr w:type="gramEnd"/>
+      <w:r>
+        <w:rPr>
+          <w:rFonts w:ascii="Times New Roman" w:eastAsia="Times New Roman" w:hAnsi="Times New Roman" w:cs="Times New Roman"/>
+          <w:color w:val="000000" w:themeColor="text1"/>
+          <w:sz w:val="24"/>
+          <w:szCs w:val="24"/>
+          <w:lang w:val="en-PH"/>
+        </w:rPr>
+        <w:t xml:space="preserve"> visiting citizens/clients who receive printed tickets and observe the public TV display. Because the visiting client population fluctuates daily, convenience sampling (n = 50) will </w:t>
       </w:r>
       <w:r>
         <w:rPr>
@@ -11152,6 +11954,7 @@
                 <w:rFonts w:ascii="Times New Roman" w:hAnsi="Times New Roman" w:cs="Times New Roman"/>
               </w:rPr>
             </w:pPr>
+            <w:proofErr w:type="gramStart"/>
             <w:r>
               <w:rPr>
                 <w:rFonts w:ascii="Times New Roman" w:hAnsi="Times New Roman" w:cs="Times New Roman"/>
@@ -11162,7 +11965,14 @@
               <w:rPr>
                 <w:rFonts w:ascii="Times New Roman" w:hAnsi="Times New Roman" w:cs="Times New Roman"/>
               </w:rPr>
-              <w:t xml:space="preserve">  (Strongly Disagree)</w:t>
+              <w:t xml:space="preserve">  (</w:t>
+            </w:r>
+            <w:proofErr w:type="gramEnd"/>
+            <w:r>
+              <w:rPr>
+                <w:rFonts w:ascii="Times New Roman" w:hAnsi="Times New Roman" w:cs="Times New Roman"/>
+              </w:rPr>
+              <w:t>Strongly Disagree)</w:t>
             </w:r>
           </w:p>
         </w:tc>
@@ -11593,7 +12403,25 @@
           <w:sz w:val="24"/>
           <w:szCs w:val="24"/>
         </w:rPr>
-        <w:t>. Conversely, responses falling below 2.60, signif</w:t>
+        <w:t xml:space="preserve">. Conversely, responses falling below </w:t>
+      </w:r>
+      <w:proofErr w:type="gramStart"/>
+      <w:r>
+        <w:rPr>
+          <w:rFonts w:ascii="Times New Roman" w:hAnsi="Times New Roman" w:cs="Times New Roman"/>
+          <w:sz w:val="24"/>
+          <w:szCs w:val="24"/>
+        </w:rPr>
+        <w:t>2.60,</w:t>
+      </w:r>
+      <w:proofErr w:type="gramEnd"/>
+      <w:r>
+        <w:rPr>
+          <w:rFonts w:ascii="Times New Roman" w:hAnsi="Times New Roman" w:cs="Times New Roman"/>
+          <w:sz w:val="24"/>
+          <w:szCs w:val="24"/>
+        </w:rPr>
+        <w:t xml:space="preserve"> signif</w:t>
       </w:r>
       <w:r>
         <w:rPr>
@@ -11709,7 +12537,47 @@
           <w:szCs w:val="24"/>
           <w:lang w:val="en-PH"/>
         </w:rPr>
-        <w:t xml:space="preserve">Ainbinder, I., Temnikov, E., &amp; Allalouf, M. (2024). A study comparing waiting times in global and local queuing systems with heterogeneous workers. </w:t>
+        <w:t xml:space="preserve">Ainbinder, I., </w:t>
+      </w:r>
+      <w:proofErr w:type="spellStart"/>
+      <w:r>
+        <w:rPr>
+          <w:rFonts w:ascii="Times New Roman" w:eastAsia="Times New Roman" w:hAnsi="Times New Roman" w:cs="Times New Roman"/>
+          <w:sz w:val="24"/>
+          <w:szCs w:val="24"/>
+          <w:lang w:val="en-PH"/>
+        </w:rPr>
+        <w:t>Temnikov</w:t>
+      </w:r>
+      <w:proofErr w:type="spellEnd"/>
+      <w:r>
+        <w:rPr>
+          <w:rFonts w:ascii="Times New Roman" w:eastAsia="Times New Roman" w:hAnsi="Times New Roman" w:cs="Times New Roman"/>
+          <w:sz w:val="24"/>
+          <w:szCs w:val="24"/>
+          <w:lang w:val="en-PH"/>
+        </w:rPr>
+        <w:t xml:space="preserve">, E., &amp; </w:t>
+      </w:r>
+      <w:proofErr w:type="spellStart"/>
+      <w:r>
+        <w:rPr>
+          <w:rFonts w:ascii="Times New Roman" w:eastAsia="Times New Roman" w:hAnsi="Times New Roman" w:cs="Times New Roman"/>
+          <w:sz w:val="24"/>
+          <w:szCs w:val="24"/>
+          <w:lang w:val="en-PH"/>
+        </w:rPr>
+        <w:t>Allalouf</w:t>
+      </w:r>
+      <w:proofErr w:type="spellEnd"/>
+      <w:r>
+        <w:rPr>
+          <w:rFonts w:ascii="Times New Roman" w:eastAsia="Times New Roman" w:hAnsi="Times New Roman" w:cs="Times New Roman"/>
+          <w:sz w:val="24"/>
+          <w:szCs w:val="24"/>
+          <w:lang w:val="en-PH"/>
+        </w:rPr>
+        <w:t xml:space="preserve">, M. (2024). A study comparing waiting times in global and local queuing systems with heterogeneous workers. </w:t>
       </w:r>
       <w:r>
         <w:rPr>
@@ -11750,7 +12618,27 @@
           <w:szCs w:val="24"/>
           <w:lang w:val="en-PH"/>
         </w:rPr>
-        <w:t>Alegado, R., &amp; Himo, A. J. (2022). Community request queue management system for Local Government Unit of Cabanatuan City.</w:t>
+        <w:t xml:space="preserve">Alegado, R., &amp; </w:t>
+      </w:r>
+      <w:proofErr w:type="spellStart"/>
+      <w:r>
+        <w:rPr>
+          <w:rFonts w:ascii="Times New Roman" w:eastAsia="Times New Roman" w:hAnsi="Times New Roman" w:cs="Times New Roman"/>
+          <w:sz w:val="24"/>
+          <w:szCs w:val="24"/>
+          <w:lang w:val="en-PH"/>
+        </w:rPr>
+        <w:t>Himo</w:t>
+      </w:r>
+      <w:proofErr w:type="spellEnd"/>
+      <w:r>
+        <w:rPr>
+          <w:rFonts w:ascii="Times New Roman" w:eastAsia="Times New Roman" w:hAnsi="Times New Roman" w:cs="Times New Roman"/>
+          <w:sz w:val="24"/>
+          <w:szCs w:val="24"/>
+          <w:lang w:val="en-PH"/>
+        </w:rPr>
+        <w:t>, A. J. (2022). Community request queue management system for Local Government Unit of Cabanatuan City.</w:t>
       </w:r>
       <w:r>
         <w:rPr>
@@ -11813,7 +12701,31 @@
           <w:szCs w:val="24"/>
           <w:lang w:val="en-PH"/>
         </w:rPr>
-        <w:t xml:space="preserve"> Interagency efforts key to improved eBOSS implementation. </w:t>
+        <w:t xml:space="preserve"> Interagency efforts key to improved </w:t>
+      </w:r>
+      <w:proofErr w:type="spellStart"/>
+      <w:r>
+        <w:rPr>
+          <w:rFonts w:ascii="Times New Roman" w:eastAsia="Times New Roman" w:hAnsi="Times New Roman" w:cs="Times New Roman"/>
+          <w:i/>
+          <w:iCs/>
+          <w:sz w:val="24"/>
+          <w:szCs w:val="24"/>
+          <w:lang w:val="en-PH"/>
+        </w:rPr>
+        <w:t>eBOSS</w:t>
+      </w:r>
+      <w:proofErr w:type="spellEnd"/>
+      <w:r>
+        <w:rPr>
+          <w:rFonts w:ascii="Times New Roman" w:eastAsia="Times New Roman" w:hAnsi="Times New Roman" w:cs="Times New Roman"/>
+          <w:i/>
+          <w:iCs/>
+          <w:sz w:val="24"/>
+          <w:szCs w:val="24"/>
+          <w:lang w:val="en-PH"/>
+        </w:rPr>
+        <w:t xml:space="preserve"> implementation. </w:t>
       </w:r>
       <w:r>
         <w:rPr>
@@ -11836,14 +12748,45 @@
           <w:lang w:val="en-PH"/>
         </w:rPr>
       </w:pPr>
-      <w:r>
-        <w:rPr>
-          <w:rFonts w:ascii="Times New Roman" w:eastAsia="Times New Roman" w:hAnsi="Times New Roman" w:cs="Times New Roman"/>
-          <w:sz w:val="24"/>
-          <w:szCs w:val="24"/>
-          <w:lang w:val="en-PH"/>
-        </w:rPr>
-        <w:t xml:space="preserve">Chantima, S., &amp; Pochan, J. (2023). Real-time queue management based on equality to reduce waiting time by using mathematical model. </w:t>
+      <w:proofErr w:type="spellStart"/>
+      <w:r>
+        <w:rPr>
+          <w:rFonts w:ascii="Times New Roman" w:eastAsia="Times New Roman" w:hAnsi="Times New Roman" w:cs="Times New Roman"/>
+          <w:sz w:val="24"/>
+          <w:szCs w:val="24"/>
+          <w:lang w:val="en-PH"/>
+        </w:rPr>
+        <w:t>Chantima</w:t>
+      </w:r>
+      <w:proofErr w:type="spellEnd"/>
+      <w:r>
+        <w:rPr>
+          <w:rFonts w:ascii="Times New Roman" w:eastAsia="Times New Roman" w:hAnsi="Times New Roman" w:cs="Times New Roman"/>
+          <w:sz w:val="24"/>
+          <w:szCs w:val="24"/>
+          <w:lang w:val="en-PH"/>
+        </w:rPr>
+        <w:t xml:space="preserve">, S., &amp; </w:t>
+      </w:r>
+      <w:proofErr w:type="spellStart"/>
+      <w:r>
+        <w:rPr>
+          <w:rFonts w:ascii="Times New Roman" w:eastAsia="Times New Roman" w:hAnsi="Times New Roman" w:cs="Times New Roman"/>
+          <w:sz w:val="24"/>
+          <w:szCs w:val="24"/>
+          <w:lang w:val="en-PH"/>
+        </w:rPr>
+        <w:t>Pochan</w:t>
+      </w:r>
+      <w:proofErr w:type="spellEnd"/>
+      <w:r>
+        <w:rPr>
+          <w:rFonts w:ascii="Times New Roman" w:eastAsia="Times New Roman" w:hAnsi="Times New Roman" w:cs="Times New Roman"/>
+          <w:sz w:val="24"/>
+          <w:szCs w:val="24"/>
+          <w:lang w:val="en-PH"/>
+        </w:rPr>
+        <w:t xml:space="preserve">, J. (2023). Real-time queue management based on equality to reduce waiting time by using mathematical model. </w:t>
       </w:r>
       <w:r>
         <w:rPr>
@@ -11854,7 +12797,31 @@
           <w:szCs w:val="24"/>
           <w:lang w:val="en-PH"/>
         </w:rPr>
-        <w:t>Social Science Journal of Prachachuen Research Network, 5</w:t>
+        <w:t xml:space="preserve">Social Science Journal of </w:t>
+      </w:r>
+      <w:proofErr w:type="spellStart"/>
+      <w:r>
+        <w:rPr>
+          <w:rFonts w:ascii="Times New Roman" w:eastAsia="Times New Roman" w:hAnsi="Times New Roman" w:cs="Times New Roman"/>
+          <w:i/>
+          <w:iCs/>
+          <w:sz w:val="24"/>
+          <w:szCs w:val="24"/>
+          <w:lang w:val="en-PH"/>
+        </w:rPr>
+        <w:t>Prachachuen</w:t>
+      </w:r>
+      <w:proofErr w:type="spellEnd"/>
+      <w:r>
+        <w:rPr>
+          <w:rFonts w:ascii="Times New Roman" w:eastAsia="Times New Roman" w:hAnsi="Times New Roman" w:cs="Times New Roman"/>
+          <w:i/>
+          <w:iCs/>
+          <w:sz w:val="24"/>
+          <w:szCs w:val="24"/>
+          <w:lang w:val="en-PH"/>
+        </w:rPr>
+        <w:t xml:space="preserve"> Research Network, 5</w:t>
       </w:r>
       <w:r>
         <w:rPr>
@@ -11893,7 +12860,27 @@
           <w:szCs w:val="24"/>
           <w:lang w:val="en-PH"/>
         </w:rPr>
-        <w:t xml:space="preserve">Dela Merced, C. L., Balmeo, B. E., &amp; De Castro, L. B. (2024). Exploring client perspective: A case study of the Electronic Business One-Stop Shop (E-BOSS) towards client satisfaction for SMEs in Quezon City. </w:t>
+        <w:t xml:space="preserve">Dela Merced, C. L., </w:t>
+      </w:r>
+      <w:proofErr w:type="spellStart"/>
+      <w:r>
+        <w:rPr>
+          <w:rFonts w:ascii="Times New Roman" w:eastAsia="Times New Roman" w:hAnsi="Times New Roman" w:cs="Times New Roman"/>
+          <w:sz w:val="24"/>
+          <w:szCs w:val="24"/>
+          <w:lang w:val="en-PH"/>
+        </w:rPr>
+        <w:t>Balmeo</w:t>
+      </w:r>
+      <w:proofErr w:type="spellEnd"/>
+      <w:r>
+        <w:rPr>
+          <w:rFonts w:ascii="Times New Roman" w:eastAsia="Times New Roman" w:hAnsi="Times New Roman" w:cs="Times New Roman"/>
+          <w:sz w:val="24"/>
+          <w:szCs w:val="24"/>
+          <w:lang w:val="en-PH"/>
+        </w:rPr>
+        <w:t xml:space="preserve">, B. E., &amp; De Castro, L. B. (2024). Exploring client perspective: A case study of the Electronic Business One-Stop Shop (E-BOSS) towards client satisfaction for SMEs in Quezon City. </w:t>
       </w:r>
       <w:r>
         <w:rPr>
@@ -11976,7 +12963,27 @@
           <w:szCs w:val="24"/>
           <w:lang w:val="en-PH"/>
         </w:rPr>
-        <w:t xml:space="preserve">Fauzi, N. A. b. M., &amp; Suhaimi, N. H. S. (2026). Design and evaluation of QKlinik: A web-based queue management system for outpatient clinics. </w:t>
+        <w:t xml:space="preserve">Fauzi, N. A. b. M., &amp; Suhaimi, N. H. S. (2026). Design and evaluation of </w:t>
+      </w:r>
+      <w:proofErr w:type="spellStart"/>
+      <w:r>
+        <w:rPr>
+          <w:rFonts w:ascii="Times New Roman" w:eastAsia="Times New Roman" w:hAnsi="Times New Roman" w:cs="Times New Roman"/>
+          <w:sz w:val="24"/>
+          <w:szCs w:val="24"/>
+          <w:lang w:val="en-PH"/>
+        </w:rPr>
+        <w:t>QKlinik</w:t>
+      </w:r>
+      <w:proofErr w:type="spellEnd"/>
+      <w:r>
+        <w:rPr>
+          <w:rFonts w:ascii="Times New Roman" w:eastAsia="Times New Roman" w:hAnsi="Times New Roman" w:cs="Times New Roman"/>
+          <w:sz w:val="24"/>
+          <w:szCs w:val="24"/>
+          <w:lang w:val="en-PH"/>
+        </w:rPr>
+        <w:t xml:space="preserve">: A web-based queue management system for outpatient clinics. </w:t>
       </w:r>
       <w:r>
         <w:rPr>
@@ -12028,7 +13035,31 @@
           <w:szCs w:val="24"/>
           <w:lang w:val="en-PH"/>
         </w:rPr>
-        <w:t>Systems and software engineering — Systems and software Quality Requirements and Evaluation (SQuaRE) — System and software quality models</w:t>
+        <w:t>Systems and software engineering — Systems and software Quality Requirements and Evaluation (</w:t>
+      </w:r>
+      <w:proofErr w:type="spellStart"/>
+      <w:r>
+        <w:rPr>
+          <w:rFonts w:ascii="Times New Roman" w:eastAsia="Times New Roman" w:hAnsi="Times New Roman" w:cs="Times New Roman"/>
+          <w:i/>
+          <w:iCs/>
+          <w:sz w:val="24"/>
+          <w:szCs w:val="24"/>
+          <w:lang w:val="en-PH"/>
+        </w:rPr>
+        <w:t>SQuaRE</w:t>
+      </w:r>
+      <w:proofErr w:type="spellEnd"/>
+      <w:r>
+        <w:rPr>
+          <w:rFonts w:ascii="Times New Roman" w:eastAsia="Times New Roman" w:hAnsi="Times New Roman" w:cs="Times New Roman"/>
+          <w:i/>
+          <w:iCs/>
+          <w:sz w:val="24"/>
+          <w:szCs w:val="24"/>
+          <w:lang w:val="en-PH"/>
+        </w:rPr>
+        <w:t>) — System and software quality models</w:t>
       </w:r>
       <w:r>
         <w:rPr>
@@ -12058,7 +13089,27 @@
           <w:szCs w:val="24"/>
           <w:lang w:val="en-PH"/>
         </w:rPr>
-        <w:t>Lee, S., Dudin, A., Dudina, O., &amp; Kim, C. (2024). Analysis of a priority queueing system with the enhanced fairness of servers scheduling.</w:t>
+        <w:t xml:space="preserve">Lee, S., Dudin, A., </w:t>
+      </w:r>
+      <w:proofErr w:type="spellStart"/>
+      <w:r>
+        <w:rPr>
+          <w:rFonts w:ascii="Times New Roman" w:eastAsia="Times New Roman" w:hAnsi="Times New Roman" w:cs="Times New Roman"/>
+          <w:sz w:val="24"/>
+          <w:szCs w:val="24"/>
+          <w:lang w:val="en-PH"/>
+        </w:rPr>
+        <w:t>Dudina</w:t>
+      </w:r>
+      <w:proofErr w:type="spellEnd"/>
+      <w:r>
+        <w:rPr>
+          <w:rFonts w:ascii="Times New Roman" w:eastAsia="Times New Roman" w:hAnsi="Times New Roman" w:cs="Times New Roman"/>
+          <w:sz w:val="24"/>
+          <w:szCs w:val="24"/>
+          <w:lang w:val="en-PH"/>
+        </w:rPr>
+        <w:t>, O., &amp; Kim, C. (2024). Analysis of a priority queueing system with the enhanced fairness of servers scheduling.</w:t>
       </w:r>
       <w:r>
         <w:rPr>
@@ -12145,8 +13196,29 @@
           <w:szCs w:val="24"/>
           <w:lang w:val="en-PH"/>
         </w:rPr>
-        <w:t xml:space="preserve">Local Government Unit of Agoo, La Union. (2025). </w:t>
-      </w:r>
+        <w:t xml:space="preserve">Local Government Unit of </w:t>
+      </w:r>
+      <w:proofErr w:type="spellStart"/>
+      <w:r>
+        <w:rPr>
+          <w:rFonts w:ascii="Times New Roman" w:eastAsia="Times New Roman" w:hAnsi="Times New Roman" w:cs="Times New Roman"/>
+          <w:sz w:val="24"/>
+          <w:szCs w:val="24"/>
+          <w:lang w:val="en-PH"/>
+        </w:rPr>
+        <w:t>Agoo</w:t>
+      </w:r>
+      <w:proofErr w:type="spellEnd"/>
+      <w:r>
+        <w:rPr>
+          <w:rFonts w:ascii="Times New Roman" w:eastAsia="Times New Roman" w:hAnsi="Times New Roman" w:cs="Times New Roman"/>
+          <w:sz w:val="24"/>
+          <w:szCs w:val="24"/>
+          <w:lang w:val="en-PH"/>
+        </w:rPr>
+        <w:t xml:space="preserve">, La Union. (2025). </w:t>
+      </w:r>
+      <w:proofErr w:type="spellStart"/>
       <w:r>
         <w:rPr>
           <w:rFonts w:ascii="Times New Roman" w:eastAsia="Times New Roman" w:hAnsi="Times New Roman" w:cs="Times New Roman"/>
@@ -12156,7 +13228,19 @@
           <w:szCs w:val="24"/>
           <w:lang w:val="en-PH"/>
         </w:rPr>
-        <w:t>Agoo's Business One-Stop Shop (BOSS) for C.Y. 2025.</w:t>
+        <w:t>Agoo's</w:t>
+      </w:r>
+      <w:proofErr w:type="spellEnd"/>
+      <w:r>
+        <w:rPr>
+          <w:rFonts w:ascii="Times New Roman" w:eastAsia="Times New Roman" w:hAnsi="Times New Roman" w:cs="Times New Roman"/>
+          <w:i/>
+          <w:iCs/>
+          <w:sz w:val="24"/>
+          <w:szCs w:val="24"/>
+          <w:lang w:val="en-PH"/>
+        </w:rPr>
+        <w:t xml:space="preserve"> Business One-Stop Shop (BOSS) for C.Y. 2025.</w:t>
       </w:r>
       <w:r>
         <w:rPr>
@@ -12312,7 +13396,27 @@
           <w:szCs w:val="24"/>
           <w:lang w:val="en-PH"/>
         </w:rPr>
-        <w:t xml:space="preserve">Municipality of Sudipen, La Union. (2025). </w:t>
+        <w:t xml:space="preserve">Municipality of </w:t>
+      </w:r>
+      <w:proofErr w:type="spellStart"/>
+      <w:r>
+        <w:rPr>
+          <w:rFonts w:ascii="Times New Roman" w:eastAsia="Times New Roman" w:hAnsi="Times New Roman" w:cs="Times New Roman"/>
+          <w:sz w:val="24"/>
+          <w:szCs w:val="24"/>
+          <w:lang w:val="en-PH"/>
+        </w:rPr>
+        <w:t>Sudipen</w:t>
+      </w:r>
+      <w:proofErr w:type="spellEnd"/>
+      <w:r>
+        <w:rPr>
+          <w:rFonts w:ascii="Times New Roman" w:eastAsia="Times New Roman" w:hAnsi="Times New Roman" w:cs="Times New Roman"/>
+          <w:sz w:val="24"/>
+          <w:szCs w:val="24"/>
+          <w:lang w:val="en-PH"/>
+        </w:rPr>
+        <w:t xml:space="preserve">, La Union. (2025). </w:t>
       </w:r>
       <w:r>
         <w:rPr>
@@ -12361,7 +13465,47 @@
           <w:szCs w:val="24"/>
           <w:lang w:val="en-PH"/>
         </w:rPr>
-        <w:t xml:space="preserve">. BRAINIAC: The Planning Process for the E-Learning Platform with Text Summarisation Tools. Malaysian Journal of Science Health &amp; Technology. 11. 122-131. 10.33102/mjosht.v11i1.458. </w:t>
+        <w:t xml:space="preserve">. BRAINIAC: The Planning Process for the E-Learning Platform with Text </w:t>
+      </w:r>
+      <w:proofErr w:type="spellStart"/>
+      <w:r>
+        <w:rPr>
+          <w:rFonts w:ascii="Times New Roman" w:eastAsia="Times New Roman" w:hAnsi="Times New Roman" w:cs="Times New Roman"/>
+          <w:sz w:val="24"/>
+          <w:szCs w:val="24"/>
+          <w:lang w:val="en-PH"/>
+        </w:rPr>
+        <w:t>Summarisation</w:t>
+      </w:r>
+      <w:proofErr w:type="spellEnd"/>
+      <w:r>
+        <w:rPr>
+          <w:rFonts w:ascii="Times New Roman" w:eastAsia="Times New Roman" w:hAnsi="Times New Roman" w:cs="Times New Roman"/>
+          <w:sz w:val="24"/>
+          <w:szCs w:val="24"/>
+          <w:lang w:val="en-PH"/>
+        </w:rPr>
+        <w:t xml:space="preserve"> Tools. Malaysian Journal of Science Health &amp; Technology. 11. 122-131. 10.33102/</w:t>
+      </w:r>
+      <w:proofErr w:type="gramStart"/>
+      <w:r>
+        <w:rPr>
+          <w:rFonts w:ascii="Times New Roman" w:eastAsia="Times New Roman" w:hAnsi="Times New Roman" w:cs="Times New Roman"/>
+          <w:sz w:val="24"/>
+          <w:szCs w:val="24"/>
+          <w:lang w:val="en-PH"/>
+        </w:rPr>
+        <w:t>mjosht.v</w:t>
+      </w:r>
+      <w:proofErr w:type="gramEnd"/>
+      <w:r>
+        <w:rPr>
+          <w:rFonts w:ascii="Times New Roman" w:eastAsia="Times New Roman" w:hAnsi="Times New Roman" w:cs="Times New Roman"/>
+          <w:sz w:val="24"/>
+          <w:szCs w:val="24"/>
+          <w:lang w:val="en-PH"/>
+        </w:rPr>
+        <w:t xml:space="preserve">11i1.458. </w:t>
       </w:r>
     </w:p>
     <w:p>
@@ -12393,7 +13537,31 @@
           <w:szCs w:val="24"/>
           <w:lang w:val="en-PH"/>
         </w:rPr>
-        <w:t>ARTA commends La Union town’s eBOSS implementation.</w:t>
+        <w:t xml:space="preserve">ARTA commends La Union town’s </w:t>
+      </w:r>
+      <w:proofErr w:type="spellStart"/>
+      <w:r>
+        <w:rPr>
+          <w:rFonts w:ascii="Times New Roman" w:eastAsia="Times New Roman" w:hAnsi="Times New Roman" w:cs="Times New Roman"/>
+          <w:i/>
+          <w:iCs/>
+          <w:sz w:val="24"/>
+          <w:szCs w:val="24"/>
+          <w:lang w:val="en-PH"/>
+        </w:rPr>
+        <w:t>eBOSS</w:t>
+      </w:r>
+      <w:proofErr w:type="spellEnd"/>
+      <w:r>
+        <w:rPr>
+          <w:rFonts w:ascii="Times New Roman" w:eastAsia="Times New Roman" w:hAnsi="Times New Roman" w:cs="Times New Roman"/>
+          <w:i/>
+          <w:iCs/>
+          <w:sz w:val="24"/>
+          <w:szCs w:val="24"/>
+          <w:lang w:val="en-PH"/>
+        </w:rPr>
+        <w:t xml:space="preserve"> implementation.</w:t>
       </w:r>
       <w:r>
         <w:rPr>
@@ -13592,16 +14760,36 @@
           <w:szCs w:val="24"/>
           <w:lang w:val="en-PH"/>
         </w:rPr>
-        <w:t>Name (Optional):</w:t>
-      </w:r>
-      <w:r>
-        <w:rPr>
-          <w:rFonts w:ascii="Times New Roman" w:hAnsi="Times New Roman" w:cs="Times New Roman"/>
-          <w:sz w:val="24"/>
-          <w:szCs w:val="24"/>
-          <w:lang w:val="en-PH"/>
-        </w:rPr>
-        <w:t>________________________</w:t>
+        <w:t>Name (Optional</w:t>
+      </w:r>
+      <w:proofErr w:type="gramStart"/>
+      <w:r>
+        <w:rPr>
+          <w:rFonts w:ascii="Times New Roman" w:hAnsi="Times New Roman" w:cs="Times New Roman"/>
+          <w:sz w:val="24"/>
+          <w:szCs w:val="24"/>
+          <w:lang w:val="en-PH"/>
+        </w:rPr>
+        <w:t>):</w:t>
+      </w:r>
+      <w:r>
+        <w:rPr>
+          <w:rFonts w:ascii="Times New Roman" w:hAnsi="Times New Roman" w:cs="Times New Roman"/>
+          <w:sz w:val="24"/>
+          <w:szCs w:val="24"/>
+          <w:lang w:val="en-PH"/>
+        </w:rPr>
+        <w:t>_</w:t>
+      </w:r>
+      <w:proofErr w:type="gramEnd"/>
+      <w:r>
+        <w:rPr>
+          <w:rFonts w:ascii="Times New Roman" w:hAnsi="Times New Roman" w:cs="Times New Roman"/>
+          <w:sz w:val="24"/>
+          <w:szCs w:val="24"/>
+          <w:lang w:val="en-PH"/>
+        </w:rPr>
+        <w:t>_______________________</w:t>
       </w:r>
       <w:r>
         <w:rPr>
@@ -13612,6 +14800,7 @@
         </w:rPr>
         <w:tab/>
       </w:r>
+      <w:proofErr w:type="gramStart"/>
       <w:r>
         <w:rPr>
           <w:rFonts w:ascii="Times New Roman" w:hAnsi="Times New Roman" w:cs="Times New Roman"/>
@@ -13628,7 +14817,17 @@
           <w:szCs w:val="24"/>
           <w:lang w:val="en-PH"/>
         </w:rPr>
-        <w:t>_________</w:t>
+        <w:t>_</w:t>
+      </w:r>
+      <w:proofErr w:type="gramEnd"/>
+      <w:r>
+        <w:rPr>
+          <w:rFonts w:ascii="Times New Roman" w:hAnsi="Times New Roman" w:cs="Times New Roman"/>
+          <w:sz w:val="24"/>
+          <w:szCs w:val="24"/>
+          <w:lang w:val="en-PH"/>
+        </w:rPr>
+        <w:t>________</w:t>
       </w:r>
     </w:p>
     <w:p>
@@ -13651,7 +14850,47 @@
           <w:szCs w:val="24"/>
           <w:lang w:val="en-PH"/>
         </w:rPr>
-        <w:t>User Type: [ ] BPL-LIEO Staff [ ] Citizen / Client</w:t>
+        <w:t xml:space="preserve">User Type: </w:t>
+      </w:r>
+      <w:proofErr w:type="gramStart"/>
+      <w:r>
+        <w:rPr>
+          <w:rFonts w:ascii="Times New Roman" w:hAnsi="Times New Roman" w:cs="Times New Roman"/>
+          <w:sz w:val="24"/>
+          <w:szCs w:val="24"/>
+          <w:lang w:val="en-PH"/>
+        </w:rPr>
+        <w:t>[ ]</w:t>
+      </w:r>
+      <w:proofErr w:type="gramEnd"/>
+      <w:r>
+        <w:rPr>
+          <w:rFonts w:ascii="Times New Roman" w:hAnsi="Times New Roman" w:cs="Times New Roman"/>
+          <w:sz w:val="24"/>
+          <w:szCs w:val="24"/>
+          <w:lang w:val="en-PH"/>
+        </w:rPr>
+        <w:t xml:space="preserve"> BPL-LIEO Staff </w:t>
+      </w:r>
+      <w:proofErr w:type="gramStart"/>
+      <w:r>
+        <w:rPr>
+          <w:rFonts w:ascii="Times New Roman" w:hAnsi="Times New Roman" w:cs="Times New Roman"/>
+          <w:sz w:val="24"/>
+          <w:szCs w:val="24"/>
+          <w:lang w:val="en-PH"/>
+        </w:rPr>
+        <w:t>[ ]</w:t>
+      </w:r>
+      <w:proofErr w:type="gramEnd"/>
+      <w:r>
+        <w:rPr>
+          <w:rFonts w:ascii="Times New Roman" w:hAnsi="Times New Roman" w:cs="Times New Roman"/>
+          <w:sz w:val="24"/>
+          <w:szCs w:val="24"/>
+          <w:lang w:val="en-PH"/>
+        </w:rPr>
+        <w:t xml:space="preserve"> Citizen / Client</w:t>
       </w:r>
     </w:p>
     <w:p>
@@ -14112,7 +15351,27 @@
                 <w:sz w:val="24"/>
                 <w:szCs w:val="24"/>
               </w:rPr>
-              <w:t>Services covered all the specific tasks and user objectives, which were designed. (functional completeness)</w:t>
+              <w:t xml:space="preserve">Services covered all the specific tasks and user </w:t>
+            </w:r>
+            <w:proofErr w:type="gramStart"/>
+            <w:r>
+              <w:rPr>
+                <w:rFonts w:ascii="Times New Roman" w:eastAsia="Trebuchet MS" w:hAnsi="Times New Roman" w:cs="Times New Roman"/>
+                <w:color w:val="000000"/>
+                <w:sz w:val="24"/>
+                <w:szCs w:val="24"/>
+              </w:rPr>
+              <w:t>objectives, which</w:t>
+            </w:r>
+            <w:proofErr w:type="gramEnd"/>
+            <w:r>
+              <w:rPr>
+                <w:rFonts w:ascii="Times New Roman" w:eastAsia="Trebuchet MS" w:hAnsi="Times New Roman" w:cs="Times New Roman"/>
+                <w:color w:val="000000"/>
+                <w:sz w:val="24"/>
+                <w:szCs w:val="24"/>
+              </w:rPr>
+              <w:t xml:space="preserve"> were designed. (functional completeness)</w:t>
             </w:r>
           </w:p>
         </w:tc>
@@ -15141,7 +16400,27 @@
                 <w:sz w:val="24"/>
                 <w:szCs w:val="24"/>
               </w:rPr>
-              <w:t>Services can create strategies that may be performed when a failure happens on some hardware or software. (fault tolerance)</w:t>
+              <w:t xml:space="preserve">Services can create strategies that may be performed when a failure happens </w:t>
+            </w:r>
+            <w:proofErr w:type="gramStart"/>
+            <w:r>
+              <w:rPr>
+                <w:rFonts w:ascii="Times New Roman" w:eastAsia="Trebuchet MS" w:hAnsi="Times New Roman" w:cs="Times New Roman"/>
+                <w:color w:val="000000"/>
+                <w:sz w:val="24"/>
+                <w:szCs w:val="24"/>
+              </w:rPr>
+              <w:t>on</w:t>
+            </w:r>
+            <w:proofErr w:type="gramEnd"/>
+            <w:r>
+              <w:rPr>
+                <w:rFonts w:ascii="Times New Roman" w:eastAsia="Trebuchet MS" w:hAnsi="Times New Roman" w:cs="Times New Roman"/>
+                <w:color w:val="000000"/>
+                <w:sz w:val="24"/>
+                <w:szCs w:val="24"/>
+              </w:rPr>
+              <w:t xml:space="preserve"> some hardware or software. (fault tolerance)</w:t>
             </w:r>
           </w:p>
         </w:tc>
@@ -15310,7 +16589,47 @@
                 <w:szCs w:val="24"/>
               </w:rPr>
               <w:lastRenderedPageBreak/>
-              <w:t>Services have the ability to recover data when some interruptions or failures occur. (recoverability)</w:t>
+              <w:t xml:space="preserve">Services </w:t>
+            </w:r>
+            <w:proofErr w:type="gramStart"/>
+            <w:r>
+              <w:rPr>
+                <w:rFonts w:ascii="Times New Roman" w:eastAsia="Trebuchet MS" w:hAnsi="Times New Roman" w:cs="Times New Roman"/>
+                <w:color w:val="000000"/>
+                <w:sz w:val="24"/>
+                <w:szCs w:val="24"/>
+              </w:rPr>
+              <w:t>have the ability to</w:t>
+            </w:r>
+            <w:proofErr w:type="gramEnd"/>
+            <w:r>
+              <w:rPr>
+                <w:rFonts w:ascii="Times New Roman" w:eastAsia="Trebuchet MS" w:hAnsi="Times New Roman" w:cs="Times New Roman"/>
+                <w:color w:val="000000"/>
+                <w:sz w:val="24"/>
+                <w:szCs w:val="24"/>
+              </w:rPr>
+              <w:t xml:space="preserve"> recover data when </w:t>
+            </w:r>
+            <w:proofErr w:type="gramStart"/>
+            <w:r>
+              <w:rPr>
+                <w:rFonts w:ascii="Times New Roman" w:eastAsia="Trebuchet MS" w:hAnsi="Times New Roman" w:cs="Times New Roman"/>
+                <w:color w:val="000000"/>
+                <w:sz w:val="24"/>
+                <w:szCs w:val="24"/>
+              </w:rPr>
+              <w:t>some interruptions</w:t>
+            </w:r>
+            <w:proofErr w:type="gramEnd"/>
+            <w:r>
+              <w:rPr>
+                <w:rFonts w:ascii="Times New Roman" w:eastAsia="Trebuchet MS" w:hAnsi="Times New Roman" w:cs="Times New Roman"/>
+                <w:color w:val="000000"/>
+                <w:sz w:val="24"/>
+                <w:szCs w:val="24"/>
+              </w:rPr>
+              <w:t xml:space="preserve"> or failures occur. (recoverability)</w:t>
             </w:r>
           </w:p>
           <w:p>
@@ -16891,7 +18210,47 @@
                 <w:sz w:val="24"/>
                 <w:szCs w:val="24"/>
               </w:rPr>
-              <w:t>Time spent by a service to process a request and return a response. (time behavior)</w:t>
+              <w:t xml:space="preserve">Time spent by a service </w:t>
+            </w:r>
+            <w:proofErr w:type="gramStart"/>
+            <w:r>
+              <w:rPr>
+                <w:rFonts w:ascii="Times New Roman" w:eastAsia="Trebuchet MS" w:hAnsi="Times New Roman" w:cs="Times New Roman"/>
+                <w:color w:val="000000"/>
+                <w:sz w:val="24"/>
+                <w:szCs w:val="24"/>
+              </w:rPr>
+              <w:t>to process</w:t>
+            </w:r>
+            <w:proofErr w:type="gramEnd"/>
+            <w:r>
+              <w:rPr>
+                <w:rFonts w:ascii="Times New Roman" w:eastAsia="Trebuchet MS" w:hAnsi="Times New Roman" w:cs="Times New Roman"/>
+                <w:color w:val="000000"/>
+                <w:sz w:val="24"/>
+                <w:szCs w:val="24"/>
+              </w:rPr>
+              <w:t xml:space="preserve"> a request and </w:t>
+            </w:r>
+            <w:proofErr w:type="gramStart"/>
+            <w:r>
+              <w:rPr>
+                <w:rFonts w:ascii="Times New Roman" w:eastAsia="Trebuchet MS" w:hAnsi="Times New Roman" w:cs="Times New Roman"/>
+                <w:color w:val="000000"/>
+                <w:sz w:val="24"/>
+                <w:szCs w:val="24"/>
+              </w:rPr>
+              <w:t>return</w:t>
+            </w:r>
+            <w:proofErr w:type="gramEnd"/>
+            <w:r>
+              <w:rPr>
+                <w:rFonts w:ascii="Times New Roman" w:eastAsia="Trebuchet MS" w:hAnsi="Times New Roman" w:cs="Times New Roman"/>
+                <w:color w:val="000000"/>
+                <w:sz w:val="24"/>
+                <w:szCs w:val="24"/>
+              </w:rPr>
+              <w:t xml:space="preserve"> a response. (time behavior)</w:t>
             </w:r>
           </w:p>
         </w:tc>
@@ -17252,7 +18611,27 @@
                 <w:sz w:val="24"/>
                 <w:szCs w:val="24"/>
               </w:rPr>
-              <w:t>Service has the ability to remain working even with large number of accesses at the same time. (capacity)</w:t>
+              <w:t xml:space="preserve">Service </w:t>
+            </w:r>
+            <w:proofErr w:type="gramStart"/>
+            <w:r>
+              <w:rPr>
+                <w:rFonts w:ascii="Times New Roman" w:eastAsia="Trebuchet MS" w:hAnsi="Times New Roman" w:cs="Times New Roman"/>
+                <w:color w:val="000000"/>
+                <w:sz w:val="24"/>
+                <w:szCs w:val="24"/>
+              </w:rPr>
+              <w:t>has the ability to</w:t>
+            </w:r>
+            <w:proofErr w:type="gramEnd"/>
+            <w:r>
+              <w:rPr>
+                <w:rFonts w:ascii="Times New Roman" w:eastAsia="Trebuchet MS" w:hAnsi="Times New Roman" w:cs="Times New Roman"/>
+                <w:color w:val="000000"/>
+                <w:sz w:val="24"/>
+                <w:szCs w:val="24"/>
+              </w:rPr>
+              <w:t xml:space="preserve"> remain working even with large number of accesses at the same time. (capacity)</w:t>
             </w:r>
           </w:p>
         </w:tc>
@@ -18820,7 +20199,27 @@
                 <w:sz w:val="24"/>
                 <w:szCs w:val="24"/>
               </w:rPr>
-              <w:t>Although web/LAN services run remotely on a server, it can happen in a change of platform. (installability)</w:t>
+              <w:t>Although web/LAN services run remotely on a server, it can happen in a change of platform. (</w:t>
+            </w:r>
+            <w:proofErr w:type="spellStart"/>
+            <w:r>
+              <w:rPr>
+                <w:rFonts w:ascii="Times New Roman" w:eastAsia="Trebuchet MS" w:hAnsi="Times New Roman" w:cs="Times New Roman"/>
+                <w:color w:val="000000"/>
+                <w:sz w:val="24"/>
+                <w:szCs w:val="24"/>
+              </w:rPr>
+              <w:t>installability</w:t>
+            </w:r>
+            <w:proofErr w:type="spellEnd"/>
+            <w:r>
+              <w:rPr>
+                <w:rFonts w:ascii="Times New Roman" w:eastAsia="Trebuchet MS" w:hAnsi="Times New Roman" w:cs="Times New Roman"/>
+                <w:color w:val="000000"/>
+                <w:sz w:val="24"/>
+                <w:szCs w:val="24"/>
+              </w:rPr>
+              <w:t>)</w:t>
             </w:r>
           </w:p>
         </w:tc>
@@ -19516,7 +20915,27 @@
                 <w:sz w:val="24"/>
                 <w:szCs w:val="24"/>
               </w:rPr>
-              <w:t>Services allow interaction between systems through the use of interfaces and communication protocols. (interoperability)</w:t>
+              <w:t xml:space="preserve">Services allow interaction between systems </w:t>
+            </w:r>
+            <w:proofErr w:type="gramStart"/>
+            <w:r>
+              <w:rPr>
+                <w:rFonts w:ascii="Times New Roman" w:eastAsia="Trebuchet MS" w:hAnsi="Times New Roman" w:cs="Times New Roman"/>
+                <w:color w:val="000000"/>
+                <w:sz w:val="24"/>
+                <w:szCs w:val="24"/>
+              </w:rPr>
+              <w:t>through the use of</w:t>
+            </w:r>
+            <w:proofErr w:type="gramEnd"/>
+            <w:r>
+              <w:rPr>
+                <w:rFonts w:ascii="Times New Roman" w:eastAsia="Trebuchet MS" w:hAnsi="Times New Roman" w:cs="Times New Roman"/>
+                <w:color w:val="000000"/>
+                <w:sz w:val="24"/>
+                <w:szCs w:val="24"/>
+              </w:rPr>
+              <w:t xml:space="preserve"> interfaces and communication protocols. (interoperability)</w:t>
             </w:r>
           </w:p>
         </w:tc>
@@ -20213,7 +21632,27 @@
                 <w:sz w:val="24"/>
                 <w:szCs w:val="24"/>
               </w:rPr>
-              <w:t xml:space="preserve">Service provider constructs strategies to prove that an information </w:t>
+              <w:t xml:space="preserve">Service provider constructs strategies to prove that </w:t>
+            </w:r>
+            <w:proofErr w:type="gramStart"/>
+            <w:r>
+              <w:rPr>
+                <w:rFonts w:ascii="Times New Roman" w:eastAsia="Trebuchet MS" w:hAnsi="Times New Roman" w:cs="Times New Roman"/>
+                <w:color w:val="000000"/>
+                <w:sz w:val="24"/>
+                <w:szCs w:val="24"/>
+              </w:rPr>
+              <w:t>an information</w:t>
+            </w:r>
+            <w:proofErr w:type="gramEnd"/>
+            <w:r>
+              <w:rPr>
+                <w:rFonts w:ascii="Times New Roman" w:eastAsia="Trebuchet MS" w:hAnsi="Times New Roman" w:cs="Times New Roman"/>
+                <w:color w:val="000000"/>
+                <w:sz w:val="24"/>
+                <w:szCs w:val="24"/>
+              </w:rPr>
+              <w:t xml:space="preserve"> </w:t>
             </w:r>
             <w:r>
               <w:rPr>
@@ -21013,13 +22452,23 @@
           <w:szCs w:val="24"/>
         </w:rPr>
       </w:pPr>
-      <w:r>
-        <w:rPr>
-          <w:rFonts w:ascii="Times New Roman" w:hAnsi="Times New Roman" w:cs="Times New Roman"/>
-          <w:sz w:val="24"/>
-          <w:szCs w:val="24"/>
-        </w:rPr>
-        <w:t>Casilagan, Sto. Tomas,</w:t>
+      <w:proofErr w:type="spellStart"/>
+      <w:r>
+        <w:rPr>
+          <w:rFonts w:ascii="Times New Roman" w:hAnsi="Times New Roman" w:cs="Times New Roman"/>
+          <w:sz w:val="24"/>
+          <w:szCs w:val="24"/>
+        </w:rPr>
+        <w:t>Casilagan</w:t>
+      </w:r>
+      <w:proofErr w:type="spellEnd"/>
+      <w:r>
+        <w:rPr>
+          <w:rFonts w:ascii="Times New Roman" w:hAnsi="Times New Roman" w:cs="Times New Roman"/>
+          <w:sz w:val="24"/>
+          <w:szCs w:val="24"/>
+        </w:rPr>
+        <w:t>, Sto. Tomas,</w:t>
       </w:r>
       <w:r>
         <w:rPr>
@@ -21756,22 +23205,42 @@
         </w:rPr>
         <w:t xml:space="preserve">Father's Name: </w:t>
       </w:r>
-      <w:r>
-        <w:rPr>
-          <w:rFonts w:ascii="Times New Roman" w:hAnsi="Times New Roman" w:cs="Times New Roman"/>
-          <w:sz w:val="24"/>
-          <w:szCs w:val="24"/>
-        </w:rPr>
-        <w:t xml:space="preserve">Bencio </w:t>
-      </w:r>
-      <w:r>
-        <w:rPr>
-          <w:rFonts w:ascii="Times New Roman" w:hAnsi="Times New Roman" w:cs="Times New Roman"/>
-          <w:sz w:val="24"/>
-          <w:szCs w:val="24"/>
-        </w:rPr>
-        <w:t>M. Tandas</w:t>
-      </w:r>
+      <w:proofErr w:type="spellStart"/>
+      <w:r>
+        <w:rPr>
+          <w:rFonts w:ascii="Times New Roman" w:hAnsi="Times New Roman" w:cs="Times New Roman"/>
+          <w:sz w:val="24"/>
+          <w:szCs w:val="24"/>
+        </w:rPr>
+        <w:t>Bencio</w:t>
+      </w:r>
+      <w:proofErr w:type="spellEnd"/>
+      <w:r>
+        <w:rPr>
+          <w:rFonts w:ascii="Times New Roman" w:hAnsi="Times New Roman" w:cs="Times New Roman"/>
+          <w:sz w:val="24"/>
+          <w:szCs w:val="24"/>
+        </w:rPr>
+        <w:t xml:space="preserve"> </w:t>
+      </w:r>
+      <w:r>
+        <w:rPr>
+          <w:rFonts w:ascii="Times New Roman" w:hAnsi="Times New Roman" w:cs="Times New Roman"/>
+          <w:sz w:val="24"/>
+          <w:szCs w:val="24"/>
+        </w:rPr>
+        <w:t xml:space="preserve">M. </w:t>
+      </w:r>
+      <w:proofErr w:type="spellStart"/>
+      <w:r>
+        <w:rPr>
+          <w:rFonts w:ascii="Times New Roman" w:hAnsi="Times New Roman" w:cs="Times New Roman"/>
+          <w:sz w:val="24"/>
+          <w:szCs w:val="24"/>
+        </w:rPr>
+        <w:t>Tandas</w:t>
+      </w:r>
+      <w:proofErr w:type="spellEnd"/>
     </w:p>
     <w:p>
       <w:pPr>
@@ -22050,8 +23519,18 @@
           <w:sz w:val="24"/>
           <w:szCs w:val="24"/>
         </w:rPr>
-        <w:t>Maribel F. Tandas</w:t>
-      </w:r>
+        <w:t xml:space="preserve">Maribel F. </w:t>
+      </w:r>
+      <w:proofErr w:type="spellStart"/>
+      <w:r>
+        <w:rPr>
+          <w:rFonts w:ascii="Times New Roman" w:hAnsi="Times New Roman" w:cs="Times New Roman"/>
+          <w:sz w:val="24"/>
+          <w:szCs w:val="24"/>
+        </w:rPr>
+        <w:t>Tandas</w:t>
+      </w:r>
+      <w:proofErr w:type="spellEnd"/>
     </w:p>
     <w:p>
       <w:pPr>
@@ -22208,7 +23687,25 @@
           <w:sz w:val="24"/>
           <w:szCs w:val="24"/>
         </w:rPr>
-        <w:t>Consolacion, Agoo, La Union</w:t>
+        <w:t xml:space="preserve">Consolacion, </w:t>
+      </w:r>
+      <w:proofErr w:type="spellStart"/>
+      <w:r>
+        <w:rPr>
+          <w:rFonts w:ascii="Times New Roman" w:hAnsi="Times New Roman" w:cs="Times New Roman"/>
+          <w:sz w:val="24"/>
+          <w:szCs w:val="24"/>
+        </w:rPr>
+        <w:t>Agoo</w:t>
+      </w:r>
+      <w:proofErr w:type="spellEnd"/>
+      <w:r>
+        <w:rPr>
+          <w:rFonts w:ascii="Times New Roman" w:hAnsi="Times New Roman" w:cs="Times New Roman"/>
+          <w:sz w:val="24"/>
+          <w:szCs w:val="24"/>
+        </w:rPr>
+        <w:t>, La Union</w:t>
       </w:r>
       <w:r>
         <w:rPr>
@@ -22342,13 +23839,23 @@
           <w:szCs w:val="24"/>
         </w:rPr>
       </w:pPr>
-      <w:r>
-        <w:rPr>
-          <w:rFonts w:ascii="Times New Roman" w:hAnsi="Times New Roman" w:cs="Times New Roman"/>
-          <w:sz w:val="24"/>
-          <w:szCs w:val="24"/>
-        </w:rPr>
-        <w:t>Patac, Santo Tomas, La Union</w:t>
+      <w:proofErr w:type="spellStart"/>
+      <w:r>
+        <w:rPr>
+          <w:rFonts w:ascii="Times New Roman" w:hAnsi="Times New Roman" w:cs="Times New Roman"/>
+          <w:sz w:val="24"/>
+          <w:szCs w:val="24"/>
+        </w:rPr>
+        <w:t>Patac</w:t>
+      </w:r>
+      <w:proofErr w:type="spellEnd"/>
+      <w:r>
+        <w:rPr>
+          <w:rFonts w:ascii="Times New Roman" w:hAnsi="Times New Roman" w:cs="Times New Roman"/>
+          <w:sz w:val="24"/>
+          <w:szCs w:val="24"/>
+        </w:rPr>
+        <w:t>, Santo Tomas, La Union</w:t>
       </w:r>
       <w:r>
         <w:rPr>
@@ -22491,13 +23998,23 @@
           <w:szCs w:val="24"/>
         </w:rPr>
       </w:pPr>
-      <w:r>
-        <w:rPr>
-          <w:rFonts w:ascii="Times New Roman" w:hAnsi="Times New Roman" w:cs="Times New Roman"/>
-          <w:sz w:val="24"/>
-          <w:szCs w:val="24"/>
-        </w:rPr>
-        <w:t>Patac, Santo Tomas, La Union</w:t>
+      <w:proofErr w:type="spellStart"/>
+      <w:r>
+        <w:rPr>
+          <w:rFonts w:ascii="Times New Roman" w:hAnsi="Times New Roman" w:cs="Times New Roman"/>
+          <w:sz w:val="24"/>
+          <w:szCs w:val="24"/>
+        </w:rPr>
+        <w:t>Patac</w:t>
+      </w:r>
+      <w:proofErr w:type="spellEnd"/>
+      <w:r>
+        <w:rPr>
+          <w:rFonts w:ascii="Times New Roman" w:hAnsi="Times New Roman" w:cs="Times New Roman"/>
+          <w:sz w:val="24"/>
+          <w:szCs w:val="24"/>
+        </w:rPr>
+        <w:t>, Santo Tomas, La Union</w:t>
       </w:r>
       <w:r>
         <w:rPr>
@@ -22621,13 +24138,23 @@
           <w:szCs w:val="24"/>
         </w:rPr>
       </w:pPr>
-      <w:r>
-        <w:rPr>
-          <w:rFonts w:ascii="Times New Roman" w:hAnsi="Times New Roman" w:cs="Times New Roman"/>
-          <w:sz w:val="24"/>
-          <w:szCs w:val="24"/>
-        </w:rPr>
-        <w:t>Casilagan Elementary School</w:t>
+      <w:proofErr w:type="spellStart"/>
+      <w:r>
+        <w:rPr>
+          <w:rFonts w:ascii="Times New Roman" w:hAnsi="Times New Roman" w:cs="Times New Roman"/>
+          <w:sz w:val="24"/>
+          <w:szCs w:val="24"/>
+        </w:rPr>
+        <w:t>Casilagan</w:t>
+      </w:r>
+      <w:proofErr w:type="spellEnd"/>
+      <w:r>
+        <w:rPr>
+          <w:rFonts w:ascii="Times New Roman" w:hAnsi="Times New Roman" w:cs="Times New Roman"/>
+          <w:sz w:val="24"/>
+          <w:szCs w:val="24"/>
+        </w:rPr>
+        <w:t xml:space="preserve"> Elementary School</w:t>
       </w:r>
     </w:p>
     <w:p>
@@ -22640,13 +24167,23 @@
           <w:szCs w:val="24"/>
         </w:rPr>
       </w:pPr>
-      <w:r>
-        <w:rPr>
-          <w:rFonts w:ascii="Times New Roman" w:hAnsi="Times New Roman" w:cs="Times New Roman"/>
-          <w:sz w:val="24"/>
-          <w:szCs w:val="24"/>
-        </w:rPr>
-        <w:t>Casilagan, Santo Tomas, La Union</w:t>
+      <w:proofErr w:type="spellStart"/>
+      <w:r>
+        <w:rPr>
+          <w:rFonts w:ascii="Times New Roman" w:hAnsi="Times New Roman" w:cs="Times New Roman"/>
+          <w:sz w:val="24"/>
+          <w:szCs w:val="24"/>
+        </w:rPr>
+        <w:t>Casilagan</w:t>
+      </w:r>
+      <w:proofErr w:type="spellEnd"/>
+      <w:r>
+        <w:rPr>
+          <w:rFonts w:ascii="Times New Roman" w:hAnsi="Times New Roman" w:cs="Times New Roman"/>
+          <w:sz w:val="24"/>
+          <w:szCs w:val="24"/>
+        </w:rPr>
+        <w:t>, Santo Tomas, La Union</w:t>
       </w:r>
     </w:p>
     <w:p>
@@ -23556,13 +25093,23 @@
           <w:szCs w:val="24"/>
         </w:rPr>
       </w:pPr>
-      <w:r>
-        <w:rPr>
-          <w:rFonts w:ascii="Times New Roman" w:hAnsi="Times New Roman" w:cs="Times New Roman"/>
-          <w:sz w:val="24"/>
-          <w:szCs w:val="24"/>
-        </w:rPr>
-        <w:t>Namonitan, Santo Tomas, La Union</w:t>
+      <w:proofErr w:type="spellStart"/>
+      <w:r>
+        <w:rPr>
+          <w:rFonts w:ascii="Times New Roman" w:hAnsi="Times New Roman" w:cs="Times New Roman"/>
+          <w:sz w:val="24"/>
+          <w:szCs w:val="24"/>
+        </w:rPr>
+        <w:t>Namonitan</w:t>
+      </w:r>
+      <w:proofErr w:type="spellEnd"/>
+      <w:r>
+        <w:rPr>
+          <w:rFonts w:ascii="Times New Roman" w:hAnsi="Times New Roman" w:cs="Times New Roman"/>
+          <w:sz w:val="24"/>
+          <w:szCs w:val="24"/>
+        </w:rPr>
+        <w:t>, Santo Tomas, La Union</w:t>
       </w:r>
     </w:p>
     <w:p>
@@ -24269,8 +25816,18 @@
           <w:sz w:val="24"/>
           <w:szCs w:val="24"/>
         </w:rPr>
-        <w:t>Edward C. Estrelles</w:t>
-      </w:r>
+        <w:t xml:space="preserve">Edward C. </w:t>
+      </w:r>
+      <w:proofErr w:type="spellStart"/>
+      <w:r>
+        <w:rPr>
+          <w:rFonts w:ascii="Times New Roman" w:hAnsi="Times New Roman" w:cs="Times New Roman"/>
+          <w:sz w:val="24"/>
+          <w:szCs w:val="24"/>
+        </w:rPr>
+        <w:t>Estrelles</w:t>
+      </w:r>
+      <w:proofErr w:type="spellEnd"/>
     </w:p>
     <w:p>
       <w:pPr>
@@ -24533,8 +26090,18 @@
           <w:sz w:val="24"/>
           <w:szCs w:val="24"/>
         </w:rPr>
-        <w:t>Marites A. Estrelles</w:t>
-      </w:r>
+        <w:t xml:space="preserve">Marites A. </w:t>
+      </w:r>
+      <w:proofErr w:type="spellStart"/>
+      <w:r>
+        <w:rPr>
+          <w:rFonts w:ascii="Times New Roman" w:hAnsi="Times New Roman" w:cs="Times New Roman"/>
+          <w:sz w:val="24"/>
+          <w:szCs w:val="24"/>
+        </w:rPr>
+        <w:t>Estrelles</w:t>
+      </w:r>
+      <w:proofErr w:type="spellEnd"/>
     </w:p>
     <w:p>
       <w:pPr>
@@ -24691,7 +26258,25 @@
           <w:sz w:val="24"/>
           <w:szCs w:val="24"/>
         </w:rPr>
-        <w:t>Consolacion, Agoo, La Union</w:t>
+        <w:t xml:space="preserve">Consolacion, </w:t>
+      </w:r>
+      <w:proofErr w:type="spellStart"/>
+      <w:r>
+        <w:rPr>
+          <w:rFonts w:ascii="Times New Roman" w:hAnsi="Times New Roman" w:cs="Times New Roman"/>
+          <w:sz w:val="24"/>
+          <w:szCs w:val="24"/>
+        </w:rPr>
+        <w:t>Agoo</w:t>
+      </w:r>
+      <w:proofErr w:type="spellEnd"/>
+      <w:r>
+        <w:rPr>
+          <w:rFonts w:ascii="Times New Roman" w:hAnsi="Times New Roman" w:cs="Times New Roman"/>
+          <w:sz w:val="24"/>
+          <w:szCs w:val="24"/>
+        </w:rPr>
+        <w:t>, La Union</w:t>
       </w:r>
       <w:r>
         <w:rPr>
@@ -24855,7 +26440,25 @@
           <w:sz w:val="24"/>
           <w:szCs w:val="24"/>
         </w:rPr>
-        <w:t xml:space="preserve">Nicolas Sur, Agoo, La Union </w:t>
+        <w:t xml:space="preserve">Nicolas Sur, </w:t>
+      </w:r>
+      <w:proofErr w:type="spellStart"/>
+      <w:r>
+        <w:rPr>
+          <w:rFonts w:ascii="Times New Roman" w:hAnsi="Times New Roman" w:cs="Times New Roman"/>
+          <w:sz w:val="24"/>
+          <w:szCs w:val="24"/>
+        </w:rPr>
+        <w:t>Agoo</w:t>
+      </w:r>
+      <w:proofErr w:type="spellEnd"/>
+      <w:r>
+        <w:rPr>
+          <w:rFonts w:ascii="Times New Roman" w:hAnsi="Times New Roman" w:cs="Times New Roman"/>
+          <w:sz w:val="24"/>
+          <w:szCs w:val="24"/>
+        </w:rPr>
+        <w:t xml:space="preserve">, La Union </w:t>
       </w:r>
     </w:p>
     <w:p>
@@ -24990,7 +26593,25 @@
           <w:sz w:val="24"/>
           <w:szCs w:val="24"/>
         </w:rPr>
-        <w:t xml:space="preserve">Nicolas Sur, Agoo, La Union </w:t>
+        <w:t xml:space="preserve">Nicolas Sur, </w:t>
+      </w:r>
+      <w:proofErr w:type="spellStart"/>
+      <w:r>
+        <w:rPr>
+          <w:rFonts w:ascii="Times New Roman" w:hAnsi="Times New Roman" w:cs="Times New Roman"/>
+          <w:sz w:val="24"/>
+          <w:szCs w:val="24"/>
+        </w:rPr>
+        <w:t>Agoo</w:t>
+      </w:r>
+      <w:proofErr w:type="spellEnd"/>
+      <w:r>
+        <w:rPr>
+          <w:rFonts w:ascii="Times New Roman" w:hAnsi="Times New Roman" w:cs="Times New Roman"/>
+          <w:sz w:val="24"/>
+          <w:szCs w:val="24"/>
+        </w:rPr>
+        <w:t xml:space="preserve">, La Union </w:t>
       </w:r>
     </w:p>
     <w:p>
@@ -26034,14 +27655,34 @@
           <w:szCs w:val="24"/>
         </w:rPr>
       </w:pPr>
-      <w:r>
-        <w:rPr>
-          <w:rFonts w:ascii="Times New Roman" w:hAnsi="Times New Roman" w:cs="Times New Roman"/>
-          <w:sz w:val="24"/>
-          <w:szCs w:val="24"/>
-        </w:rPr>
-        <w:t>Poblacion, Aringay</w:t>
-      </w:r>
+      <w:proofErr w:type="spellStart"/>
+      <w:r>
+        <w:rPr>
+          <w:rFonts w:ascii="Times New Roman" w:hAnsi="Times New Roman" w:cs="Times New Roman"/>
+          <w:sz w:val="24"/>
+          <w:szCs w:val="24"/>
+        </w:rPr>
+        <w:t>Poblacion</w:t>
+      </w:r>
+      <w:proofErr w:type="spellEnd"/>
+      <w:r>
+        <w:rPr>
+          <w:rFonts w:ascii="Times New Roman" w:hAnsi="Times New Roman" w:cs="Times New Roman"/>
+          <w:sz w:val="24"/>
+          <w:szCs w:val="24"/>
+        </w:rPr>
+        <w:t xml:space="preserve">, </w:t>
+      </w:r>
+      <w:proofErr w:type="spellStart"/>
+      <w:r>
+        <w:rPr>
+          <w:rFonts w:ascii="Times New Roman" w:hAnsi="Times New Roman" w:cs="Times New Roman"/>
+          <w:sz w:val="24"/>
+          <w:szCs w:val="24"/>
+        </w:rPr>
+        <w:t>Aringay</w:t>
+      </w:r>
+      <w:proofErr w:type="spellEnd"/>
       <w:r>
         <w:rPr>
           <w:rFonts w:ascii="Times New Roman" w:hAnsi="Times New Roman" w:cs="Times New Roman"/>
@@ -27217,7 +28858,25 @@
           <w:sz w:val="24"/>
           <w:szCs w:val="24"/>
         </w:rPr>
-        <w:t>Consolacion, Agoo, La Union</w:t>
+        <w:t xml:space="preserve">Consolacion, </w:t>
+      </w:r>
+      <w:proofErr w:type="spellStart"/>
+      <w:r>
+        <w:rPr>
+          <w:rFonts w:ascii="Times New Roman" w:hAnsi="Times New Roman" w:cs="Times New Roman"/>
+          <w:sz w:val="24"/>
+          <w:szCs w:val="24"/>
+        </w:rPr>
+        <w:t>Agoo</w:t>
+      </w:r>
+      <w:proofErr w:type="spellEnd"/>
+      <w:r>
+        <w:rPr>
+          <w:rFonts w:ascii="Times New Roman" w:hAnsi="Times New Roman" w:cs="Times New Roman"/>
+          <w:sz w:val="24"/>
+          <w:szCs w:val="24"/>
+        </w:rPr>
+        <w:t>, La Union</w:t>
       </w:r>
       <w:r>
         <w:rPr>
@@ -27340,13 +28999,23 @@
           <w:szCs w:val="24"/>
         </w:rPr>
       </w:pPr>
-      <w:r>
-        <w:rPr>
-          <w:rFonts w:ascii="Times New Roman" w:hAnsi="Times New Roman" w:cs="Times New Roman"/>
-          <w:sz w:val="24"/>
-          <w:szCs w:val="24"/>
-        </w:rPr>
-        <w:t xml:space="preserve">Aringay National High School </w:t>
+      <w:proofErr w:type="spellStart"/>
+      <w:r>
+        <w:rPr>
+          <w:rFonts w:ascii="Times New Roman" w:hAnsi="Times New Roman" w:cs="Times New Roman"/>
+          <w:sz w:val="24"/>
+          <w:szCs w:val="24"/>
+        </w:rPr>
+        <w:t>Aringay</w:t>
+      </w:r>
+      <w:proofErr w:type="spellEnd"/>
+      <w:r>
+        <w:rPr>
+          <w:rFonts w:ascii="Times New Roman" w:hAnsi="Times New Roman" w:cs="Times New Roman"/>
+          <w:sz w:val="24"/>
+          <w:szCs w:val="24"/>
+        </w:rPr>
+        <w:t xml:space="preserve"> National High School </w:t>
       </w:r>
     </w:p>
     <w:p>
@@ -27359,6 +29028,7 @@
           <w:szCs w:val="24"/>
         </w:rPr>
       </w:pPr>
+      <w:proofErr w:type="spellStart"/>
       <w:r>
         <w:rPr>
           <w:rFonts w:ascii="Times New Roman" w:hAnsi="Times New Roman" w:cs="Times New Roman"/>
@@ -27367,13 +29037,32 @@
         </w:rPr>
         <w:t>Poblacion</w:t>
       </w:r>
-      <w:r>
-        <w:rPr>
-          <w:rFonts w:ascii="Times New Roman" w:hAnsi="Times New Roman" w:cs="Times New Roman"/>
-          <w:sz w:val="24"/>
-          <w:szCs w:val="24"/>
-        </w:rPr>
-        <w:t>, Aringay, La Union</w:t>
+      <w:proofErr w:type="spellEnd"/>
+      <w:r>
+        <w:rPr>
+          <w:rFonts w:ascii="Times New Roman" w:hAnsi="Times New Roman" w:cs="Times New Roman"/>
+          <w:sz w:val="24"/>
+          <w:szCs w:val="24"/>
+        </w:rPr>
+        <w:t xml:space="preserve">, </w:t>
+      </w:r>
+      <w:proofErr w:type="spellStart"/>
+      <w:r>
+        <w:rPr>
+          <w:rFonts w:ascii="Times New Roman" w:hAnsi="Times New Roman" w:cs="Times New Roman"/>
+          <w:sz w:val="24"/>
+          <w:szCs w:val="24"/>
+        </w:rPr>
+        <w:t>Aringay</w:t>
+      </w:r>
+      <w:proofErr w:type="spellEnd"/>
+      <w:r>
+        <w:rPr>
+          <w:rFonts w:ascii="Times New Roman" w:hAnsi="Times New Roman" w:cs="Times New Roman"/>
+          <w:sz w:val="24"/>
+          <w:szCs w:val="24"/>
+        </w:rPr>
+        <w:t>, La Union</w:t>
       </w:r>
     </w:p>
     <w:p>
@@ -27486,13 +29175,23 @@
           <w:szCs w:val="24"/>
         </w:rPr>
       </w:pPr>
-      <w:r>
-        <w:rPr>
-          <w:rFonts w:ascii="Times New Roman" w:hAnsi="Times New Roman" w:cs="Times New Roman"/>
-          <w:sz w:val="24"/>
-          <w:szCs w:val="24"/>
-        </w:rPr>
-        <w:t xml:space="preserve">Aringay National High School </w:t>
+      <w:proofErr w:type="spellStart"/>
+      <w:r>
+        <w:rPr>
+          <w:rFonts w:ascii="Times New Roman" w:hAnsi="Times New Roman" w:cs="Times New Roman"/>
+          <w:sz w:val="24"/>
+          <w:szCs w:val="24"/>
+        </w:rPr>
+        <w:t>Aringay</w:t>
+      </w:r>
+      <w:proofErr w:type="spellEnd"/>
+      <w:r>
+        <w:rPr>
+          <w:rFonts w:ascii="Times New Roman" w:hAnsi="Times New Roman" w:cs="Times New Roman"/>
+          <w:sz w:val="24"/>
+          <w:szCs w:val="24"/>
+        </w:rPr>
+        <w:t xml:space="preserve"> National High School </w:t>
       </w:r>
       <w:r>
         <w:rPr>
@@ -27513,13 +29212,41 @@
           <w:szCs w:val="24"/>
         </w:rPr>
       </w:pPr>
-      <w:r>
-        <w:rPr>
-          <w:rFonts w:ascii="Times New Roman" w:hAnsi="Times New Roman" w:cs="Times New Roman"/>
-          <w:sz w:val="24"/>
-          <w:szCs w:val="24"/>
-        </w:rPr>
-        <w:t>Poblacion, Aringay, La Union</w:t>
+      <w:proofErr w:type="spellStart"/>
+      <w:r>
+        <w:rPr>
+          <w:rFonts w:ascii="Times New Roman" w:hAnsi="Times New Roman" w:cs="Times New Roman"/>
+          <w:sz w:val="24"/>
+          <w:szCs w:val="24"/>
+        </w:rPr>
+        <w:t>Poblacion</w:t>
+      </w:r>
+      <w:proofErr w:type="spellEnd"/>
+      <w:r>
+        <w:rPr>
+          <w:rFonts w:ascii="Times New Roman" w:hAnsi="Times New Roman" w:cs="Times New Roman"/>
+          <w:sz w:val="24"/>
+          <w:szCs w:val="24"/>
+        </w:rPr>
+        <w:t xml:space="preserve">, </w:t>
+      </w:r>
+      <w:proofErr w:type="spellStart"/>
+      <w:r>
+        <w:rPr>
+          <w:rFonts w:ascii="Times New Roman" w:hAnsi="Times New Roman" w:cs="Times New Roman"/>
+          <w:sz w:val="24"/>
+          <w:szCs w:val="24"/>
+        </w:rPr>
+        <w:t>Aringay</w:t>
+      </w:r>
+      <w:proofErr w:type="spellEnd"/>
+      <w:r>
+        <w:rPr>
+          <w:rFonts w:ascii="Times New Roman" w:hAnsi="Times New Roman" w:cs="Times New Roman"/>
+          <w:sz w:val="24"/>
+          <w:szCs w:val="24"/>
+        </w:rPr>
+        <w:t>, La Union</w:t>
       </w:r>
     </w:p>
     <w:p>
@@ -27647,13 +29374,23 @@
           <w:szCs w:val="24"/>
         </w:rPr>
       </w:pPr>
-      <w:r>
-        <w:rPr>
-          <w:rFonts w:ascii="Times New Roman" w:hAnsi="Times New Roman" w:cs="Times New Roman"/>
-          <w:sz w:val="24"/>
-          <w:szCs w:val="24"/>
-        </w:rPr>
-        <w:t>Aringay Central Elementary School</w:t>
+      <w:proofErr w:type="spellStart"/>
+      <w:r>
+        <w:rPr>
+          <w:rFonts w:ascii="Times New Roman" w:hAnsi="Times New Roman" w:cs="Times New Roman"/>
+          <w:sz w:val="24"/>
+          <w:szCs w:val="24"/>
+        </w:rPr>
+        <w:t>Aringay</w:t>
+      </w:r>
+      <w:proofErr w:type="spellEnd"/>
+      <w:r>
+        <w:rPr>
+          <w:rFonts w:ascii="Times New Roman" w:hAnsi="Times New Roman" w:cs="Times New Roman"/>
+          <w:sz w:val="24"/>
+          <w:szCs w:val="24"/>
+        </w:rPr>
+        <w:t xml:space="preserve"> Central Elementary School</w:t>
       </w:r>
       <w:r>
         <w:rPr>
@@ -27674,13 +29411,41 @@
           <w:szCs w:val="24"/>
         </w:rPr>
       </w:pPr>
-      <w:r>
-        <w:rPr>
-          <w:rFonts w:ascii="Times New Roman" w:hAnsi="Times New Roman" w:cs="Times New Roman"/>
-          <w:sz w:val="24"/>
-          <w:szCs w:val="24"/>
-        </w:rPr>
-        <w:t>Poblacion, Aringay, La Union</w:t>
+      <w:proofErr w:type="spellStart"/>
+      <w:r>
+        <w:rPr>
+          <w:rFonts w:ascii="Times New Roman" w:hAnsi="Times New Roman" w:cs="Times New Roman"/>
+          <w:sz w:val="24"/>
+          <w:szCs w:val="24"/>
+        </w:rPr>
+        <w:t>Poblacion</w:t>
+      </w:r>
+      <w:proofErr w:type="spellEnd"/>
+      <w:r>
+        <w:rPr>
+          <w:rFonts w:ascii="Times New Roman" w:hAnsi="Times New Roman" w:cs="Times New Roman"/>
+          <w:sz w:val="24"/>
+          <w:szCs w:val="24"/>
+        </w:rPr>
+        <w:t xml:space="preserve">, </w:t>
+      </w:r>
+      <w:proofErr w:type="spellStart"/>
+      <w:r>
+        <w:rPr>
+          <w:rFonts w:ascii="Times New Roman" w:hAnsi="Times New Roman" w:cs="Times New Roman"/>
+          <w:sz w:val="24"/>
+          <w:szCs w:val="24"/>
+        </w:rPr>
+        <w:t>Aringay</w:t>
+      </w:r>
+      <w:proofErr w:type="spellEnd"/>
+      <w:r>
+        <w:rPr>
+          <w:rFonts w:ascii="Times New Roman" w:hAnsi="Times New Roman" w:cs="Times New Roman"/>
+          <w:sz w:val="24"/>
+          <w:szCs w:val="24"/>
+        </w:rPr>
+        <w:t>, La Union</w:t>
       </w:r>
     </w:p>
     <w:p>
@@ -28541,13 +30306,23 @@
           <w:szCs w:val="24"/>
         </w:rPr>
       </w:pPr>
-      <w:r>
-        <w:rPr>
-          <w:rFonts w:ascii="Times New Roman" w:hAnsi="Times New Roman" w:cs="Times New Roman"/>
-          <w:sz w:val="24"/>
-          <w:szCs w:val="24"/>
-        </w:rPr>
-        <w:t>Tocok, San Fabian, Pangasinan</w:t>
+      <w:proofErr w:type="spellStart"/>
+      <w:r>
+        <w:rPr>
+          <w:rFonts w:ascii="Times New Roman" w:hAnsi="Times New Roman" w:cs="Times New Roman"/>
+          <w:sz w:val="24"/>
+          <w:szCs w:val="24"/>
+        </w:rPr>
+        <w:t>Tocok</w:t>
+      </w:r>
+      <w:proofErr w:type="spellEnd"/>
+      <w:r>
+        <w:rPr>
+          <w:rFonts w:ascii="Times New Roman" w:hAnsi="Times New Roman" w:cs="Times New Roman"/>
+          <w:sz w:val="24"/>
+          <w:szCs w:val="24"/>
+        </w:rPr>
+        <w:t>, San Fabian, Pangasinan</w:t>
       </w:r>
     </w:p>
     <w:p>
@@ -29636,7 +31411,25 @@
           <w:sz w:val="24"/>
           <w:szCs w:val="24"/>
         </w:rPr>
-        <w:t>Consolacion, Agoo, La Union</w:t>
+        <w:t xml:space="preserve">Consolacion, </w:t>
+      </w:r>
+      <w:proofErr w:type="spellStart"/>
+      <w:r>
+        <w:rPr>
+          <w:rFonts w:ascii="Times New Roman" w:hAnsi="Times New Roman" w:cs="Times New Roman"/>
+          <w:sz w:val="24"/>
+          <w:szCs w:val="24"/>
+        </w:rPr>
+        <w:t>Agoo</w:t>
+      </w:r>
+      <w:proofErr w:type="spellEnd"/>
+      <w:r>
+        <w:rPr>
+          <w:rFonts w:ascii="Times New Roman" w:hAnsi="Times New Roman" w:cs="Times New Roman"/>
+          <w:sz w:val="24"/>
+          <w:szCs w:val="24"/>
+        </w:rPr>
+        <w:t>, La Union</w:t>
       </w:r>
       <w:r>
         <w:rPr>
@@ -29784,7 +31577,25 @@
           <w:sz w:val="24"/>
           <w:szCs w:val="24"/>
         </w:rPr>
-        <w:t>3F Maradel Bldg., AB Fernandez Street, Dagupan City, Pangasinan</w:t>
+        <w:t xml:space="preserve">3F </w:t>
+      </w:r>
+      <w:proofErr w:type="spellStart"/>
+      <w:r>
+        <w:rPr>
+          <w:rFonts w:ascii="Times New Roman" w:hAnsi="Times New Roman" w:cs="Times New Roman"/>
+          <w:sz w:val="24"/>
+          <w:szCs w:val="24"/>
+        </w:rPr>
+        <w:t>Maradel</w:t>
+      </w:r>
+      <w:proofErr w:type="spellEnd"/>
+      <w:r>
+        <w:rPr>
+          <w:rFonts w:ascii="Times New Roman" w:hAnsi="Times New Roman" w:cs="Times New Roman"/>
+          <w:sz w:val="24"/>
+          <w:szCs w:val="24"/>
+        </w:rPr>
+        <w:t xml:space="preserve"> Bldg., AB Fernandez Street, Dagupan City, Pangasinan</w:t>
       </w:r>
     </w:p>
     <w:p>
@@ -29924,13 +31735,23 @@
           <w:szCs w:val="24"/>
         </w:rPr>
       </w:pPr>
-      <w:r>
-        <w:rPr>
-          <w:rFonts w:ascii="Times New Roman" w:hAnsi="Times New Roman" w:cs="Times New Roman"/>
-          <w:sz w:val="24"/>
-          <w:szCs w:val="24"/>
-        </w:rPr>
-        <w:t>Cacapit Street, San Fabian, Pangasinan</w:t>
+      <w:proofErr w:type="spellStart"/>
+      <w:r>
+        <w:rPr>
+          <w:rFonts w:ascii="Times New Roman" w:hAnsi="Times New Roman" w:cs="Times New Roman"/>
+          <w:sz w:val="24"/>
+          <w:szCs w:val="24"/>
+        </w:rPr>
+        <w:t>Cacapit</w:t>
+      </w:r>
+      <w:proofErr w:type="spellEnd"/>
+      <w:r>
+        <w:rPr>
+          <w:rFonts w:ascii="Times New Roman" w:hAnsi="Times New Roman" w:cs="Times New Roman"/>
+          <w:sz w:val="24"/>
+          <w:szCs w:val="24"/>
+        </w:rPr>
+        <w:t xml:space="preserve"> Street, San Fabian, Pangasinan</w:t>
       </w:r>
     </w:p>
     <w:p>
@@ -30074,6 +31895,7 @@
           <w:szCs w:val="24"/>
         </w:rPr>
       </w:pPr>
+      <w:proofErr w:type="spellStart"/>
       <w:r>
         <w:rPr>
           <w:rFonts w:ascii="Times New Roman" w:hAnsi="Times New Roman" w:cs="Times New Roman"/>
@@ -30082,6 +31904,7 @@
         </w:rPr>
         <w:t>Tocok</w:t>
       </w:r>
+      <w:proofErr w:type="spellEnd"/>
       <w:r>
         <w:rPr>
           <w:rFonts w:ascii="Times New Roman" w:hAnsi="Times New Roman" w:cs="Times New Roman"/>
@@ -30101,13 +31924,23 @@
           <w:szCs w:val="24"/>
         </w:rPr>
       </w:pPr>
-      <w:r>
-        <w:rPr>
-          <w:rFonts w:ascii="Times New Roman" w:hAnsi="Times New Roman" w:cs="Times New Roman"/>
-          <w:sz w:val="24"/>
-          <w:szCs w:val="24"/>
-        </w:rPr>
-        <w:t>Tocok, San Fabian, Pangasinan</w:t>
+      <w:proofErr w:type="spellStart"/>
+      <w:r>
+        <w:rPr>
+          <w:rFonts w:ascii="Times New Roman" w:hAnsi="Times New Roman" w:cs="Times New Roman"/>
+          <w:sz w:val="24"/>
+          <w:szCs w:val="24"/>
+        </w:rPr>
+        <w:t>Tocok</w:t>
+      </w:r>
+      <w:proofErr w:type="spellEnd"/>
+      <w:r>
+        <w:rPr>
+          <w:rFonts w:ascii="Times New Roman" w:hAnsi="Times New Roman" w:cs="Times New Roman"/>
+          <w:sz w:val="24"/>
+          <w:szCs w:val="24"/>
+        </w:rPr>
+        <w:t>, San Fabian, Pangasinan</w:t>
       </w:r>
     </w:p>
     <w:p>
@@ -30456,7 +32289,27 @@
           <w:sz w:val="24"/>
           <w:szCs w:val="24"/>
         </w:rPr>
-        <w:t>Systems &amp; Environment: Linux (Ubuntu) Administration, Git/GitHub, Supabase, CLI Operations.</w:t>
+        <w:t xml:space="preserve">Systems &amp; Environment: Linux (Ubuntu) Administration, Git/GitHub, </w:t>
+      </w:r>
+      <w:proofErr w:type="spellStart"/>
+      <w:r>
+        <w:rPr>
+          <w:rFonts w:ascii="Times New Roman" w:hAnsi="Times New Roman" w:cs="Times New Roman"/>
+          <w:color w:val="000000" w:themeColor="text1"/>
+          <w:sz w:val="24"/>
+          <w:szCs w:val="24"/>
+        </w:rPr>
+        <w:t>Supabase</w:t>
+      </w:r>
+      <w:proofErr w:type="spellEnd"/>
+      <w:r>
+        <w:rPr>
+          <w:rFonts w:ascii="Times New Roman" w:hAnsi="Times New Roman" w:cs="Times New Roman"/>
+          <w:color w:val="000000" w:themeColor="text1"/>
+          <w:sz w:val="24"/>
+          <w:szCs w:val="24"/>
+        </w:rPr>
+        <w:t>, CLI Operations.</w:t>
       </w:r>
     </w:p>
     <w:p>
@@ -30691,7 +32544,27 @@
           <w:sz w:val="24"/>
           <w:szCs w:val="24"/>
         </w:rPr>
-        <w:t>Technical Communication: Translating system architectures into formal client proposals and delivering structured presentations on programming philosophies.</w:t>
+        <w:t xml:space="preserve">Technical Communication: Translating system </w:t>
+      </w:r>
+      <w:proofErr w:type="gramStart"/>
+      <w:r>
+        <w:rPr>
+          <w:rFonts w:ascii="Times New Roman" w:hAnsi="Times New Roman" w:cs="Times New Roman"/>
+          <w:color w:val="000000" w:themeColor="text1"/>
+          <w:sz w:val="24"/>
+          <w:szCs w:val="24"/>
+        </w:rPr>
+        <w:t>architectures</w:t>
+      </w:r>
+      <w:proofErr w:type="gramEnd"/>
+      <w:r>
+        <w:rPr>
+          <w:rFonts w:ascii="Times New Roman" w:hAnsi="Times New Roman" w:cs="Times New Roman"/>
+          <w:color w:val="000000" w:themeColor="text1"/>
+          <w:sz w:val="24"/>
+          <w:szCs w:val="24"/>
+        </w:rPr>
+        <w:t xml:space="preserve"> into formal client proposals and delivering structured presentations on programming philosophies.</w:t>
       </w:r>
     </w:p>
     <w:p>
@@ -31077,13 +32950,23 @@
           <w:szCs w:val="24"/>
         </w:rPr>
       </w:pPr>
-      <w:r>
-        <w:rPr>
-          <w:rFonts w:ascii="Times New Roman" w:hAnsi="Times New Roman" w:cs="Times New Roman"/>
-          <w:sz w:val="24"/>
-          <w:szCs w:val="24"/>
-        </w:rPr>
-        <w:t xml:space="preserve">Poblacion, </w:t>
+      <w:proofErr w:type="spellStart"/>
+      <w:r>
+        <w:rPr>
+          <w:rFonts w:ascii="Times New Roman" w:hAnsi="Times New Roman" w:cs="Times New Roman"/>
+          <w:sz w:val="24"/>
+          <w:szCs w:val="24"/>
+        </w:rPr>
+        <w:t>Poblacion</w:t>
+      </w:r>
+      <w:proofErr w:type="spellEnd"/>
+      <w:r>
+        <w:rPr>
+          <w:rFonts w:ascii="Times New Roman" w:hAnsi="Times New Roman" w:cs="Times New Roman"/>
+          <w:sz w:val="24"/>
+          <w:szCs w:val="24"/>
+        </w:rPr>
+        <w:t xml:space="preserve">, </w:t>
       </w:r>
       <w:r>
         <w:rPr>
@@ -31768,14 +33651,36 @@
         </w:rPr>
         <w:t xml:space="preserve">Father's Name: </w:t>
       </w:r>
-      <w:r>
-        <w:rPr>
-          <w:rFonts w:ascii="Times New Roman" w:hAnsi="Times New Roman" w:cs="Times New Roman"/>
-          <w:sz w:val="24"/>
-          <w:szCs w:val="24"/>
-        </w:rPr>
-        <w:t>Manrigold E.Barbosa</w:t>
-      </w:r>
+      <w:proofErr w:type="spellStart"/>
+      <w:r>
+        <w:rPr>
+          <w:rFonts w:ascii="Times New Roman" w:hAnsi="Times New Roman" w:cs="Times New Roman"/>
+          <w:sz w:val="24"/>
+          <w:szCs w:val="24"/>
+        </w:rPr>
+        <w:t>Manrigold</w:t>
+      </w:r>
+      <w:proofErr w:type="spellEnd"/>
+      <w:r>
+        <w:rPr>
+          <w:rFonts w:ascii="Times New Roman" w:hAnsi="Times New Roman" w:cs="Times New Roman"/>
+          <w:sz w:val="24"/>
+          <w:szCs w:val="24"/>
+        </w:rPr>
+        <w:t xml:space="preserve"> </w:t>
+      </w:r>
+      <w:proofErr w:type="spellStart"/>
+      <w:proofErr w:type="gramStart"/>
+      <w:r>
+        <w:rPr>
+          <w:rFonts w:ascii="Times New Roman" w:hAnsi="Times New Roman" w:cs="Times New Roman"/>
+          <w:sz w:val="24"/>
+          <w:szCs w:val="24"/>
+        </w:rPr>
+        <w:t>E.Barbosa</w:t>
+      </w:r>
+      <w:proofErr w:type="spellEnd"/>
+      <w:proofErr w:type="gramEnd"/>
     </w:p>
     <w:p>
       <w:pPr>
@@ -32196,7 +34101,25 @@
           <w:sz w:val="24"/>
           <w:szCs w:val="24"/>
         </w:rPr>
-        <w:t>Consolacion, Agoo, La Union</w:t>
+        <w:t xml:space="preserve">Consolacion, </w:t>
+      </w:r>
+      <w:proofErr w:type="spellStart"/>
+      <w:r>
+        <w:rPr>
+          <w:rFonts w:ascii="Times New Roman" w:hAnsi="Times New Roman" w:cs="Times New Roman"/>
+          <w:sz w:val="24"/>
+          <w:szCs w:val="24"/>
+        </w:rPr>
+        <w:t>Agoo</w:t>
+      </w:r>
+      <w:proofErr w:type="spellEnd"/>
+      <w:r>
+        <w:rPr>
+          <w:rFonts w:ascii="Times New Roman" w:hAnsi="Times New Roman" w:cs="Times New Roman"/>
+          <w:sz w:val="24"/>
+          <w:szCs w:val="24"/>
+        </w:rPr>
+        <w:t>, La Union</w:t>
       </w:r>
       <w:r>
         <w:rPr>
@@ -32346,13 +34269,23 @@
           <w:szCs w:val="24"/>
         </w:rPr>
       </w:pPr>
-      <w:r>
-        <w:rPr>
-          <w:rFonts w:ascii="Times New Roman" w:hAnsi="Times New Roman" w:cs="Times New Roman"/>
-          <w:sz w:val="24"/>
-          <w:szCs w:val="24"/>
-        </w:rPr>
-        <w:t>Poblacion East Rosario La Union</w:t>
+      <w:proofErr w:type="spellStart"/>
+      <w:r>
+        <w:rPr>
+          <w:rFonts w:ascii="Times New Roman" w:hAnsi="Times New Roman" w:cs="Times New Roman"/>
+          <w:sz w:val="24"/>
+          <w:szCs w:val="24"/>
+        </w:rPr>
+        <w:t>Poblacion</w:t>
+      </w:r>
+      <w:proofErr w:type="spellEnd"/>
+      <w:r>
+        <w:rPr>
+          <w:rFonts w:ascii="Times New Roman" w:hAnsi="Times New Roman" w:cs="Times New Roman"/>
+          <w:sz w:val="24"/>
+          <w:szCs w:val="24"/>
+        </w:rPr>
+        <w:t xml:space="preserve"> East Rosario La Union</w:t>
       </w:r>
     </w:p>
     <w:p>
@@ -32465,13 +34398,23 @@
           <w:szCs w:val="24"/>
         </w:rPr>
       </w:pPr>
-      <w:r>
-        <w:rPr>
-          <w:rFonts w:ascii="Times New Roman" w:hAnsi="Times New Roman" w:cs="Times New Roman"/>
-          <w:sz w:val="24"/>
-          <w:szCs w:val="24"/>
-        </w:rPr>
-        <w:t>Poblacion East Rosario La Union</w:t>
+      <w:proofErr w:type="spellStart"/>
+      <w:r>
+        <w:rPr>
+          <w:rFonts w:ascii="Times New Roman" w:hAnsi="Times New Roman" w:cs="Times New Roman"/>
+          <w:sz w:val="24"/>
+          <w:szCs w:val="24"/>
+        </w:rPr>
+        <w:t>Poblacion</w:t>
+      </w:r>
+      <w:proofErr w:type="spellEnd"/>
+      <w:r>
+        <w:rPr>
+          <w:rFonts w:ascii="Times New Roman" w:hAnsi="Times New Roman" w:cs="Times New Roman"/>
+          <w:sz w:val="24"/>
+          <w:szCs w:val="24"/>
+        </w:rPr>
+        <w:t xml:space="preserve"> East Rosario La Union</w:t>
       </w:r>
     </w:p>
     <w:p>
@@ -32645,13 +34588,23 @@
           <w:szCs w:val="24"/>
         </w:rPr>
       </w:pPr>
-      <w:r>
-        <w:rPr>
-          <w:rFonts w:ascii="Times New Roman" w:hAnsi="Times New Roman" w:cs="Times New Roman"/>
-          <w:sz w:val="24"/>
-          <w:szCs w:val="24"/>
-        </w:rPr>
-        <w:t>Poblacion East Rosario La Union</w:t>
+      <w:proofErr w:type="spellStart"/>
+      <w:r>
+        <w:rPr>
+          <w:rFonts w:ascii="Times New Roman" w:hAnsi="Times New Roman" w:cs="Times New Roman"/>
+          <w:sz w:val="24"/>
+          <w:szCs w:val="24"/>
+        </w:rPr>
+        <w:t>Poblacion</w:t>
+      </w:r>
+      <w:proofErr w:type="spellEnd"/>
+      <w:r>
+        <w:rPr>
+          <w:rFonts w:ascii="Times New Roman" w:hAnsi="Times New Roman" w:cs="Times New Roman"/>
+          <w:sz w:val="24"/>
+          <w:szCs w:val="24"/>
+        </w:rPr>
+        <w:t xml:space="preserve"> East Rosario La Union</w:t>
       </w:r>
     </w:p>
     <w:p>
@@ -40333,6 +42286,10 @@
 </file>
 
 <file path=customXml/item1.xml><?xml version="1.0" encoding="utf-8"?>
+<b:Sources xmlns:b="http://schemas.openxmlformats.org/officeDocument/2006/bibliography" xmlns="http://schemas.openxmlformats.org/officeDocument/2006/bibliography" SelectedStyle="\APASixthEditionOfficeOnline.xsl" StyleName="APA" Version="6"/>
+</file>
+
+<file path=customXml/item2.xml><?xml version="1.0" encoding="utf-8"?>
 <s:customData xmlns="http://www.wps.cn/officeDocument/2013/wpsCustomData" xmlns:s="http://www.wps.cn/officeDocument/2013/wpsCustomData">
   <customSectProps>
     <customSectPr/>
@@ -40344,10 +42301,6 @@
 </s:customData>
 </file>
 
-<file path=customXml/item2.xml><?xml version="1.0" encoding="utf-8"?>
-<b:Sources xmlns:b="http://schemas.openxmlformats.org/officeDocument/2006/bibliography" xmlns="http://schemas.openxmlformats.org/officeDocument/2006/bibliography" SelectedStyle="\APASixthEditionOfficeOnline.xsl" StyleName="APA" Version="6"/>
-</file>
-
 <file path=customXml/item3.xml><?xml version="1.0" encoding="utf-8"?>
 <go:gDocsCustomXmlDataStorage xmlns:go="http://customooxmlschemas.google.com/" xmlns:r="http://schemas.openxmlformats.org/officeDocument/2006/relationships">
   <go:docsCustomData xmlns:go="http://customooxmlschemas.google.com/" roundtripDataSignature="AMtx7mhaS3D4gmR3n2WXeMYZ06qCoyenUg==">AMUW2mVLcqBrFHOgcnQwMrVdeeBJXq/YyxjUJtE0GAQWNYsHmb7m696NbS0sfk+RBMjYWhInqp4Xk+OmqeC891V/yVt5pCOMYnsPDEO+6N5VxMYxgdRnZ/p6LU3I3rARNUjNU+iQhLB6</go:docsCustomData>
@@ -40355,17 +42308,17 @@
 </file>
 
 <file path=customXml/itemProps1.xml><?xml version="1.0" encoding="utf-8"?>
-<ds:datastoreItem xmlns:ds="http://schemas.openxmlformats.org/officeDocument/2006/customXml" ds:itemID="{B1977F7D-205B-4081-913C-38D41E755F92}">
+<ds:datastoreItem xmlns:ds="http://schemas.openxmlformats.org/officeDocument/2006/customXml" ds:itemID="{1EEFBC83-7E36-4617-BA87-AFC7874618C6}">
   <ds:schemaRefs>
-    <ds:schemaRef ds:uri="http://www.wps.cn/officeDocument/2013/wpsCustomData"/>
+    <ds:schemaRef ds:uri="http://schemas.openxmlformats.org/officeDocument/2006/bibliography"/>
   </ds:schemaRefs>
 </ds:datastoreItem>
 </file>
 
 <file path=customXml/itemProps2.xml><?xml version="1.0" encoding="utf-8"?>
-<ds:datastoreItem xmlns:ds="http://schemas.openxmlformats.org/officeDocument/2006/customXml" ds:itemID="{1EEFBC83-7E36-4617-BA87-AFC7874618C6}">
+<ds:datastoreItem xmlns:ds="http://schemas.openxmlformats.org/officeDocument/2006/customXml" ds:itemID="{B1977F7D-205B-4081-913C-38D41E755F92}">
   <ds:schemaRefs>
-    <ds:schemaRef ds:uri="http://schemas.openxmlformats.org/officeDocument/2006/bibliography"/>
+    <ds:schemaRef ds:uri="http://www.wps.cn/officeDocument/2013/wpsCustomData"/>
   </ds:schemaRefs>
 </ds:datastoreItem>
 </file>
